--- a/Вопрос ответ.docx
+++ b/Вопрос ответ.docx
@@ -7532,6 +7532,3699 @@
       </w:r>
     </w:p>
     <w:p/>
+    <w:p>
+      <w:r>
+        <w:br w:type="page"/>
+      </w:r>
+    </w:p>
+    <w:p>
+      <w:pPr>
+        <w:spacing w:before="0"/>
+      </w:pPr>
+      <w:r>
+        <w:rPr>
+          <w:rFonts w:ascii="Times New Roman" w:hAnsi="Times New Roman" w:eastAsia="Times New Roman"/>
+          <w:b/>
+          <w:sz w:val="28"/>
+        </w:rPr>
+        <w:t>Результаты исследования исходного кода — 29.09.2026</w:t>
+      </w:r>
+    </w:p>
+    <w:p>
+      <w:pPr>
+        <w:spacing w:before="0"/>
+      </w:pPr>
+      <w:r>
+        <w:rPr>
+          <w:rFonts w:ascii="Times New Roman" w:hAnsi="Times New Roman" w:eastAsia="Times New Roman"/>
+          <w:b w:val="0"/>
+          <w:sz w:val="22"/>
+        </w:rPr>
+        <w:t>Раздел добавлен 29.09.2026 по итогам статического анализа исходников АС «СберТранспорт» (без запуска сборок, тестов и без запросов к стенду). Таблицы выше сохранены без изменений как предыдущая редакция. Подробные доказательства (репозиторий, путь, строки, цитаты), сценарии проверки на стенде, недостающие зависимости и противоречия документов — в файле НАХОДКИ_FavoriteRoute.md. Сокращения путей: PR — passenger_request (заявки), TF — tariff-main (2) (пассажирские тарифы), GEO — geo, ADR — address, CP — client-passengers (фронт, релиз 02.08.2024), CRP — corp-passengers, RPT — passenger_reports, SRM — совместные поездки, RC — request-checks, ENUMS — общие enum. Метки: [КОД], [ТЕСТ: ПРОЧИТАН, НЕ ЗАПУЩЕН], [СТЕНД], [ТРЕБОВАНИЕ/РЕШЕНИЕ], [ПРЕДПОЛОЖЕНИЕ].</w:t>
+      </w:r>
+    </w:p>
+    <w:p>
+      <w:pPr>
+        <w:spacing w:before="0"/>
+      </w:pPr>
+      <w:r>
+        <w:rPr>
+          <w:rFonts w:ascii="Times New Roman" w:hAnsi="Times New Roman" w:eastAsia="Times New Roman"/>
+          <w:b w:val="0"/>
+          <w:sz w:val="22"/>
+        </w:rPr>
+        <w:t>Главное: waitTime и time в API заявок — миллисекунды, cost — копейки, distance — км; бесплатное ожидание — поле тарифа freeWaitingTime (мин): трансфер вычитает его на каждой точке, такси — только из ожидания первой точки (промежуточные оплачиваются без лимита); переключателя «не включать ожидание» в коде нет; сервер заявок не пересчитывает цену и не проверяет активность тарифа; маршрут с 3 и более точками попадает под лимит многоточечных заявок (по умолчанию 3 в сутки на пассажира); поле waitTimeSeconds есть только в неиспользуемой копии proto.</w:t>
+      </w:r>
+    </w:p>
+    <w:p>
+      <w:pPr>
+        <w:spacing w:before="200"/>
+      </w:pPr>
+      <w:r>
+        <w:rPr>
+          <w:rFonts w:ascii="Times New Roman" w:hAnsi="Times New Roman" w:eastAsia="Times New Roman"/>
+          <w:b/>
+          <w:sz w:val="24"/>
+        </w:rPr>
+        <w:t>Наши вопросы T01.1 — модель данных</w:t>
+      </w:r>
+    </w:p>
+    <w:tbl>
+      <w:tblPr>
+        <w:tblW w:type="auto" w:w="0"/>
+        <w:tblLayout w:type="fixed"/>
+        <w:tblLook w:firstColumn="1" w:firstRow="1" w:lastColumn="0" w:lastRow="0" w:noHBand="0" w:noVBand="1" w:val="04A0"/>
+        <w:tblBorders>
+          <w:top w:val="single" w:sz="4" w:space="0" w:color="808080"/>
+          <w:left w:val="single" w:sz="4" w:space="0" w:color="808080"/>
+          <w:bottom w:val="single" w:sz="4" w:space="0" w:color="808080"/>
+          <w:right w:val="single" w:sz="4" w:space="0" w:color="808080"/>
+          <w:insideH w:val="single" w:sz="4" w:space="0" w:color="808080"/>
+          <w:insideV w:val="single" w:sz="4" w:space="0" w:color="808080"/>
+        </w:tblBorders>
+      </w:tblPr>
+      <w:tblGrid>
+        <w:gridCol w:w="2428"/>
+        <w:gridCol w:w="2428"/>
+        <w:gridCol w:w="2428"/>
+        <w:gridCol w:w="2428"/>
+        <w:gridCol w:w="2428"/>
+        <w:gridCol w:w="2428"/>
+      </w:tblGrid>
+      <w:tr>
+        <w:tc>
+          <w:tcPr>
+            <w:tcW w:type="dxa" w:w="1701"/>
+          </w:tcPr>
+          <w:p>
+            <w:r/>
+            <w:r>
+              <w:rPr>
+                <w:rFonts w:ascii="Times New Roman" w:hAnsi="Times New Roman" w:eastAsia="Times New Roman"/>
+                <w:b/>
+                <w:sz w:val="18"/>
+              </w:rPr>
+              <w:t>ID и вопрос</w:t>
+            </w:r>
+          </w:p>
+        </w:tc>
+        <w:tc>
+          <w:tcPr>
+            <w:tcW w:type="dxa" w:w="4082"/>
+          </w:tcPr>
+          <w:p>
+            <w:r/>
+            <w:r>
+              <w:rPr>
+                <w:rFonts w:ascii="Times New Roman" w:hAnsi="Times New Roman" w:eastAsia="Times New Roman"/>
+                <w:b/>
+                <w:sz w:val="18"/>
+              </w:rPr>
+              <w:t>Подробный ответ</w:t>
+            </w:r>
+          </w:p>
+        </w:tc>
+        <w:tc>
+          <w:tcPr>
+            <w:tcW w:type="dxa" w:w="3175"/>
+          </w:tcPr>
+          <w:p>
+            <w:r/>
+            <w:r>
+              <w:rPr>
+                <w:rFonts w:ascii="Times New Roman" w:hAnsi="Times New Roman" w:eastAsia="Times New Roman"/>
+                <w:b/>
+                <w:sz w:val="18"/>
+              </w:rPr>
+              <w:t>Что подтверждено и источник</w:t>
+            </w:r>
+          </w:p>
+        </w:tc>
+        <w:tc>
+          <w:tcPr>
+            <w:tcW w:type="dxa" w:w="1587"/>
+          </w:tcPr>
+          <w:p>
+            <w:r/>
+            <w:r>
+              <w:rPr>
+                <w:rFonts w:ascii="Times New Roman" w:hAnsi="Times New Roman" w:eastAsia="Times New Roman"/>
+                <w:b/>
+                <w:sz w:val="18"/>
+              </w:rPr>
+              <w:t>Техническая часть</w:t>
+            </w:r>
+          </w:p>
+        </w:tc>
+        <w:tc>
+          <w:tcPr>
+            <w:tcW w:type="dxa" w:w="1701"/>
+          </w:tcPr>
+          <w:p>
+            <w:r/>
+            <w:r>
+              <w:rPr>
+                <w:rFonts w:ascii="Times New Roman" w:hAnsi="Times New Roman" w:eastAsia="Times New Roman"/>
+                <w:b/>
+                <w:sz w:val="18"/>
+              </w:rPr>
+              <w:t>Решение для FavoriteRoute</w:t>
+            </w:r>
+          </w:p>
+        </w:tc>
+        <w:tc>
+          <w:tcPr>
+            <w:tcW w:type="dxa" w:w="2154"/>
+          </w:tcPr>
+          <w:p>
+            <w:r/>
+            <w:r>
+              <w:rPr>
+                <w:rFonts w:ascii="Times New Roman" w:hAnsi="Times New Roman" w:eastAsia="Times New Roman"/>
+                <w:b/>
+                <w:sz w:val="18"/>
+              </w:rPr>
+              <w:t>Что ещё выяснить и у кого</w:t>
+            </w:r>
+          </w:p>
+        </w:tc>
+      </w:tr>
+      <w:tr>
+        <w:tc>
+          <w:tcPr>
+            <w:tcW w:type="dxa" w:w="1701"/>
+          </w:tcPr>
+          <w:p>
+            <w:r/>
+            <w:r>
+              <w:rPr>
+                <w:rFonts w:ascii="Times New Roman" w:hAnsi="Times New Roman" w:eastAsia="Times New Roman"/>
+                <w:b/>
+                <w:sz w:val="18"/>
+              </w:rPr>
+              <w:t>D01 Состав точки и преобразование адреса</w:t>
+            </w:r>
+          </w:p>
+        </w:tc>
+        <w:tc>
+          <w:tcPr>
+            <w:tcW w:type="dxa" w:w="4082"/>
+          </w:tcPr>
+          <w:p>
+            <w:r/>
+            <w:r>
+              <w:rPr>
+                <w:rFonts w:ascii="Times New Roman" w:hAnsi="Times New Roman" w:eastAsia="Times New Roman"/>
+                <w:b w:val="0"/>
+                <w:sz w:val="18"/>
+              </w:rPr>
+              <w:t>Сервис адресов отдаёт Address{id,country,region,city,street,house,building,structure,latitude,longitude,count,label} в группах FREQUENTLY/FAVORITE/COMMON. Точка заявки (WaypointDTO) не содержит id, label, district; содержит служебные existInVspGosbTbRegistry, чекины, active, waitTime. district есть только в DTO тарифа/geo. id адреса из COMMON-выдачи генерируется случайно при каждом ответе, если geo не вернул id — стабильным ключом не является. Проверок «пара координат ↔ текст адреса» на сервере заявок не найдено. Цепочка одинакова для TAXI и GROUP_TRANSFER (один NewRequestDTO).</w:t>
+            </w:r>
+          </w:p>
+        </w:tc>
+        <w:tc>
+          <w:tcPr>
+            <w:tcW w:type="dxa" w:w="3175"/>
+          </w:tcPr>
+          <w:p>
+            <w:r/>
+            <w:r>
+              <w:rPr>
+                <w:rFonts w:ascii="Times New Roman" w:hAnsi="Times New Roman" w:eastAsia="Times New Roman"/>
+                <w:b w:val="0"/>
+                <w:sz w:val="18"/>
+              </w:rPr>
+              <w:t>[КОД] ADR AddressControllerImpl.java:78-80, GeoClientImpl.java:59; PR dto/WaypointDTO.java:28-119; PR database/model/Address.java (нет district); TF ru/sber/transport/tariff/model/WaypointDTO.java:25; адреса.yml required id,country,region,latitude,longitude</w:t>
+            </w:r>
+          </w:p>
+        </w:tc>
+        <w:tc>
+          <w:tcPr>
+            <w:tcW w:type="dxa" w:w="1587"/>
+          </w:tcPr>
+          <w:p>
+            <w:r/>
+            <w:r>
+              <w:rPr>
+                <w:rFonts w:ascii="Times New Roman" w:hAnsi="Times New Roman" w:eastAsia="Times New Roman"/>
+                <w:b w:val="0"/>
+                <w:sz w:val="18"/>
+              </w:rPr>
+              <w:t>Подтверждена кодом (цепочка), Частично (версия адресного API на стенде)</w:t>
+            </w:r>
+          </w:p>
+        </w:tc>
+        <w:tc>
+          <w:tcPr>
+            <w:tcW w:type="dxa" w:w="1701"/>
+          </w:tcPr>
+          <w:p>
+            <w:r/>
+            <w:r>
+              <w:rPr>
+                <w:rFonts w:ascii="Times New Roman" w:hAnsi="Times New Roman" w:eastAsia="Times New Roman"/>
+                <w:b w:val="0"/>
+                <w:sz w:val="18"/>
+              </w:rPr>
+              <w:t>Архитектор: минимальный состав точки и JSONB — проектное решение</w:t>
+            </w:r>
+          </w:p>
+        </w:tc>
+        <w:tc>
+          <w:tcPr>
+            <w:tcW w:type="dxa" w:w="2154"/>
+          </w:tcPr>
+          <w:p>
+            <w:r/>
+            <w:r>
+              <w:rPr>
+                <w:rFonts w:ascii="Times New Roman" w:hAnsi="Times New Roman" w:eastAsia="Times New Roman"/>
+                <w:b w:val="0"/>
+                <w:sz w:val="18"/>
+              </w:rPr>
+              <w:t>Владелец Address: какая версия API на стенде (код 3.21 генерируется из внешней спецификации apistudio, в репо — 3.16.0); нужен ли objectId 2ГИС</w:t>
+            </w:r>
+          </w:p>
+        </w:tc>
+      </w:tr>
+      <w:tr>
+        <w:tc>
+          <w:tcPr>
+            <w:tcW w:type="dxa" w:w="1701"/>
+          </w:tcPr>
+          <w:p>
+            <w:r/>
+            <w:r>
+              <w:rPr>
+                <w:rFonts w:ascii="Times New Roman" w:hAnsi="Times New Roman" w:eastAsia="Times New Roman"/>
+                <w:b/>
+                <w:sz w:val="18"/>
+              </w:rPr>
+              <w:t>D02 Ожидание в точках</w:t>
+            </w:r>
+          </w:p>
+        </w:tc>
+        <w:tc>
+          <w:tcPr>
+            <w:tcW w:type="dxa" w:w="4082"/>
+          </w:tcPr>
+          <w:p>
+            <w:r/>
+            <w:r>
+              <w:rPr>
+                <w:rFonts w:ascii="Times New Roman" w:hAnsi="Times New Roman" w:eastAsia="Times New Roman"/>
+                <w:b w:val="0"/>
+                <w:sz w:val="18"/>
+              </w:rPr>
+              <w:t>В UI ожидание вводится только для промежуточных точек при ≥ 3 точках, минуты, без максимума, допускаются дробные (NumericInput пропускает .). В JSON — мс. Сервер заявок не валидирует waitTime (нет аннотаций), хранит Duration в int8. Единственный порог — асинхронная fraud-проверка только TAXI: сумма минут по точкам &gt; 60 (default) → fraud; при distance ≤ 50000 м всегда, иначе только если город один. Проверка не блокирует создание.</w:t>
+            </w:r>
+          </w:p>
+        </w:tc>
+        <w:tc>
+          <w:tcPr>
+            <w:tcW w:type="dxa" w:w="3175"/>
+          </w:tcPr>
+          <w:p>
+            <w:r/>
+            <w:r>
+              <w:rPr>
+                <w:rFonts w:ascii="Times New Roman" w:hAnsi="Times New Roman" w:eastAsia="Times New Roman"/>
+                <w:b w:val="0"/>
+                <w:sz w:val="18"/>
+              </w:rPr>
+              <w:t>[КОД] CP CreateTripRequest/Components/Waypoints.tsx:351; CP shared/models/geo/Waypoint.model.ts:72-80; CP shared/components/NumericInput/index.tsx; PR service/impl/RequestForTaxiServiceImpl.java:284,860-891; PR-res application.yml:154-157</w:t>
+            </w:r>
+          </w:p>
+        </w:tc>
+        <w:tc>
+          <w:tcPr>
+            <w:tcW w:type="dxa" w:w="1587"/>
+          </w:tcPr>
+          <w:p>
+            <w:r/>
+            <w:r>
+              <w:rPr>
+                <w:rFonts w:ascii="Times New Roman" w:hAnsi="Times New Roman" w:eastAsia="Times New Roman"/>
+                <w:b w:val="0"/>
+                <w:sz w:val="18"/>
+              </w:rPr>
+              <w:t>Подтверждена кодом (текущее поведение)</w:t>
+            </w:r>
+          </w:p>
+        </w:tc>
+        <w:tc>
+          <w:tcPr>
+            <w:tcW w:type="dxa" w:w="1701"/>
+          </w:tcPr>
+          <w:p>
+            <w:r/>
+            <w:r>
+              <w:rPr>
+                <w:rFonts w:ascii="Times New Roman" w:hAnsi="Times New Roman" w:eastAsia="Times New Roman"/>
+                <w:b w:val="0"/>
+                <w:sz w:val="18"/>
+              </w:rPr>
+              <w:t>Заказчик: максимум, шаг, пустое значение, крайние точки</w:t>
+            </w:r>
+          </w:p>
+        </w:tc>
+        <w:tc>
+          <w:tcPr>
+            <w:tcW w:type="dxa" w:w="2154"/>
+          </w:tcPr>
+          <w:p>
+            <w:r/>
+            <w:r>
+              <w:rPr>
+                <w:rFonts w:ascii="Times New Roman" w:hAnsi="Times New Roman" w:eastAsia="Times New Roman"/>
+                <w:b w:val="0"/>
+                <w:sz w:val="18"/>
+              </w:rPr>
+              <w:t>Заказчик — бизнес-лимиты; владелец заявок — будет ли fraud-проверка применяться к избранным маршрутам</w:t>
+            </w:r>
+          </w:p>
+        </w:tc>
+      </w:tr>
+      <w:tr>
+        <w:tc>
+          <w:tcPr>
+            <w:tcW w:type="dxa" w:w="1701"/>
+          </w:tcPr>
+          <w:p>
+            <w:r/>
+            <w:r>
+              <w:rPr>
+                <w:rFonts w:ascii="Times New Roman" w:hAnsi="Times New Roman" w:eastAsia="Times New Roman"/>
+                <w:b/>
+                <w:sz w:val="18"/>
+              </w:rPr>
+              <w:t>D03 Бесплатное ожидание</w:t>
+            </w:r>
+          </w:p>
+        </w:tc>
+        <w:tc>
+          <w:tcPr>
+            <w:tcW w:type="dxa" w:w="4082"/>
+          </w:tcPr>
+          <w:p>
+            <w:r/>
+            <w:r>
+              <w:rPr>
+                <w:rFonts w:ascii="Times New Roman" w:hAnsi="Times New Roman" w:eastAsia="Times New Roman"/>
+                <w:b w:val="0"/>
+                <w:sz w:val="18"/>
+              </w:rPr>
+              <w:t>Лимит — freeWaitingTime (int, минуты) в тарифе клиента (income-тариф выбранного класса), читается в момент расчёта из актуальной записи тарифа. TAXI: вычитается только из ожидания первой точки; GROUP_TRANSFER: из каждой точки отдельно. Между расчётом и оформлением сервер заявок цену не пересчитывает — сохраняет expected.cost от клиента.</w:t>
+            </w:r>
+          </w:p>
+        </w:tc>
+        <w:tc>
+          <w:tcPr>
+            <w:tcW w:type="dxa" w:w="3175"/>
+          </w:tcPr>
+          <w:p>
+            <w:r/>
+            <w:r>
+              <w:rPr>
+                <w:rFonts w:ascii="Times New Roman" w:hAnsi="Times New Roman" w:eastAsia="Times New Roman"/>
+                <w:b w:val="0"/>
+                <w:sz w:val="18"/>
+              </w:rPr>
+              <w:t>[КОД] TF database/model/TaxiTariff.java:94, GroupTransferTariff.java:88; TF service/impl/CalculateServiceImpl.java:870-882,1016-1033; PR RequestForGroupTransferServiceImpl.java:162, RequestForTaxiServiceImpl.java:198</w:t>
+            </w:r>
+          </w:p>
+        </w:tc>
+        <w:tc>
+          <w:tcPr>
+            <w:tcW w:type="dxa" w:w="1587"/>
+          </w:tcPr>
+          <w:p>
+            <w:r/>
+            <w:r>
+              <w:rPr>
+                <w:rFonts w:ascii="Times New Roman" w:hAnsi="Times New Roman" w:eastAsia="Times New Roman"/>
+                <w:b w:val="0"/>
+                <w:sz w:val="18"/>
+              </w:rPr>
+              <w:t>Подтверждена кодом (источник и формула); Нужна проверка стенда (фактические значения тарифов)</w:t>
+            </w:r>
+          </w:p>
+        </w:tc>
+        <w:tc>
+          <w:tcPr>
+            <w:tcW w:type="dxa" w:w="1701"/>
+          </w:tcPr>
+          <w:p>
+            <w:r/>
+            <w:r>
+              <w:rPr>
+                <w:rFonts w:ascii="Times New Roman" w:hAnsi="Times New Roman" w:eastAsia="Times New Roman"/>
+                <w:b w:val="0"/>
+                <w:sz w:val="18"/>
+              </w:rPr>
+              <w:t>Смешанный: заказчик — смысл «можно не включать» и политика обновления; архитектор — снимок/чтение</w:t>
+            </w:r>
+          </w:p>
+        </w:tc>
+        <w:tc>
+          <w:tcPr>
+            <w:tcW w:type="dxa" w:w="2154"/>
+          </w:tcPr>
+          <w:p>
+            <w:r/>
+            <w:r>
+              <w:rPr>
+                <w:rFonts w:ascii="Times New Roman" w:hAnsi="Times New Roman" w:eastAsia="Times New Roman"/>
+                <w:b w:val="0"/>
+                <w:sz w:val="18"/>
+              </w:rPr>
+              <w:t>Заказчик (Гусева И. П.); владелец TariffService</w:t>
+            </w:r>
+          </w:p>
+        </w:tc>
+      </w:tr>
+      <w:tr>
+        <w:tc>
+          <w:tcPr>
+            <w:tcW w:type="dxa" w:w="1701"/>
+          </w:tcPr>
+          <w:p>
+            <w:r/>
+            <w:r>
+              <w:rPr>
+                <w:rFonts w:ascii="Times New Roman" w:hAnsi="Times New Roman" w:eastAsia="Times New Roman"/>
+                <w:b/>
+                <w:sz w:val="18"/>
+              </w:rPr>
+              <w:t>D04 История и версия</w:t>
+            </w:r>
+          </w:p>
+        </w:tc>
+        <w:tc>
+          <w:tcPr>
+            <w:tcW w:type="dxa" w:w="4082"/>
+          </w:tcPr>
+          <w:p>
+            <w:r/>
+            <w:r>
+              <w:rPr>
+                <w:rFonts w:ascii="Times New Roman" w:hAnsi="Times New Roman" w:eastAsia="Times New Roman"/>
+                <w:b w:val="0"/>
+                <w:sz w:val="18"/>
+              </w:rPr>
+              <w:t>Envers подключён в сервисе заявок (@Audited на Request, схема request_audit, ревизия с user_id и timestamp). @Version, ETag, optimistic locking — не найдены ни в одном пассажирском сервисе. Библиотека audit пишет журнал HTTP-действий (кто/какой endpoint/результат), без before/after. javers-jooq-starter объявлен в trips, но в коде не используется. В trips история — типизированные строки действий (TripHistoryItem) без старого/нового значения стоимости.</w:t>
+            </w:r>
+          </w:p>
+        </w:tc>
+        <w:tc>
+          <w:tcPr>
+            <w:tcW w:type="dxa" w:w="3175"/>
+          </w:tcPr>
+          <w:p>
+            <w:r/>
+            <w:r>
+              <w:rPr>
+                <w:rFonts w:ascii="Times New Roman" w:hAnsi="Times New Roman" w:eastAsia="Times New Roman"/>
+                <w:b w:val="0"/>
+                <w:sz w:val="18"/>
+              </w:rPr>
+              <w:t>[КОД] PR database/model/Request.java:54; PR database/model/publicTransport/CustomRevision.java:18,35; PR RequestApplication.java:46; AUD writer/impl/AuditWriterImpl.java:41-66; TRIPS business/model/TripHistoryItem.java, web/service/impl/TripServiceImpl.java:590-603</w:t>
+            </w:r>
+          </w:p>
+        </w:tc>
+        <w:tc>
+          <w:tcPr>
+            <w:tcW w:type="dxa" w:w="1587"/>
+          </w:tcPr>
+          <w:p>
+            <w:r/>
+            <w:r>
+              <w:rPr>
+                <w:rFonts w:ascii="Times New Roman" w:hAnsi="Times New Roman" w:eastAsia="Times New Roman"/>
+                <w:b w:val="0"/>
+                <w:sz w:val="18"/>
+              </w:rPr>
+              <w:t>Подтверждена кодом (что есть в платформе)</w:t>
+            </w:r>
+          </w:p>
+        </w:tc>
+        <w:tc>
+          <w:tcPr>
+            <w:tcW w:type="dxa" w:w="1701"/>
+          </w:tcPr>
+          <w:p>
+            <w:r/>
+            <w:r>
+              <w:rPr>
+                <w:rFonts w:ascii="Times New Roman" w:hAnsi="Times New Roman" w:eastAsia="Times New Roman"/>
+                <w:b w:val="0"/>
+                <w:sz w:val="18"/>
+              </w:rPr>
+              <w:t>Архитектор (Демченко А.)</w:t>
+            </w:r>
+          </w:p>
+        </w:tc>
+        <w:tc>
+          <w:tcPr>
+            <w:tcW w:type="dxa" w:w="2154"/>
+          </w:tcPr>
+          <w:p>
+            <w:r/>
+            <w:r>
+              <w:rPr>
+                <w:rFonts w:ascii="Times New Roman" w:hAnsi="Times New Roman" w:eastAsia="Times New Roman"/>
+                <w:b w:val="0"/>
+                <w:sz w:val="18"/>
+              </w:rPr>
+              <w:t>Выбор: полные версии / снимок в заявке / EAV; ключ версии и конкуренция</w:t>
+            </w:r>
+          </w:p>
+        </w:tc>
+      </w:tr>
+      <w:tr>
+        <w:tc>
+          <w:tcPr>
+            <w:tcW w:type="dxa" w:w="1701"/>
+          </w:tcPr>
+          <w:p>
+            <w:r/>
+            <w:r>
+              <w:rPr>
+                <w:rFonts w:ascii="Times New Roman" w:hAnsi="Times New Roman" w:eastAsia="Times New Roman"/>
+                <w:b/>
+                <w:sz w:val="18"/>
+              </w:rPr>
+              <w:t>D05 Истечение и повторная активация</w:t>
+            </w:r>
+          </w:p>
+        </w:tc>
+        <w:tc>
+          <w:tcPr>
+            <w:tcW w:type="dxa" w:w="4082"/>
+          </w:tcPr>
+          <w:p>
+            <w:r/>
+            <w:r>
+              <w:rPr>
+                <w:rFonts w:ascii="Times New Roman" w:hAnsi="Times New Roman" w:eastAsia="Times New Roman"/>
+                <w:b w:val="0"/>
+                <w:sz w:val="18"/>
+              </w:rPr>
+              <w:t>Аналоги: тариф — флаг active; трансфер — tariffStartDate/EndDate, фильтр по дате поездки при подборе автомобиля; договор — endDate и ночной шедулер active=false (без события Kafka). «Удаление» тарифа = active=false. Авто-переактивации нет; повторное сохранение похожего тарифа такси деактивирует старый.</w:t>
+            </w:r>
+          </w:p>
+        </w:tc>
+        <w:tc>
+          <w:tcPr>
+            <w:tcW w:type="dxa" w:w="3175"/>
+          </w:tcPr>
+          <w:p>
+            <w:r/>
+            <w:r>
+              <w:rPr>
+                <w:rFonts w:ascii="Times New Roman" w:hAnsi="Times New Roman" w:eastAsia="Times New Roman"/>
+                <w:b w:val="0"/>
+                <w:sz w:val="18"/>
+              </w:rPr>
+              <w:t>[КОД] TF database/model/BaseTariff.java (active); TF scheduler/ContractCheckerScheduler.java:18; TF service/impl/ContractServiceImpl.java:47-57,104; TF service/impl/TariffServiceImpl.java:205-214,608-652</w:t>
+            </w:r>
+          </w:p>
+        </w:tc>
+        <w:tc>
+          <w:tcPr>
+            <w:tcW w:type="dxa" w:w="1587"/>
+          </w:tcPr>
+          <w:p>
+            <w:r/>
+            <w:r>
+              <w:rPr>
+                <w:rFonts w:ascii="Times New Roman" w:hAnsi="Times New Roman" w:eastAsia="Times New Roman"/>
+                <w:b w:val="0"/>
+                <w:sz w:val="18"/>
+              </w:rPr>
+              <w:t>Подтверждена кодом (аналоги)</w:t>
+            </w:r>
+          </w:p>
+        </w:tc>
+        <w:tc>
+          <w:tcPr>
+            <w:tcW w:type="dxa" w:w="1701"/>
+          </w:tcPr>
+          <w:p>
+            <w:r/>
+            <w:r>
+              <w:rPr>
+                <w:rFonts w:ascii="Times New Roman" w:hAnsi="Times New Roman" w:eastAsia="Times New Roman"/>
+                <w:b w:val="0"/>
+                <w:sz w:val="18"/>
+              </w:rPr>
+              <w:t>Заказчик: реактивация истёкшего; Архитектор: поля жизненного цикла</w:t>
+            </w:r>
+          </w:p>
+        </w:tc>
+        <w:tc>
+          <w:tcPr>
+            <w:tcW w:type="dxa" w:w="2154"/>
+          </w:tcPr>
+          <w:p>
+            <w:r/>
+            <w:r>
+              <w:rPr>
+                <w:rFonts w:ascii="Times New Roman" w:hAnsi="Times New Roman" w:eastAsia="Times New Roman"/>
+                <w:b w:val="0"/>
+                <w:sz w:val="18"/>
+              </w:rPr>
+              <w:t>Правило для FavoriteRoute из тарифа не выводится</w:t>
+            </w:r>
+          </w:p>
+        </w:tc>
+      </w:tr>
+      <w:tr>
+        <w:tc>
+          <w:tcPr>
+            <w:tcW w:type="dxa" w:w="1701"/>
+          </w:tcPr>
+          <w:p>
+            <w:r/>
+            <w:r>
+              <w:rPr>
+                <w:rFonts w:ascii="Times New Roman" w:hAnsi="Times New Roman" w:eastAsia="Times New Roman"/>
+                <w:b/>
+                <w:sz w:val="18"/>
+              </w:rPr>
+              <w:t>D06 Единицы и диапазоны</w:t>
+            </w:r>
+          </w:p>
+        </w:tc>
+        <w:tc>
+          <w:tcPr>
+            <w:tcW w:type="dxa" w:w="4082"/>
+          </w:tcPr>
+          <w:p>
+            <w:r/>
+            <w:r>
+              <w:rPr>
+                <w:rFonts w:ascii="Times New Roman" w:hAnsi="Times New Roman" w:eastAsia="Times New Roman"/>
+                <w:b w:val="0"/>
+                <w:sz w:val="18"/>
+              </w:rPr>
+              <w:t>См. матрицу D06: cost/outcomeCost — копейки (double в заявке, long в тарифе); distance — км double; time, waitTime — мс в JSON, Duration в Java, int8 в БД; freeWaitingTime — минуты int. Округление: минуты везде через toMinutes() (усечение), стоимость — (long) (усечение), Math.round(distance) только для порога minKm.</w:t>
+            </w:r>
+          </w:p>
+        </w:tc>
+        <w:tc>
+          <w:tcPr>
+            <w:tcW w:type="dxa" w:w="3175"/>
+          </w:tcPr>
+          <w:p>
+            <w:r/>
+            <w:r>
+              <w:rPr>
+                <w:rFonts w:ascii="Times New Roman" w:hAnsi="Times New Roman" w:eastAsia="Times New Roman"/>
+                <w:b w:val="0"/>
+                <w:sz w:val="18"/>
+              </w:rPr>
+              <w:t>[КОД] см. D06 в разделе D</w:t>
+            </w:r>
+          </w:p>
+        </w:tc>
+        <w:tc>
+          <w:tcPr>
+            <w:tcW w:type="dxa" w:w="1587"/>
+          </w:tcPr>
+          <w:p>
+            <w:r/>
+            <w:r>
+              <w:rPr>
+                <w:rFonts w:ascii="Times New Roman" w:hAnsi="Times New Roman" w:eastAsia="Times New Roman"/>
+                <w:b w:val="0"/>
+                <w:sz w:val="18"/>
+              </w:rPr>
+              <w:t>Частично (БД-представление Duration зависит от Hibernate-маппинга)</w:t>
+            </w:r>
+          </w:p>
+        </w:tc>
+        <w:tc>
+          <w:tcPr>
+            <w:tcW w:type="dxa" w:w="1701"/>
+          </w:tcPr>
+          <w:p>
+            <w:r/>
+            <w:r>
+              <w:rPr>
+                <w:rFonts w:ascii="Times New Roman" w:hAnsi="Times New Roman" w:eastAsia="Times New Roman"/>
+                <w:b w:val="0"/>
+                <w:sz w:val="18"/>
+              </w:rPr>
+              <w:t>Архитектор/разработчик T01.4</w:t>
+            </w:r>
+          </w:p>
+        </w:tc>
+        <w:tc>
+          <w:tcPr>
+            <w:tcW w:type="dxa" w:w="2154"/>
+          </w:tcPr>
+          <w:p>
+            <w:r/>
+            <w:r>
+              <w:rPr>
+                <w:rFonts w:ascii="Times New Roman" w:hAnsi="Times New Roman" w:eastAsia="Times New Roman"/>
+                <w:b w:val="0"/>
+                <w:sz w:val="18"/>
+              </w:rPr>
+              <w:t>Проверить фактические значения int8 в БД заявок (нс или мс)</w:t>
+            </w:r>
+          </w:p>
+        </w:tc>
+      </w:tr>
+      <w:tr>
+        <w:tc>
+          <w:tcPr>
+            <w:tcW w:type="dxa" w:w="1701"/>
+          </w:tcPr>
+          <w:p>
+            <w:r/>
+            <w:r>
+              <w:rPr>
+                <w:rFonts w:ascii="Times New Roman" w:hAnsi="Times New Roman" w:eastAsia="Times New Roman"/>
+                <w:b/>
+                <w:sz w:val="18"/>
+              </w:rPr>
+              <w:t>D07 Цель поездки</w:t>
+            </w:r>
+          </w:p>
+        </w:tc>
+        <w:tc>
+          <w:tcPr>
+            <w:tcW w:type="dxa" w:w="4082"/>
+          </w:tcPr>
+          <w:p>
+            <w:r/>
+            <w:r>
+              <w:rPr>
+                <w:rFonts w:ascii="Times New Roman" w:hAnsi="Times New Roman" w:eastAsia="Times New Roman"/>
+                <w:b w:val="0"/>
+                <w:sz w:val="18"/>
+              </w:rPr>
+              <w:t>Цель — обязательный атрибут заявки (purpose @NotNull), отдельный справочник TripPurpose, есть «частые цели». Новое поле категории в маршруте кодом не требуется.</w:t>
+            </w:r>
+          </w:p>
+        </w:tc>
+        <w:tc>
+          <w:tcPr>
+            <w:tcW w:type="dxa" w:w="3175"/>
+          </w:tcPr>
+          <w:p>
+            <w:r/>
+            <w:r>
+              <w:rPr>
+                <w:rFonts w:ascii="Times New Roman" w:hAnsi="Times New Roman" w:eastAsia="Times New Roman"/>
+                <w:b w:val="0"/>
+                <w:sz w:val="18"/>
+              </w:rPr>
+              <w:t>[КОД] PR dto/NewRequestDTO.java:111-118; PR controller/RequestController.java:33 (frequentlyTripPurpose); [ТРЕБОВАНИЕ/РЕШЕНИЕ] протокол 17.09 п.9</w:t>
+            </w:r>
+          </w:p>
+        </w:tc>
+        <w:tc>
+          <w:tcPr>
+            <w:tcW w:type="dxa" w:w="1587"/>
+          </w:tcPr>
+          <w:p>
+            <w:r/>
+            <w:r>
+              <w:rPr>
+                <w:rFonts w:ascii="Times New Roman" w:hAnsi="Times New Roman" w:eastAsia="Times New Roman"/>
+                <w:b w:val="0"/>
+                <w:sz w:val="18"/>
+              </w:rPr>
+              <w:t>Подтверждена кодом</w:t>
+            </w:r>
+          </w:p>
+        </w:tc>
+        <w:tc>
+          <w:tcPr>
+            <w:tcW w:type="dxa" w:w="1701"/>
+          </w:tcPr>
+          <w:p>
+            <w:r/>
+            <w:r>
+              <w:rPr>
+                <w:rFonts w:ascii="Times New Roman" w:hAnsi="Times New Roman" w:eastAsia="Times New Roman"/>
+                <w:b w:val="0"/>
+                <w:sz w:val="18"/>
+              </w:rPr>
+              <w:t>Есть согласованное решение (17.09 п.9: цель относится к заявке)</w:t>
+            </w:r>
+          </w:p>
+        </w:tc>
+        <w:tc>
+          <w:tcPr>
+            <w:tcW w:type="dxa" w:w="2154"/>
+          </w:tcPr>
+          <w:p>
+            <w:r/>
+            <w:r>
+              <w:rPr>
+                <w:rFonts w:ascii="Times New Roman" w:hAnsi="Times New Roman" w:eastAsia="Times New Roman"/>
+                <w:b w:val="0"/>
+                <w:sz w:val="18"/>
+              </w:rPr>
+              <w:t>—</w:t>
+            </w:r>
+          </w:p>
+        </w:tc>
+      </w:tr>
+      <w:tr>
+        <w:tc>
+          <w:tcPr>
+            <w:tcW w:type="dxa" w:w="1701"/>
+          </w:tcPr>
+          <w:p>
+            <w:r/>
+            <w:r>
+              <w:rPr>
+                <w:rFonts w:ascii="Times New Roman" w:hAnsi="Times New Roman" w:eastAsia="Times New Roman"/>
+                <w:b/>
+                <w:sz w:val="18"/>
+              </w:rPr>
+              <w:t>D08 Коды классов</w:t>
+            </w:r>
+          </w:p>
+        </w:tc>
+        <w:tc>
+          <w:tcPr>
+            <w:tcW w:type="dxa" w:w="4082"/>
+          </w:tcPr>
+          <w:p>
+            <w:r/>
+            <w:r>
+              <w:rPr>
+                <w:rFonts w:ascii="Times New Roman" w:hAnsi="Times New Roman" w:eastAsia="Times New Roman"/>
+                <w:b w:val="0"/>
+                <w:sz w:val="18"/>
+              </w:rPr>
+              <w:t>TaxiClass: ECONOMY, COMFORT, COMFORT_PLUS, BUSINESS, OFFICIAL (+ VIP_BUS, SMALL_BUS, MIDDLE_BUS, LARGE_BUS — автобусы). GroupTransferClass: TRANSFER, TRANSFER_COMFORT, TRANSFER_COMFORT_PLUS, TRANSFER_BUSINESS, TRANSFER_VIP, TRANSFER_CAR_CHOICE. Расхождений со стендом нет.</w:t>
+            </w:r>
+          </w:p>
+        </w:tc>
+        <w:tc>
+          <w:tcPr>
+            <w:tcW w:type="dxa" w:w="3175"/>
+          </w:tcPr>
+          <w:p>
+            <w:r/>
+            <w:r>
+              <w:rPr>
+                <w:rFonts w:ascii="Times New Roman" w:hAnsi="Times New Roman" w:eastAsia="Times New Roman"/>
+                <w:b w:val="0"/>
+                <w:sz w:val="18"/>
+              </w:rPr>
+              <w:t>[КОД] ENUMS TaxiClass.java:21-53, GroupTransferClass.java:18-28</w:t>
+            </w:r>
+          </w:p>
+        </w:tc>
+        <w:tc>
+          <w:tcPr>
+            <w:tcW w:type="dxa" w:w="1587"/>
+          </w:tcPr>
+          <w:p>
+            <w:r/>
+            <w:r>
+              <w:rPr>
+                <w:rFonts w:ascii="Times New Roman" w:hAnsi="Times New Roman" w:eastAsia="Times New Roman"/>
+                <w:b w:val="0"/>
+                <w:sz w:val="18"/>
+              </w:rPr>
+              <w:t>Подтверждена кодом</w:t>
+            </w:r>
+          </w:p>
+        </w:tc>
+        <w:tc>
+          <w:tcPr>
+            <w:tcW w:type="dxa" w:w="1701"/>
+          </w:tcPr>
+          <w:p>
+            <w:r/>
+            <w:r>
+              <w:rPr>
+                <w:rFonts w:ascii="Times New Roman" w:hAnsi="Times New Roman" w:eastAsia="Times New Roman"/>
+                <w:b w:val="0"/>
+                <w:sz w:val="18"/>
+              </w:rPr>
+              <w:t>Есть согласованное решение</w:t>
+            </w:r>
+          </w:p>
+        </w:tc>
+        <w:tc>
+          <w:tcPr>
+            <w:tcW w:type="dxa" w:w="2154"/>
+          </w:tcPr>
+          <w:p>
+            <w:r/>
+            <w:r>
+              <w:rPr>
+                <w:rFonts w:ascii="Times New Roman" w:hAnsi="Times New Roman" w:eastAsia="Times New Roman"/>
+                <w:b w:val="0"/>
+                <w:sz w:val="18"/>
+              </w:rPr>
+              <w:t>Автобусные классы такси в объём FavoriteRoute не входят — подтвердить, если появятся в UI</w:t>
+            </w:r>
+          </w:p>
+        </w:tc>
+      </w:tr>
+      <w:tr>
+        <w:tc>
+          <w:tcPr>
+            <w:tcW w:type="dxa" w:w="1701"/>
+          </w:tcPr>
+          <w:p>
+            <w:r/>
+            <w:r>
+              <w:rPr>
+                <w:rFonts w:ascii="Times New Roman" w:hAnsi="Times New Roman" w:eastAsia="Times New Roman"/>
+                <w:b/>
+                <w:sz w:val="18"/>
+              </w:rPr>
+              <w:t>D09 Место ожидания</w:t>
+            </w:r>
+          </w:p>
+        </w:tc>
+        <w:tc>
+          <w:tcPr>
+            <w:tcW w:type="dxa" w:w="4082"/>
+          </w:tcPr>
+          <w:p>
+            <w:r/>
+            <w:r>
+              <w:rPr>
+                <w:rFonts w:ascii="Times New Roman" w:hAnsi="Times New Roman" w:eastAsia="Times New Roman"/>
+                <w:b w:val="0"/>
+                <w:sz w:val="18"/>
+              </w:rPr>
+              <w:t>В платформе ожидание — атрибут точки (Waypoint.waitTime). Решение D09 (хранение внутри точки) не противоречит коду.</w:t>
+            </w:r>
+          </w:p>
+        </w:tc>
+        <w:tc>
+          <w:tcPr>
+            <w:tcW w:type="dxa" w:w="3175"/>
+          </w:tcPr>
+          <w:p>
+            <w:r/>
+            <w:r>
+              <w:rPr>
+                <w:rFonts w:ascii="Times New Roman" w:hAnsi="Times New Roman" w:eastAsia="Times New Roman"/>
+                <w:b w:val="0"/>
+                <w:sz w:val="18"/>
+              </w:rPr>
+              <w:t>[КОД] PR database/model/Waypoint.java:47-48</w:t>
+            </w:r>
+          </w:p>
+        </w:tc>
+        <w:tc>
+          <w:tcPr>
+            <w:tcW w:type="dxa" w:w="1587"/>
+          </w:tcPr>
+          <w:p>
+            <w:r/>
+            <w:r>
+              <w:rPr>
+                <w:rFonts w:ascii="Times New Roman" w:hAnsi="Times New Roman" w:eastAsia="Times New Roman"/>
+                <w:b w:val="0"/>
+                <w:sz w:val="18"/>
+              </w:rPr>
+              <w:t>Подтверждена кодом</w:t>
+            </w:r>
+          </w:p>
+        </w:tc>
+        <w:tc>
+          <w:tcPr>
+            <w:tcW w:type="dxa" w:w="1701"/>
+          </w:tcPr>
+          <w:p>
+            <w:r/>
+            <w:r>
+              <w:rPr>
+                <w:rFonts w:ascii="Times New Roman" w:hAnsi="Times New Roman" w:eastAsia="Times New Roman"/>
+                <w:b w:val="0"/>
+                <w:sz w:val="18"/>
+              </w:rPr>
+              <w:t>Есть согласованное решение (подтверждение Яны, см. Questions_T01.1 §1)</w:t>
+            </w:r>
+          </w:p>
+        </w:tc>
+        <w:tc>
+          <w:tcPr>
+            <w:tcW w:type="dxa" w:w="2154"/>
+          </w:tcPr>
+          <w:p>
+            <w:r/>
+            <w:r>
+              <w:rPr>
+                <w:rFonts w:ascii="Times New Roman" w:hAnsi="Times New Roman" w:eastAsia="Times New Roman"/>
+                <w:b w:val="0"/>
+                <w:sz w:val="18"/>
+              </w:rPr>
+              <w:t>Имя/единица — D02/D06</w:t>
+            </w:r>
+          </w:p>
+        </w:tc>
+      </w:tr>
+      <w:tr>
+        <w:tc>
+          <w:tcPr>
+            <w:tcW w:type="dxa" w:w="1701"/>
+          </w:tcPr>
+          <w:p>
+            <w:r/>
+            <w:r>
+              <w:rPr>
+                <w:rFonts w:ascii="Times New Roman" w:hAnsi="Times New Roman" w:eastAsia="Times New Roman"/>
+                <w:b/>
+                <w:sz w:val="18"/>
+              </w:rPr>
+              <w:t>D10 База, начало/конец, число точек</w:t>
+            </w:r>
+          </w:p>
+        </w:tc>
+        <w:tc>
+          <w:tcPr>
+            <w:tcW w:type="dxa" w:w="4082"/>
+          </w:tcPr>
+          <w:p>
+            <w:r/>
+            <w:r>
+              <w:rPr>
+                <w:rFonts w:ascii="Times New Roman" w:hAnsi="Times New Roman" w:eastAsia="Times New Roman"/>
+                <w:b w:val="0"/>
+                <w:sz w:val="18"/>
+              </w:rPr>
+              <w:t>Отдельных «базовых» точек в пассажирских заявках нет — все точки пользовательские. Сервер заявок допускает 2…50 точек. Совпадение начала и конца не запрещено. Заявка с &gt; 2 точками — «многоточечная»: default ≤ 3 в сутки на пассажира (иначе отказ). Удаление точки в пути запрещено, если активных останется &lt; 2.</w:t>
+            </w:r>
+          </w:p>
+        </w:tc>
+        <w:tc>
+          <w:tcPr>
+            <w:tcW w:type="dxa" w:w="3175"/>
+          </w:tcPr>
+          <w:p>
+            <w:r/>
+            <w:r>
+              <w:rPr>
+                <w:rFonts w:ascii="Times New Roman" w:hAnsi="Times New Roman" w:eastAsia="Times New Roman"/>
+                <w:b w:val="0"/>
+                <w:sz w:val="18"/>
+              </w:rPr>
+              <w:t>[КОД] PR dto/ExpectedDataDTO.java:40; PR service/impl/AbstractTransportTypeService.java:122-144; RC …/service/impl/TripRequestServiceImpl.java:91-99, RC resources/application.yml:57; PR RequestServiceImpl.java:426-431</w:t>
+            </w:r>
+          </w:p>
+        </w:tc>
+        <w:tc>
+          <w:tcPr>
+            <w:tcW w:type="dxa" w:w="1587"/>
+          </w:tcPr>
+          <w:p>
+            <w:r/>
+            <w:r>
+              <w:rPr>
+                <w:rFonts w:ascii="Times New Roman" w:hAnsi="Times New Roman" w:eastAsia="Times New Roman"/>
+                <w:b w:val="0"/>
+                <w:sz w:val="18"/>
+              </w:rPr>
+              <w:t>Подтверждена кодом (текущее поведение)</w:t>
+            </w:r>
+          </w:p>
+        </w:tc>
+        <w:tc>
+          <w:tcPr>
+            <w:tcW w:type="dxa" w:w="1701"/>
+          </w:tcPr>
+          <w:p>
+            <w:r/>
+            <w:r>
+              <w:rPr>
+                <w:rFonts w:ascii="Times New Roman" w:hAnsi="Times New Roman" w:eastAsia="Times New Roman"/>
+                <w:b w:val="0"/>
+                <w:sz w:val="18"/>
+              </w:rPr>
+              <w:t>Заказчик: минимум точек с базой, учёт базы в лимите 10</w:t>
+            </w:r>
+          </w:p>
+        </w:tc>
+        <w:tc>
+          <w:tcPr>
+            <w:tcW w:type="dxa" w:w="2154"/>
+          </w:tcPr>
+          <w:p>
+            <w:r/>
+            <w:r>
+              <w:rPr>
+                <w:rFonts w:ascii="Times New Roman" w:hAnsi="Times New Roman" w:eastAsia="Times New Roman"/>
+                <w:b w:val="0"/>
+                <w:sz w:val="18"/>
+              </w:rPr>
+              <w:t>Владелец request-checks: исключать ли FavoriteRoute из лимита многоточечных</w:t>
+            </w:r>
+          </w:p>
+        </w:tc>
+      </w:tr>
+    </w:tbl>
+    <w:p>
+      <w:pPr>
+        <w:spacing w:before="200"/>
+      </w:pPr>
+      <w:r>
+        <w:rPr>
+          <w:rFonts w:ascii="Times New Roman" w:hAnsi="Times New Roman" w:eastAsia="Times New Roman"/>
+          <w:b/>
+          <w:sz w:val="24"/>
+        </w:rPr>
+        <w:t>Наши вопросы T01.2 — API и сценарии справочника</w:t>
+      </w:r>
+    </w:p>
+    <w:tbl>
+      <w:tblPr>
+        <w:tblW w:type="auto" w:w="0"/>
+        <w:tblLayout w:type="fixed"/>
+        <w:tblLook w:firstColumn="1" w:firstRow="1" w:lastColumn="0" w:lastRow="0" w:noHBand="0" w:noVBand="1" w:val="04A0"/>
+        <w:tblBorders>
+          <w:top w:val="single" w:sz="4" w:space="0" w:color="808080"/>
+          <w:left w:val="single" w:sz="4" w:space="0" w:color="808080"/>
+          <w:bottom w:val="single" w:sz="4" w:space="0" w:color="808080"/>
+          <w:right w:val="single" w:sz="4" w:space="0" w:color="808080"/>
+          <w:insideH w:val="single" w:sz="4" w:space="0" w:color="808080"/>
+          <w:insideV w:val="single" w:sz="4" w:space="0" w:color="808080"/>
+        </w:tblBorders>
+      </w:tblPr>
+      <w:tblGrid>
+        <w:gridCol w:w="2428"/>
+        <w:gridCol w:w="2428"/>
+        <w:gridCol w:w="2428"/>
+        <w:gridCol w:w="2428"/>
+        <w:gridCol w:w="2428"/>
+        <w:gridCol w:w="2428"/>
+      </w:tblGrid>
+      <w:tr>
+        <w:tc>
+          <w:tcPr>
+            <w:tcW w:type="dxa" w:w="1701"/>
+          </w:tcPr>
+          <w:p>
+            <w:r/>
+            <w:r>
+              <w:rPr>
+                <w:rFonts w:ascii="Times New Roman" w:hAnsi="Times New Roman" w:eastAsia="Times New Roman"/>
+                <w:b/>
+                <w:sz w:val="18"/>
+              </w:rPr>
+              <w:t>ID и вопрос</w:t>
+            </w:r>
+          </w:p>
+        </w:tc>
+        <w:tc>
+          <w:tcPr>
+            <w:tcW w:type="dxa" w:w="4082"/>
+          </w:tcPr>
+          <w:p>
+            <w:r/>
+            <w:r>
+              <w:rPr>
+                <w:rFonts w:ascii="Times New Roman" w:hAnsi="Times New Roman" w:eastAsia="Times New Roman"/>
+                <w:b/>
+                <w:sz w:val="18"/>
+              </w:rPr>
+              <w:t>Подробный ответ</w:t>
+            </w:r>
+          </w:p>
+        </w:tc>
+        <w:tc>
+          <w:tcPr>
+            <w:tcW w:type="dxa" w:w="3175"/>
+          </w:tcPr>
+          <w:p>
+            <w:r/>
+            <w:r>
+              <w:rPr>
+                <w:rFonts w:ascii="Times New Roman" w:hAnsi="Times New Roman" w:eastAsia="Times New Roman"/>
+                <w:b/>
+                <w:sz w:val="18"/>
+              </w:rPr>
+              <w:t>Что подтверждено и источник</w:t>
+            </w:r>
+          </w:p>
+        </w:tc>
+        <w:tc>
+          <w:tcPr>
+            <w:tcW w:type="dxa" w:w="1587"/>
+          </w:tcPr>
+          <w:p>
+            <w:r/>
+            <w:r>
+              <w:rPr>
+                <w:rFonts w:ascii="Times New Roman" w:hAnsi="Times New Roman" w:eastAsia="Times New Roman"/>
+                <w:b/>
+                <w:sz w:val="18"/>
+              </w:rPr>
+              <w:t>Техническая часть</w:t>
+            </w:r>
+          </w:p>
+        </w:tc>
+        <w:tc>
+          <w:tcPr>
+            <w:tcW w:type="dxa" w:w="1701"/>
+          </w:tcPr>
+          <w:p>
+            <w:r/>
+            <w:r>
+              <w:rPr>
+                <w:rFonts w:ascii="Times New Roman" w:hAnsi="Times New Roman" w:eastAsia="Times New Roman"/>
+                <w:b/>
+                <w:sz w:val="18"/>
+              </w:rPr>
+              <w:t>Решение для FavoriteRoute</w:t>
+            </w:r>
+          </w:p>
+        </w:tc>
+        <w:tc>
+          <w:tcPr>
+            <w:tcW w:type="dxa" w:w="2154"/>
+          </w:tcPr>
+          <w:p>
+            <w:r/>
+            <w:r>
+              <w:rPr>
+                <w:rFonts w:ascii="Times New Roman" w:hAnsi="Times New Roman" w:eastAsia="Times New Roman"/>
+                <w:b/>
+                <w:sz w:val="18"/>
+              </w:rPr>
+              <w:t>Что ещё выяснить и у кого</w:t>
+            </w:r>
+          </w:p>
+        </w:tc>
+      </w:tr>
+      <w:tr>
+        <w:tc>
+          <w:tcPr>
+            <w:tcW w:type="dxa" w:w="1701"/>
+          </w:tcPr>
+          <w:p>
+            <w:r/>
+            <w:r>
+              <w:rPr>
+                <w:rFonts w:ascii="Times New Roman" w:hAnsi="Times New Roman" w:eastAsia="Times New Roman"/>
+                <w:b/>
+                <w:sz w:val="18"/>
+              </w:rPr>
+              <w:t>Q01 Дубли</w:t>
+            </w:r>
+          </w:p>
+        </w:tc>
+        <w:tc>
+          <w:tcPr>
+            <w:tcW w:type="dxa" w:w="4082"/>
+          </w:tcPr>
+          <w:p>
+            <w:r/>
+            <w:r>
+              <w:rPr>
+                <w:rFonts w:ascii="Times New Roman" w:hAnsi="Times New Roman" w:eastAsia="Times New Roman"/>
+                <w:b w:val="0"/>
+                <w:sz w:val="18"/>
+              </w:rPr>
+              <w:t>Сравнения упорядоченных точек маршрутов в платформе нет. Аналоги: (1) тариф такси — при сохранении нового тарифа с тем же организация/регион/подразделение/ночь/договор/класс старый деактивируется, а не отклоняется; (2) трансфер TRANSFER_CAR_CHOICE — поиск конфликтов по пересечению дат (границы включительно), организации, перевозчику, регионам, ТС; (3) заявки — CreateRequestConflictException при пересечении интервалов у пассажира. Нормализации адресов для сравнения нет; сравнение координат — с EPSILON.</w:t>
+            </w:r>
+          </w:p>
+        </w:tc>
+        <w:tc>
+          <w:tcPr>
+            <w:tcW w:type="dxa" w:w="3175"/>
+          </w:tcPr>
+          <w:p>
+            <w:r/>
+            <w:r>
+              <w:rPr>
+                <w:rFonts w:ascii="Times New Roman" w:hAnsi="Times New Roman" w:eastAsia="Times New Roman"/>
+                <w:b w:val="0"/>
+                <w:sz w:val="18"/>
+              </w:rPr>
+              <w:t>[КОД] TF service/impl/TariffServiceImpl.java:608-652; TF database/dao/GroupTransferTariffRepository.java (findConflictTariff); PR validate/request/impl/OtherRequestsValidator.java:41-83; PR dto/WaypointDTO.java:121-133</w:t>
+            </w:r>
+          </w:p>
+        </w:tc>
+        <w:tc>
+          <w:tcPr>
+            <w:tcW w:type="dxa" w:w="1587"/>
+          </w:tcPr>
+          <w:p>
+            <w:r/>
+            <w:r>
+              <w:rPr>
+                <w:rFonts w:ascii="Times New Roman" w:hAnsi="Times New Roman" w:eastAsia="Times New Roman"/>
+                <w:b w:val="0"/>
+                <w:sz w:val="18"/>
+              </w:rPr>
+              <w:t>Подтверждена кодом (аналоги)</w:t>
+            </w:r>
+          </w:p>
+        </w:tc>
+        <w:tc>
+          <w:tcPr>
+            <w:tcW w:type="dxa" w:w="1701"/>
+          </w:tcPr>
+          <w:p>
+            <w:r/>
+            <w:r>
+              <w:rPr>
+                <w:rFonts w:ascii="Times New Roman" w:hAnsi="Times New Roman" w:eastAsia="Times New Roman"/>
+                <w:b w:val="0"/>
+                <w:sz w:val="18"/>
+              </w:rPr>
+              <w:t>Заказчик (состав ключа, запрет/предупреждение)</w:t>
+            </w:r>
+          </w:p>
+        </w:tc>
+        <w:tc>
+          <w:tcPr>
+            <w:tcW w:type="dxa" w:w="2154"/>
+          </w:tcPr>
+          <w:p>
+            <w:r/>
+            <w:r>
+              <w:rPr>
+                <w:rFonts w:ascii="Times New Roman" w:hAnsi="Times New Roman" w:eastAsia="Times New Roman"/>
+                <w:b w:val="0"/>
+                <w:sz w:val="18"/>
+              </w:rPr>
+              <w:t>Архитектор — конкурентная проверка</w:t>
+            </w:r>
+          </w:p>
+        </w:tc>
+      </w:tr>
+      <w:tr>
+        <w:tc>
+          <w:tcPr>
+            <w:tcW w:type="dxa" w:w="1701"/>
+          </w:tcPr>
+          <w:p>
+            <w:r/>
+            <w:r>
+              <w:rPr>
+                <w:rFonts w:ascii="Times New Roman" w:hAnsi="Times New Roman" w:eastAsia="Times New Roman"/>
+                <w:b/>
+                <w:sz w:val="18"/>
+              </w:rPr>
+              <w:t>Q02 Период</w:t>
+            </w:r>
+          </w:p>
+        </w:tc>
+        <w:tc>
+          <w:tcPr>
+            <w:tcW w:type="dxa" w:w="4082"/>
+          </w:tcPr>
+          <w:p>
+            <w:r/>
+            <w:r>
+              <w:rPr>
+                <w:rFonts w:ascii="Times New Roman" w:hAnsi="Times New Roman" w:eastAsia="Times New Roman"/>
+                <w:b w:val="0"/>
+                <w:sz w:val="18"/>
+              </w:rPr>
+              <w:t>Тарифы трансфера фильтруются по дате поездки, обе границы включительно (end &gt;= tripDate AND tripDate &gt;= start), но дата берётся из tripDate в UTC после приведения к поясу региона. Договор истекает на следующий день после endDate (endDate.isBefore(today), cron default 21:00, пояс JVM неизвестен). Ночь: час ∈ [22, 6) в поясе региона первой точки; если ночных тарифов такси нет — берутся дневные. У трансфера ночного признака нет.</w:t>
+            </w:r>
+          </w:p>
+        </w:tc>
+        <w:tc>
+          <w:tcPr>
+            <w:tcW w:type="dxa" w:w="3175"/>
+          </w:tcPr>
+          <w:p>
+            <w:r/>
+            <w:r>
+              <w:rPr>
+                <w:rFonts w:ascii="Times New Roman" w:hAnsi="Times New Roman" w:eastAsia="Times New Roman"/>
+                <w:b w:val="0"/>
+                <w:sz w:val="18"/>
+              </w:rPr>
+              <w:t>[КОД] TF service/impl/CalculateServiceImpl.java:141,290-324,112-118,625; TF database/dao/GroupTransferTariffRepository.java (findAllTariff); TF service/impl/ContractServiceImpl.java:52</w:t>
+            </w:r>
+          </w:p>
+        </w:tc>
+        <w:tc>
+          <w:tcPr>
+            <w:tcW w:type="dxa" w:w="1587"/>
+          </w:tcPr>
+          <w:p>
+            <w:r/>
+            <w:r>
+              <w:rPr>
+                <w:rFonts w:ascii="Times New Roman" w:hAnsi="Times New Roman" w:eastAsia="Times New Roman"/>
+                <w:b w:val="0"/>
+                <w:sz w:val="18"/>
+              </w:rPr>
+              <w:t>Подтверждена кодом (аналоги)</w:t>
+            </w:r>
+          </w:p>
+        </w:tc>
+        <w:tc>
+          <w:tcPr>
+            <w:tcW w:type="dxa" w:w="1701"/>
+          </w:tcPr>
+          <w:p>
+            <w:r/>
+            <w:r>
+              <w:rPr>
+                <w:rFonts w:ascii="Times New Roman" w:hAnsi="Times New Roman" w:eastAsia="Times New Roman"/>
+                <w:b w:val="0"/>
+                <w:sz w:val="18"/>
+              </w:rPr>
+              <w:t>Заказчик (дата оформления или поездки, пояс, открытые границы)</w:t>
+            </w:r>
+          </w:p>
+        </w:tc>
+        <w:tc>
+          <w:tcPr>
+            <w:tcW w:type="dxa" w:w="2154"/>
+          </w:tcPr>
+          <w:p>
+            <w:r/>
+            <w:r>
+              <w:rPr>
+                <w:rFonts w:ascii="Times New Roman" w:hAnsi="Times New Roman" w:eastAsia="Times New Roman"/>
+                <w:b w:val="0"/>
+                <w:sz w:val="18"/>
+              </w:rPr>
+              <w:t>Владелец TariffService: пояс JVM; поведение у полуночи</w:t>
+            </w:r>
+          </w:p>
+        </w:tc>
+      </w:tr>
+      <w:tr>
+        <w:tc>
+          <w:tcPr>
+            <w:tcW w:type="dxa" w:w="1701"/>
+          </w:tcPr>
+          <w:p>
+            <w:r/>
+            <w:r>
+              <w:rPr>
+                <w:rFonts w:ascii="Times New Roman" w:hAnsi="Times New Roman" w:eastAsia="Times New Roman"/>
+                <w:b/>
+                <w:sz w:val="18"/>
+              </w:rPr>
+              <w:t>Q03 Список</w:t>
+            </w:r>
+          </w:p>
+        </w:tc>
+        <w:tc>
+          <w:tcPr>
+            <w:tcW w:type="dxa" w:w="4082"/>
+          </w:tcPr>
+          <w:p>
+            <w:r/>
+            <w:r>
+              <w:rPr>
+                <w:rFonts w:ascii="Times New Roman" w:hAnsi="Times New Roman" w:eastAsia="Times New Roman"/>
+                <w:b w:val="0"/>
+                <w:sz w:val="18"/>
+              </w:rPr>
+              <w:t>Пассажирские справочники используют Spring Pageable (тарифы: default size 20, сортировка humanReadableId ASC, фильтр телом TariffSearchDTO); поиск заявок — POST с DTO фильтра и Page&lt;&gt;. В CORE есть обёртка Page{content,pageData,sortData}.</w:t>
+            </w:r>
+          </w:p>
+        </w:tc>
+        <w:tc>
+          <w:tcPr>
+            <w:tcW w:type="dxa" w:w="3175"/>
+          </w:tcPr>
+          <w:p>
+            <w:r/>
+            <w:r>
+              <w:rPr>
+                <w:rFonts w:ascii="Times New Roman" w:hAnsi="Times New Roman" w:eastAsia="Times New Roman"/>
+                <w:b w:val="0"/>
+                <w:sz w:val="18"/>
+              </w:rPr>
+              <w:t>[КОД] TF ru/sberbank/ditsib/transport/tariff/controller/TariffController.java:100-109; PR controller/RequestController.java:278-289; CORE dto/Page.java:12-41</w:t>
+            </w:r>
+          </w:p>
+        </w:tc>
+        <w:tc>
+          <w:tcPr>
+            <w:tcW w:type="dxa" w:w="1587"/>
+          </w:tcPr>
+          <w:p>
+            <w:r/>
+            <w:r>
+              <w:rPr>
+                <w:rFonts w:ascii="Times New Roman" w:hAnsi="Times New Roman" w:eastAsia="Times New Roman"/>
+                <w:b w:val="0"/>
+                <w:sz w:val="18"/>
+              </w:rPr>
+              <w:t>Подтверждена кодом (соглашения)</w:t>
+            </w:r>
+          </w:p>
+        </w:tc>
+        <w:tc>
+          <w:tcPr>
+            <w:tcW w:type="dxa" w:w="1701"/>
+          </w:tcPr>
+          <w:p>
+            <w:r/>
+            <w:r>
+              <w:rPr>
+                <w:rFonts w:ascii="Times New Roman" w:hAnsi="Times New Roman" w:eastAsia="Times New Roman"/>
+                <w:b w:val="0"/>
+                <w:sz w:val="18"/>
+              </w:rPr>
+              <w:t>Заказчик: фильтры и видимость; Архитектор: формат</w:t>
+            </w:r>
+          </w:p>
+        </w:tc>
+        <w:tc>
+          <w:tcPr>
+            <w:tcW w:type="dxa" w:w="2154"/>
+          </w:tcPr>
+          <w:p>
+            <w:r/>
+            <w:r>
+              <w:rPr>
+                <w:rFonts w:ascii="Times New Roman" w:hAnsi="Times New Roman" w:eastAsia="Times New Roman"/>
+                <w:b w:val="0"/>
+                <w:sz w:val="18"/>
+              </w:rPr>
+              <w:t>Какой формат страницы принять (Spring Page или CORE Page)</w:t>
+            </w:r>
+          </w:p>
+        </w:tc>
+      </w:tr>
+      <w:tr>
+        <w:tc>
+          <w:tcPr>
+            <w:tcW w:type="dxa" w:w="1701"/>
+          </w:tcPr>
+          <w:p>
+            <w:r/>
+            <w:r>
+              <w:rPr>
+                <w:rFonts w:ascii="Times New Roman" w:hAnsi="Times New Roman" w:eastAsia="Times New Roman"/>
+                <w:b/>
+                <w:sz w:val="18"/>
+              </w:rPr>
+              <w:t>Q04 Жизненный цикл</w:t>
+            </w:r>
+          </w:p>
+        </w:tc>
+        <w:tc>
+          <w:tcPr>
+            <w:tcW w:type="dxa" w:w="4082"/>
+          </w:tcPr>
+          <w:p>
+            <w:r/>
+            <w:r>
+              <w:rPr>
+                <w:rFonts w:ascii="Times New Roman" w:hAnsi="Times New Roman" w:eastAsia="Times New Roman"/>
+                <w:b w:val="0"/>
+                <w:sz w:val="18"/>
+              </w:rPr>
+              <w:t>Аналоги см. D05. Восстановления «удалённого» тарифа как операции нет; договор можно снова сохранить активным (метод save) — это не проверялось.</w:t>
+            </w:r>
+          </w:p>
+        </w:tc>
+        <w:tc>
+          <w:tcPr>
+            <w:tcW w:type="dxa" w:w="3175"/>
+          </w:tcPr>
+          <w:p>
+            <w:r/>
+            <w:r>
+              <w:rPr>
+                <w:rFonts w:ascii="Times New Roman" w:hAnsi="Times New Roman" w:eastAsia="Times New Roman"/>
+                <w:b w:val="0"/>
+                <w:sz w:val="18"/>
+              </w:rPr>
+              <w:t>[КОД] TF ContractServiceImpl.java:76-104</w:t>
+            </w:r>
+          </w:p>
+        </w:tc>
+        <w:tc>
+          <w:tcPr>
+            <w:tcW w:type="dxa" w:w="1587"/>
+          </w:tcPr>
+          <w:p>
+            <w:r/>
+            <w:r>
+              <w:rPr>
+                <w:rFonts w:ascii="Times New Roman" w:hAnsi="Times New Roman" w:eastAsia="Times New Roman"/>
+                <w:b w:val="0"/>
+                <w:sz w:val="18"/>
+              </w:rPr>
+              <w:t>Частично</w:t>
+            </w:r>
+          </w:p>
+        </w:tc>
+        <w:tc>
+          <w:tcPr>
+            <w:tcW w:type="dxa" w:w="1701"/>
+          </w:tcPr>
+          <w:p>
+            <w:r/>
+            <w:r>
+              <w:rPr>
+                <w:rFonts w:ascii="Times New Roman" w:hAnsi="Times New Roman" w:eastAsia="Times New Roman"/>
+                <w:b w:val="0"/>
+                <w:sz w:val="18"/>
+              </w:rPr>
+              <w:t>Заказчик (реактивация истёкшего)</w:t>
+            </w:r>
+          </w:p>
+        </w:tc>
+        <w:tc>
+          <w:tcPr>
+            <w:tcW w:type="dxa" w:w="2154"/>
+          </w:tcPr>
+          <w:p>
+            <w:r/>
+            <w:r>
+              <w:rPr>
+                <w:rFonts w:ascii="Times New Roman" w:hAnsi="Times New Roman" w:eastAsia="Times New Roman"/>
+                <w:b w:val="0"/>
+                <w:sz w:val="18"/>
+              </w:rPr>
+              <w:t>—</w:t>
+            </w:r>
+          </w:p>
+        </w:tc>
+      </w:tr>
+      <w:tr>
+        <w:tc>
+          <w:tcPr>
+            <w:tcW w:type="dxa" w:w="1701"/>
+          </w:tcPr>
+          <w:p>
+            <w:r/>
+            <w:r>
+              <w:rPr>
+                <w:rFonts w:ascii="Times New Roman" w:hAnsi="Times New Roman" w:eastAsia="Times New Roman"/>
+                <w:b/>
+                <w:sz w:val="18"/>
+              </w:rPr>
+              <w:t>Q05 Точки/ожидание</w:t>
+            </w:r>
+          </w:p>
+        </w:tc>
+        <w:tc>
+          <w:tcPr>
+            <w:tcW w:type="dxa" w:w="4082"/>
+          </w:tcPr>
+          <w:p>
+            <w:r/>
+            <w:r>
+              <w:rPr>
+                <w:rFonts w:ascii="Times New Roman" w:hAnsi="Times New Roman" w:eastAsia="Times New Roman"/>
+                <w:b w:val="0"/>
+                <w:sz w:val="18"/>
+              </w:rPr>
+              <w:t>Сервер заявок: 2…50 точек, @Min(0) на стоимость/расстояние, на waitTime проверок нет. UI: ожидание только в промежуточных точках; при удалении точки до двух — ожидание последней обнуляется. Трансфер: при null в waitTime любой точки расчёт падает (нет фильтра null) → в хранении нужен 0, а не null.</w:t>
+            </w:r>
+          </w:p>
+        </w:tc>
+        <w:tc>
+          <w:tcPr>
+            <w:tcW w:type="dxa" w:w="3175"/>
+          </w:tcPr>
+          <w:p>
+            <w:r/>
+            <w:r>
+              <w:rPr>
+                <w:rFonts w:ascii="Times New Roman" w:hAnsi="Times New Roman" w:eastAsia="Times New Roman"/>
+                <w:b w:val="0"/>
+                <w:sz w:val="18"/>
+              </w:rPr>
+              <w:t>[КОД] PR dto/ExpectedDataDTO.java:40-75; CP stores/Geo/DIGeo.store.ts:197; TF CalculateServiceImpl.java:877-882</w:t>
+            </w:r>
+          </w:p>
+        </w:tc>
+        <w:tc>
+          <w:tcPr>
+            <w:tcW w:type="dxa" w:w="1587"/>
+          </w:tcPr>
+          <w:p>
+            <w:r/>
+            <w:r>
+              <w:rPr>
+                <w:rFonts w:ascii="Times New Roman" w:hAnsi="Times New Roman" w:eastAsia="Times New Roman"/>
+                <w:b w:val="0"/>
+                <w:sz w:val="18"/>
+              </w:rPr>
+              <w:t>Подтверждена кодом</w:t>
+            </w:r>
+          </w:p>
+        </w:tc>
+        <w:tc>
+          <w:tcPr>
+            <w:tcW w:type="dxa" w:w="1701"/>
+          </w:tcPr>
+          <w:p>
+            <w:r/>
+            <w:r>
+              <w:rPr>
+                <w:rFonts w:ascii="Times New Roman" w:hAnsi="Times New Roman" w:eastAsia="Times New Roman"/>
+                <w:b w:val="0"/>
+                <w:sz w:val="18"/>
+              </w:rPr>
+              <w:t>Заказчик: максимум, шаг, пусто</w:t>
+            </w:r>
+          </w:p>
+        </w:tc>
+        <w:tc>
+          <w:tcPr>
+            <w:tcW w:type="dxa" w:w="2154"/>
+          </w:tcPr>
+          <w:p>
+            <w:r/>
+            <w:r>
+              <w:rPr>
+                <w:rFonts w:ascii="Times New Roman" w:hAnsi="Times New Roman" w:eastAsia="Times New Roman"/>
+                <w:b w:val="0"/>
+                <w:sz w:val="18"/>
+              </w:rPr>
+              <w:t>Проверить стендом: трансфер с waitTime:null</w:t>
+            </w:r>
+          </w:p>
+        </w:tc>
+      </w:tr>
+      <w:tr>
+        <w:tc>
+          <w:tcPr>
+            <w:tcW w:type="dxa" w:w="1701"/>
+          </w:tcPr>
+          <w:p>
+            <w:r/>
+            <w:r>
+              <w:rPr>
+                <w:rFonts w:ascii="Times New Roman" w:hAnsi="Times New Roman" w:eastAsia="Times New Roman"/>
+                <w:b/>
+                <w:sz w:val="18"/>
+              </w:rPr>
+              <w:t>Q06 Истёкший тариф</w:t>
+            </w:r>
+          </w:p>
+        </w:tc>
+        <w:tc>
+          <w:tcPr>
+            <w:tcW w:type="dxa" w:w="4082"/>
+          </w:tcPr>
+          <w:p>
+            <w:r/>
+            <w:r>
+              <w:rPr>
+                <w:rFonts w:ascii="Times New Roman" w:hAnsi="Times New Roman" w:eastAsia="Times New Roman"/>
+                <w:b w:val="0"/>
+                <w:sz w:val="18"/>
+              </w:rPr>
+              <w:t>Сервер заявок берёт тариф из локальной реплики по id: такси — getTariffById без проверки active; трансфер — findById, проверяется только minCreateTime. Удалённый тариф такси удаляется из реплики (сообщение deleted) → 404 при оформлении; трансфер при удалении шлёт обычное сообщение → запись остаётся. Истечение договора события не шлёт. Расчёт (/tariffs/calculate) исключает тарифы с неактивным договором.</w:t>
+            </w:r>
+          </w:p>
+        </w:tc>
+        <w:tc>
+          <w:tcPr>
+            <w:tcW w:type="dxa" w:w="3175"/>
+          </w:tcPr>
+          <w:p>
+            <w:r/>
+            <w:r>
+              <w:rPr>
+                <w:rFonts w:ascii="Times New Roman" w:hAnsi="Times New Roman" w:eastAsia="Times New Roman"/>
+                <w:b w:val="0"/>
+                <w:sz w:val="18"/>
+              </w:rPr>
+              <w:t>[КОД] PR service/impl/TaxiTariffServiceImpl.java:36-44; PR RequestForGroupTransferServiceImpl.java:146-150; PR messaging/listeners/impl/tariff/TaxiTariffListenerImpl.java:18-21; TF TariffServiceImpl.java:205-214; TF CalculateServiceImpl.java:930,977</w:t>
+            </w:r>
+          </w:p>
+        </w:tc>
+        <w:tc>
+          <w:tcPr>
+            <w:tcW w:type="dxa" w:w="1587"/>
+          </w:tcPr>
+          <w:p>
+            <w:r/>
+            <w:r>
+              <w:rPr>
+                <w:rFonts w:ascii="Times New Roman" w:hAnsi="Times New Roman" w:eastAsia="Times New Roman"/>
+                <w:b w:val="0"/>
+                <w:sz w:val="18"/>
+              </w:rPr>
+              <w:t>Подтверждена кодом; Нужна проверка стенда</w:t>
+            </w:r>
+          </w:p>
+        </w:tc>
+        <w:tc>
+          <w:tcPr>
+            <w:tcW w:type="dxa" w:w="1701"/>
+          </w:tcPr>
+          <w:p>
+            <w:r/>
+            <w:r>
+              <w:rPr>
+                <w:rFonts w:ascii="Times New Roman" w:hAnsi="Times New Roman" w:eastAsia="Times New Roman"/>
+                <w:b w:val="0"/>
+                <w:sz w:val="18"/>
+              </w:rPr>
+              <w:t>Смешанный: заказчик + владелец тарифов</w:t>
+            </w:r>
+          </w:p>
+        </w:tc>
+        <w:tc>
+          <w:tcPr>
+            <w:tcW w:type="dxa" w:w="2154"/>
+          </w:tcPr>
+          <w:p>
+            <w:r/>
+            <w:r>
+              <w:rPr>
+                <w:rFonts w:ascii="Times New Roman" w:hAnsi="Times New Roman" w:eastAsia="Times New Roman"/>
+                <w:b w:val="0"/>
+                <w:sz w:val="18"/>
+              </w:rPr>
+              <w:t>Что показывать/разрешать при недействующем тарифе</w:t>
+            </w:r>
+          </w:p>
+        </w:tc>
+      </w:tr>
+      <w:tr>
+        <w:tc>
+          <w:tcPr>
+            <w:tcW w:type="dxa" w:w="1701"/>
+          </w:tcPr>
+          <w:p>
+            <w:r/>
+            <w:r>
+              <w:rPr>
+                <w:rFonts w:ascii="Times New Roman" w:hAnsi="Times New Roman" w:eastAsia="Times New Roman"/>
+                <w:b/>
+                <w:sz w:val="18"/>
+              </w:rPr>
+              <w:t>Q07 API</w:t>
+            </w:r>
+          </w:p>
+        </w:tc>
+        <w:tc>
+          <w:tcPr>
+            <w:tcW w:type="dxa" w:w="4082"/>
+          </w:tcPr>
+          <w:p>
+            <w:r/>
+            <w:r>
+              <w:rPr>
+                <w:rFonts w:ascii="Times New Roman" w:hAnsi="Times New Roman" w:eastAsia="Times New Roman"/>
+                <w:b w:val="0"/>
+                <w:sz w:val="18"/>
+              </w:rPr>
+              <w:t>Шлюз: /api/&lt;сервис&gt;/ → rewrite на корень сервиса. Имена путей неоднородны (advanced_search, self/non_terminal, with-update). Ошибки: ExceptionBody{timestamp,path,entity,message,problems[{field,value,constraints}]}; 404 — EntityNotFoundException, 409 — DuplicateDataException, 400 — валидация; geo возвращает 417 на ошибки провайдера. Идемпотентности HTTP (Idempotency-Key) не найдено. Доступ к URL — role-check-starter (роль ↔ метод+URL из БД).</w:t>
+            </w:r>
+          </w:p>
+        </w:tc>
+        <w:tc>
+          <w:tcPr>
+            <w:tcW w:type="dxa" w:w="3175"/>
+          </w:tcPr>
+          <w:p>
+            <w:r/>
+            <w:r>
+              <w:rPr>
+                <w:rFonts w:ascii="Times New Roman" w:hAnsi="Times New Roman" w:eastAsia="Times New Roman"/>
+                <w:b w:val="0"/>
+                <w:sz w:val="18"/>
+              </w:rPr>
+              <w:t>[КОД] GW:14-193; CORE exceptions/dto/ExceptionBody.java, handlers/RequestExceptionHandler.java:87-290; GEO java/…/geo/handlers/ControllerExceptionHandler.java:50; RCS …/check/services/impl/RoleCheckServiceImpl.java:15-24</w:t>
+            </w:r>
+          </w:p>
+        </w:tc>
+        <w:tc>
+          <w:tcPr>
+            <w:tcW w:type="dxa" w:w="1587"/>
+          </w:tcPr>
+          <w:p>
+            <w:r/>
+            <w:r>
+              <w:rPr>
+                <w:rFonts w:ascii="Times New Roman" w:hAnsi="Times New Roman" w:eastAsia="Times New Roman"/>
+                <w:b w:val="0"/>
+                <w:sz w:val="18"/>
+              </w:rPr>
+              <w:t>Подтверждена кодом (соглашения)</w:t>
+            </w:r>
+          </w:p>
+        </w:tc>
+        <w:tc>
+          <w:tcPr>
+            <w:tcW w:type="dxa" w:w="1701"/>
+          </w:tcPr>
+          <w:p>
+            <w:r/>
+            <w:r>
+              <w:rPr>
+                <w:rFonts w:ascii="Times New Roman" w:hAnsi="Times New Roman" w:eastAsia="Times New Roman"/>
+                <w:b w:val="0"/>
+                <w:sz w:val="18"/>
+              </w:rPr>
+              <w:t>Архитектор / разработчик API</w:t>
+            </w:r>
+          </w:p>
+        </w:tc>
+        <w:tc>
+          <w:tcPr>
+            <w:tcW w:type="dxa" w:w="2154"/>
+          </w:tcPr>
+          <w:p>
+            <w:r/>
+            <w:r>
+              <w:rPr>
+                <w:rFonts w:ascii="Times New Roman" w:hAnsi="Times New Roman" w:eastAsia="Times New Roman"/>
+                <w:b w:val="0"/>
+                <w:sz w:val="18"/>
+              </w:rPr>
+              <w:t>Новые URL потребуют регистрации ролей (скрипты add_role по образцу roles-main/_documents/scripts)</w:t>
+            </w:r>
+          </w:p>
+        </w:tc>
+      </w:tr>
+      <w:tr>
+        <w:tc>
+          <w:tcPr>
+            <w:tcW w:type="dxa" w:w="1701"/>
+          </w:tcPr>
+          <w:p>
+            <w:r/>
+            <w:r>
+              <w:rPr>
+                <w:rFonts w:ascii="Times New Roman" w:hAnsi="Times New Roman" w:eastAsia="Times New Roman"/>
+                <w:b/>
+                <w:sz w:val="18"/>
+              </w:rPr>
+              <w:t>Q08 Предварительный расчёт</w:t>
+            </w:r>
+          </w:p>
+        </w:tc>
+        <w:tc>
+          <w:tcPr>
+            <w:tcW w:type="dxa" w:w="4082"/>
+          </w:tcPr>
+          <w:p>
+            <w:r/>
+            <w:r>
+              <w:rPr>
+                <w:rFonts w:ascii="Times New Roman" w:hAnsi="Times New Roman" w:eastAsia="Times New Roman"/>
+                <w:b w:val="0"/>
+                <w:sz w:val="18"/>
+              </w:rPr>
+              <w:t>REST POST /api/tariffs/calculate (без создания заявки): вход TripDto{organizationId, employeeId, distance км, time мс, waitingTime мс (первая точка), intermediateWaitingTime мс, tripDate мс, timeZone, startPoint, waypoints, vip, information, options}; выход — список CalculatedDto{id(tariffId), outcomeTariffId, cost коп, outcomeCost коп, taxiClass/groupTransferClass, priceDetails} по всем доступным классам. Территория — по первой точке; классы такси фильтруются по должности аутентифицированного пользователя; тарифы — по его подразделению. gRPC calculate — «пересчёт изменённой заявки (пока только точки)»: маршрут строит сам, ожидание не принимает, ошибка если результатов ≠ 1. Таймауты/ретраи не найдены.</w:t>
+            </w:r>
+          </w:p>
+        </w:tc>
+        <w:tc>
+          <w:tcPr>
+            <w:tcW w:type="dxa" w:w="3175"/>
+          </w:tcPr>
+          <w:p>
+            <w:r/>
+            <w:r>
+              <w:rPr>
+                <w:rFonts w:ascii="Times New Roman" w:hAnsi="Times New Roman" w:eastAsia="Times New Roman"/>
+                <w:b w:val="0"/>
+                <w:sz w:val="18"/>
+              </w:rPr>
+              <w:t>[КОД] TF …/tariff/controller/CalculatingController.java:22-121; TF …/controller/impl/CalculatingControllerImpl.java:15-51; TF ru/sber/transport/tariff/model/TripDto.java; TF …/grpc/TariffActionReplierImpl.java:16-60; TF CalculateServiceImpl.java:101-122,494-527</w:t>
+            </w:r>
+          </w:p>
+        </w:tc>
+        <w:tc>
+          <w:tcPr>
+            <w:tcW w:type="dxa" w:w="1587"/>
+          </w:tcPr>
+          <w:p>
+            <w:r/>
+            <w:r>
+              <w:rPr>
+                <w:rFonts w:ascii="Times New Roman" w:hAnsi="Times New Roman" w:eastAsia="Times New Roman"/>
+                <w:b w:val="0"/>
+                <w:sz w:val="18"/>
+              </w:rPr>
+              <w:t>Подтверждена кодом (методы); Нужна проверка стенда</w:t>
+            </w:r>
+          </w:p>
+        </w:tc>
+        <w:tc>
+          <w:tcPr>
+            <w:tcW w:type="dxa" w:w="1701"/>
+          </w:tcPr>
+          <w:p>
+            <w:r/>
+            <w:r>
+              <w:rPr>
+                <w:rFonts w:ascii="Times New Roman" w:hAnsi="Times New Roman" w:eastAsia="Times New Roman"/>
+                <w:b w:val="0"/>
+                <w:sz w:val="18"/>
+              </w:rPr>
+              <w:t>Архитектор + владелец TariffService (T01.4)</w:t>
+            </w:r>
+          </w:p>
+        </w:tc>
+        <w:tc>
+          <w:tcPr>
+            <w:tcW w:type="dxa" w:w="2154"/>
+          </w:tcPr>
+          <w:p>
+            <w:r/>
+            <w:r>
+              <w:rPr>
+                <w:rFonts w:ascii="Times New Roman" w:hAnsi="Times New Roman" w:eastAsia="Times New Roman"/>
+                <w:b w:val="0"/>
+                <w:sz w:val="18"/>
+              </w:rPr>
+              <w:t>Как считать от имени корп. пользователя без пассажира; нужен ли новый метод</w:t>
+            </w:r>
+          </w:p>
+        </w:tc>
+      </w:tr>
+      <w:tr>
+        <w:tc>
+          <w:tcPr>
+            <w:tcW w:type="dxa" w:w="1701"/>
+          </w:tcPr>
+          <w:p>
+            <w:r/>
+            <w:r>
+              <w:rPr>
+                <w:rFonts w:ascii="Times New Roman" w:hAnsi="Times New Roman" w:eastAsia="Times New Roman"/>
+                <w:b/>
+                <w:sz w:val="18"/>
+              </w:rPr>
+              <w:t>Q09 Адрес</w:t>
+            </w:r>
+          </w:p>
+        </w:tc>
+        <w:tc>
+          <w:tcPr>
+            <w:tcW w:type="dxa" w:w="4082"/>
+          </w:tcPr>
+          <w:p>
+            <w:r/>
+            <w:r>
+              <w:rPr>
+                <w:rFonts w:ascii="Times New Roman" w:hAnsi="Times New Roman" w:eastAsia="Times New Roman"/>
+                <w:b w:val="0"/>
+                <w:sz w:val="18"/>
+              </w:rPr>
+              <w:t>См. D01. Фактически используемые фронтом API: GET /api/geo/address (по координатам), POST /api/geo/route (маршрут). Сервис addresses доступен как /api/addresses/ (в спецификации сервер /api/v3.16/address). 417 от geo — любая ошибка провайдера, включая «не найден».</w:t>
+            </w:r>
+          </w:p>
+        </w:tc>
+        <w:tc>
+          <w:tcPr>
+            <w:tcW w:type="dxa" w:w="3175"/>
+          </w:tcPr>
+          <w:p>
+            <w:r/>
+            <w:r>
+              <w:rPr>
+                <w:rFonts w:ascii="Times New Roman" w:hAnsi="Times New Roman" w:eastAsia="Times New Roman"/>
+                <w:b w:val="0"/>
+                <w:sz w:val="18"/>
+              </w:rPr>
+              <w:t>[КОД] CP constants/constants.env.js:52-54; GW:20-25; адреса.yml servers; GEO …/handlers/ControllerExceptionHandler.java:20-50</w:t>
+            </w:r>
+          </w:p>
+        </w:tc>
+        <w:tc>
+          <w:tcPr>
+            <w:tcW w:type="dxa" w:w="1587"/>
+          </w:tcPr>
+          <w:p>
+            <w:r/>
+            <w:r>
+              <w:rPr>
+                <w:rFonts w:ascii="Times New Roman" w:hAnsi="Times New Roman" w:eastAsia="Times New Roman"/>
+                <w:b w:val="0"/>
+                <w:sz w:val="18"/>
+              </w:rPr>
+              <w:t>Частично</w:t>
+            </w:r>
+          </w:p>
+        </w:tc>
+        <w:tc>
+          <w:tcPr>
+            <w:tcW w:type="dxa" w:w="1701"/>
+          </w:tcPr>
+          <w:p>
+            <w:r/>
+            <w:r>
+              <w:rPr>
+                <w:rFonts w:ascii="Times New Roman" w:hAnsi="Times New Roman" w:eastAsia="Times New Roman"/>
+                <w:b w:val="0"/>
+                <w:sz w:val="18"/>
+              </w:rPr>
+              <w:t>Архитектор</w:t>
+            </w:r>
+          </w:p>
+        </w:tc>
+        <w:tc>
+          <w:tcPr>
+            <w:tcW w:type="dxa" w:w="2154"/>
+          </w:tcPr>
+          <w:p>
+            <w:r/>
+            <w:r>
+              <w:rPr>
+                <w:rFonts w:ascii="Times New Roman" w:hAnsi="Times New Roman" w:eastAsia="Times New Roman"/>
+                <w:b w:val="0"/>
+                <w:sz w:val="18"/>
+              </w:rPr>
+              <w:t>Какой адресный API будет использовать форма FavoriteRoute</w:t>
+            </w:r>
+          </w:p>
+        </w:tc>
+      </w:tr>
+      <w:tr>
+        <w:tc>
+          <w:tcPr>
+            <w:tcW w:type="dxa" w:w="1701"/>
+          </w:tcPr>
+          <w:p>
+            <w:r/>
+            <w:r>
+              <w:rPr>
+                <w:rFonts w:ascii="Times New Roman" w:hAnsi="Times New Roman" w:eastAsia="Times New Roman"/>
+                <w:b/>
+                <w:sz w:val="18"/>
+              </w:rPr>
+              <w:t>Q10 Номер и повтор POST</w:t>
+            </w:r>
+          </w:p>
+        </w:tc>
+        <w:tc>
+          <w:tcPr>
+            <w:tcW w:type="dxa" w:w="4082"/>
+          </w:tcPr>
+          <w:p>
+            <w:r/>
+            <w:r>
+              <w:rPr>
+                <w:rFonts w:ascii="Times New Roman" w:hAnsi="Times New Roman" w:eastAsia="Times New Roman"/>
+                <w:b w:val="0"/>
+                <w:sz w:val="18"/>
+              </w:rPr>
+              <w:t>human-readable-generator: getNextId(prefix, orgDigitId) → PP-DDDD-NNNNNNNN, счётчик в company_sq на каждый сервис, уникальность (prefix, orgDigitId) и (prefix, orgDigitId, sq), orgDigitId 1…9999, префикс varchar(2). digitId берётся из организации автора (сотрудник → подразделение → организация). Механизм атомарности внутри библиотеки не виден (исходника нет). HTTP-идемпотентности нет; в reports — inbox по messageId для Kafka.</w:t>
+            </w:r>
+          </w:p>
+        </w:tc>
+        <w:tc>
+          <w:tcPr>
+            <w:tcW w:type="dxa" w:w="3175"/>
+          </w:tcPr>
+          <w:p>
+            <w:r/>
+            <w:r>
+              <w:rPr>
+                <w:rFonts w:ascii="Times New Roman" w:hAnsi="Times New Roman" w:eastAsia="Times New Roman"/>
+                <w:b w:val="0"/>
+                <w:sz w:val="18"/>
+              </w:rPr>
+              <w:t>[ТЕСТ: ПРОЧИТАН, НЕ ЗАПУЩЕН] passenger_request-main/…/src/test/java/…/human_readable_id/service/SQCreatorImplTest.java:49-80; [КОД] tariff-main (2)/…/resources/db/20200817/create_sq_table.sql:1-19; PR RequestForGroupTransferServiceImpl.java:128-138; RPT messaging/listeners/impl/TripRequestListenerImpl.java:14-35</w:t>
+            </w:r>
+          </w:p>
+        </w:tc>
+        <w:tc>
+          <w:tcPr>
+            <w:tcW w:type="dxa" w:w="1587"/>
+          </w:tcPr>
+          <w:p>
+            <w:r/>
+            <w:r>
+              <w:rPr>
+                <w:rFonts w:ascii="Times New Roman" w:hAnsi="Times New Roman" w:eastAsia="Times New Roman"/>
+                <w:b w:val="0"/>
+                <w:sz w:val="18"/>
+              </w:rPr>
+              <w:t>Частично; Нужен репозиторий (lib/human_readable_generator)</w:t>
+            </w:r>
+          </w:p>
+        </w:tc>
+        <w:tc>
+          <w:tcPr>
+            <w:tcW w:type="dxa" w:w="1701"/>
+          </w:tcPr>
+          <w:p>
+            <w:r/>
+            <w:r>
+              <w:rPr>
+                <w:rFonts w:ascii="Times New Roman" w:hAnsi="Times New Roman" w:eastAsia="Times New Roman"/>
+                <w:b w:val="0"/>
+                <w:sz w:val="18"/>
+              </w:rPr>
+              <w:t>Архитектор</w:t>
+            </w:r>
+          </w:p>
+        </w:tc>
+        <w:tc>
+          <w:tcPr>
+            <w:tcW w:type="dxa" w:w="2154"/>
+          </w:tcPr>
+          <w:p>
+            <w:r/>
+            <w:r>
+              <w:rPr>
+                <w:rFonts w:ascii="Times New Roman" w:hAnsi="Times New Roman" w:eastAsia="Times New Roman"/>
+                <w:b w:val="0"/>
+                <w:sz w:val="18"/>
+              </w:rPr>
+              <w:t>Область счётчика FR, предел 99 999 999 номеров на организацию</w:t>
+            </w:r>
+          </w:p>
+        </w:tc>
+      </w:tr>
+      <w:tr>
+        <w:tc>
+          <w:tcPr>
+            <w:tcW w:type="dxa" w:w="1701"/>
+          </w:tcPr>
+          <w:p>
+            <w:r/>
+            <w:r>
+              <w:rPr>
+                <w:rFonts w:ascii="Times New Roman" w:hAnsi="Times New Roman" w:eastAsia="Times New Roman"/>
+                <w:b/>
+                <w:sz w:val="18"/>
+              </w:rPr>
+              <w:t>Q11 История и обновление</w:t>
+            </w:r>
+          </w:p>
+        </w:tc>
+        <w:tc>
+          <w:tcPr>
+            <w:tcW w:type="dxa" w:w="4082"/>
+          </w:tcPr>
+          <w:p>
+            <w:r/>
+            <w:r>
+              <w:rPr>
+                <w:rFonts w:ascii="Times New Roman" w:hAnsi="Times New Roman" w:eastAsia="Times New Roman"/>
+                <w:b w:val="0"/>
+                <w:sz w:val="18"/>
+              </w:rPr>
+              <w:t>См. D04: @Version/ETag не используются; редактирование заявок — «последний выигрывает».</w:t>
+            </w:r>
+          </w:p>
+        </w:tc>
+        <w:tc>
+          <w:tcPr>
+            <w:tcW w:type="dxa" w:w="3175"/>
+          </w:tcPr>
+          <w:p>
+            <w:r/>
+            <w:r>
+              <w:rPr>
+                <w:rFonts w:ascii="Times New Roman" w:hAnsi="Times New Roman" w:eastAsia="Times New Roman"/>
+                <w:b w:val="0"/>
+                <w:sz w:val="18"/>
+              </w:rPr>
+              <w:t>[КОД] поиск @Version, ETag, If-Match в PR, TF, ADR, TRIPS, RPT, SRM, RA — не найдено (кроме строковых упоминаний в RPT, не связанных с HTTP)</w:t>
+            </w:r>
+          </w:p>
+        </w:tc>
+        <w:tc>
+          <w:tcPr>
+            <w:tcW w:type="dxa" w:w="1587"/>
+          </w:tcPr>
+          <w:p>
+            <w:r/>
+            <w:r>
+              <w:rPr>
+                <w:rFonts w:ascii="Times New Roman" w:hAnsi="Times New Roman" w:eastAsia="Times New Roman"/>
+                <w:b w:val="0"/>
+                <w:sz w:val="18"/>
+              </w:rPr>
+              <w:t>Не найдено в просмотренной области</w:t>
+            </w:r>
+          </w:p>
+        </w:tc>
+        <w:tc>
+          <w:tcPr>
+            <w:tcW w:type="dxa" w:w="1701"/>
+          </w:tcPr>
+          <w:p>
+            <w:r/>
+            <w:r>
+              <w:rPr>
+                <w:rFonts w:ascii="Times New Roman" w:hAnsi="Times New Roman" w:eastAsia="Times New Roman"/>
+                <w:b w:val="0"/>
+                <w:sz w:val="18"/>
+              </w:rPr>
+              <w:t>Архитектор</w:t>
+            </w:r>
+          </w:p>
+        </w:tc>
+        <w:tc>
+          <w:tcPr>
+            <w:tcW w:type="dxa" w:w="2154"/>
+          </w:tcPr>
+          <w:p>
+            <w:r/>
+            <w:r>
+              <w:rPr>
+                <w:rFonts w:ascii="Times New Roman" w:hAnsi="Times New Roman" w:eastAsia="Times New Roman"/>
+                <w:b w:val="0"/>
+                <w:sz w:val="18"/>
+              </w:rPr>
+              <w:t>—</w:t>
+            </w:r>
+          </w:p>
+        </w:tc>
+      </w:tr>
+      <w:tr>
+        <w:tc>
+          <w:tcPr>
+            <w:tcW w:type="dxa" w:w="1701"/>
+          </w:tcPr>
+          <w:p>
+            <w:r/>
+            <w:r>
+              <w:rPr>
+                <w:rFonts w:ascii="Times New Roman" w:hAnsi="Times New Roman" w:eastAsia="Times New Roman"/>
+                <w:b/>
+                <w:sz w:val="18"/>
+              </w:rPr>
+              <w:t>Q12 Удаление и активные заявки</w:t>
+            </w:r>
+          </w:p>
+        </w:tc>
+        <w:tc>
+          <w:tcPr>
+            <w:tcW w:type="dxa" w:w="4082"/>
+          </w:tcPr>
+          <w:p>
+            <w:r/>
+            <w:r>
+              <w:rPr>
+                <w:rFonts w:ascii="Times New Roman" w:hAnsi="Times New Roman" w:eastAsia="Times New Roman"/>
+                <w:b w:val="0"/>
+                <w:sz w:val="18"/>
+              </w:rPr>
+              <w:t>Таблица статусов — раздел D (Q12). Нетерминальные: AWAITING_APPROVAL, APPROVED, AWAITING_SEARCH, DRIVER_SEARCH, DRIVER_FOUND, DRIVER_ON_THE_WAY, DRIVER_ARRIVED, (такси: FREE_TIME_EXPIRED, WAYPOINT_ARRIVED), TRIP_IN_PROGRESS, GENAI_CHECK. Терминальные: CANCELLED, TRIP_FINISHED. API поиска заявок по признаку «избранный маршрут» нет (поля нет).</w:t>
+            </w:r>
+          </w:p>
+        </w:tc>
+        <w:tc>
+          <w:tcPr>
+            <w:tcW w:type="dxa" w:w="3175"/>
+          </w:tcPr>
+          <w:p>
+            <w:r/>
+            <w:r>
+              <w:rPr>
+                <w:rFonts w:ascii="Times New Roman" w:hAnsi="Times New Roman" w:eastAsia="Times New Roman"/>
+                <w:b w:val="0"/>
+                <w:sz w:val="18"/>
+              </w:rPr>
+              <w:t>[КОД] ENUMS TripRequestStatus.java:24-79,155,416-461,870-874</w:t>
+            </w:r>
+          </w:p>
+        </w:tc>
+        <w:tc>
+          <w:tcPr>
+            <w:tcW w:type="dxa" w:w="1587"/>
+          </w:tcPr>
+          <w:p>
+            <w:r/>
+            <w:r>
+              <w:rPr>
+                <w:rFonts w:ascii="Times New Roman" w:hAnsi="Times New Roman" w:eastAsia="Times New Roman"/>
+                <w:b w:val="0"/>
+                <w:sz w:val="18"/>
+              </w:rPr>
+              <w:t>Подтверждена кодом (статусы)</w:t>
+            </w:r>
+          </w:p>
+        </w:tc>
+        <w:tc>
+          <w:tcPr>
+            <w:tcW w:type="dxa" w:w="1701"/>
+          </w:tcPr>
+          <w:p>
+            <w:r/>
+            <w:r>
+              <w:rPr>
+                <w:rFonts w:ascii="Times New Roman" w:hAnsi="Times New Roman" w:eastAsia="Times New Roman"/>
+                <w:b w:val="0"/>
+                <w:sz w:val="18"/>
+              </w:rPr>
+              <w:t>Смешанный: заказчик (какие блокируют), архитектор (гонка)</w:t>
+            </w:r>
+          </w:p>
+        </w:tc>
+        <w:tc>
+          <w:tcPr>
+            <w:tcW w:type="dxa" w:w="2154"/>
+          </w:tcPr>
+          <w:p>
+            <w:r/>
+            <w:r>
+              <w:rPr>
+                <w:rFonts w:ascii="Times New Roman" w:hAnsi="Times New Roman" w:eastAsia="Times New Roman"/>
+                <w:b w:val="0"/>
+                <w:sz w:val="18"/>
+              </w:rPr>
+              <w:t>Владелец заявок: контракт проверки по favoriteRouteId</w:t>
+            </w:r>
+          </w:p>
+        </w:tc>
+      </w:tr>
+      <w:tr>
+        <w:tc>
+          <w:tcPr>
+            <w:tcW w:type="dxa" w:w="1701"/>
+          </w:tcPr>
+          <w:p>
+            <w:r/>
+            <w:r>
+              <w:rPr>
+                <w:rFonts w:ascii="Times New Roman" w:hAnsi="Times New Roman" w:eastAsia="Times New Roman"/>
+                <w:b/>
+                <w:sz w:val="18"/>
+              </w:rPr>
+              <w:t>Q13 Тарифные связи</w:t>
+            </w:r>
+          </w:p>
+        </w:tc>
+        <w:tc>
+          <w:tcPr>
+            <w:tcW w:type="dxa" w:w="4082"/>
+          </w:tcPr>
+          <w:p>
+            <w:r/>
+            <w:r>
+              <w:rPr>
+                <w:rFonts w:ascii="Times New Roman" w:hAnsi="Times New Roman" w:eastAsia="Times New Roman"/>
+                <w:b w:val="0"/>
+                <w:sz w:val="18"/>
+              </w:rPr>
+              <w:t>Изменения тарифов идут в Kafka (реплики в заявках, отчётах); при удалении такси — sendDeleted, трансфера — send; истечение договора события не создаёт; сохранение нового похожего тарифа такси деактивирует старый (id меняется).</w:t>
+            </w:r>
+          </w:p>
+        </w:tc>
+        <w:tc>
+          <w:tcPr>
+            <w:tcW w:type="dxa" w:w="3175"/>
+          </w:tcPr>
+          <w:p>
+            <w:r/>
+            <w:r>
+              <w:rPr>
+                <w:rFonts w:ascii="Times New Roman" w:hAnsi="Times New Roman" w:eastAsia="Times New Roman"/>
+                <w:b w:val="0"/>
+                <w:sz w:val="18"/>
+              </w:rPr>
+              <w:t>[КОД] TF TariffServiceImpl.java:205-214,608-652; TF ContractServiceImpl.java:47-57; PR messaging/listeners/impl/tariff/*</w:t>
+            </w:r>
+          </w:p>
+        </w:tc>
+        <w:tc>
+          <w:tcPr>
+            <w:tcW w:type="dxa" w:w="1587"/>
+          </w:tcPr>
+          <w:p>
+            <w:r/>
+            <w:r>
+              <w:rPr>
+                <w:rFonts w:ascii="Times New Roman" w:hAnsi="Times New Roman" w:eastAsia="Times New Roman"/>
+                <w:b w:val="0"/>
+                <w:sz w:val="18"/>
+              </w:rPr>
+              <w:t>Подтверждена кодом</w:t>
+            </w:r>
+          </w:p>
+        </w:tc>
+        <w:tc>
+          <w:tcPr>
+            <w:tcW w:type="dxa" w:w="1701"/>
+          </w:tcPr>
+          <w:p>
+            <w:r/>
+            <w:r>
+              <w:rPr>
+                <w:rFonts w:ascii="Times New Roman" w:hAnsi="Times New Roman" w:eastAsia="Times New Roman"/>
+                <w:b w:val="0"/>
+                <w:sz w:val="18"/>
+              </w:rPr>
+              <w:t>Архитектор</w:t>
+            </w:r>
+          </w:p>
+        </w:tc>
+        <w:tc>
+          <w:tcPr>
+            <w:tcW w:type="dxa" w:w="2154"/>
+          </w:tcPr>
+          <w:p>
+            <w:r/>
+            <w:r>
+              <w:rPr>
+                <w:rFonts w:ascii="Times New Roman" w:hAnsi="Times New Roman" w:eastAsia="Times New Roman"/>
+                <w:b w:val="0"/>
+                <w:sz w:val="18"/>
+              </w:rPr>
+              <w:t>Как FavoriteRoute узнаёт о замене тарифа (id сменился)</w:t>
+            </w:r>
+          </w:p>
+        </w:tc>
+      </w:tr>
+      <w:tr>
+        <w:tc>
+          <w:tcPr>
+            <w:tcW w:type="dxa" w:w="1701"/>
+          </w:tcPr>
+          <w:p>
+            <w:r/>
+            <w:r>
+              <w:rPr>
+                <w:rFonts w:ascii="Times New Roman" w:hAnsi="Times New Roman" w:eastAsia="Times New Roman"/>
+                <w:b/>
+                <w:sz w:val="18"/>
+              </w:rPr>
+              <w:t>Q14 Организация и доступ</w:t>
+            </w:r>
+          </w:p>
+        </w:tc>
+        <w:tc>
+          <w:tcPr>
+            <w:tcW w:type="dxa" w:w="4082"/>
+          </w:tcPr>
+          <w:p>
+            <w:r/>
+            <w:r>
+              <w:rPr>
+                <w:rFonts w:ascii="Times New Roman" w:hAnsi="Times New Roman" w:eastAsia="Times New Roman"/>
+                <w:b w:val="0"/>
+                <w:sz w:val="18"/>
+              </w:rPr>
+              <w:t>Пользователь → сотрудник: findByUserId(currentUser) (одна организация на пользователя в сервисе заявок). Организация заявки — организация автора. Пассажир берётся из DTO по id; проверки «пассажир из той же организации» в add() не найдено. Редактирование: автор, пассажир или согласующий. Reports проверяют {organizationId} через EmployeeOrganizationFunction (библиотека authorization, исходника нет).</w:t>
+            </w:r>
+          </w:p>
+        </w:tc>
+        <w:tc>
+          <w:tcPr>
+            <w:tcW w:type="dxa" w:w="3175"/>
+          </w:tcPr>
+          <w:p>
+            <w:r/>
+            <w:r>
+              <w:rPr>
+                <w:rFonts w:ascii="Times New Roman" w:hAnsi="Times New Roman" w:eastAsia="Times New Roman"/>
+                <w:b w:val="0"/>
+                <w:sz w:val="18"/>
+              </w:rPr>
+              <w:t>[КОД] PR service/corp/impl/EmployeeServiceImpl.java:70-72; PR RequestForGroupTransferServiceImpl.java:128-163; PR service/impl/RequestValidationServiceImpl.java:128-136; RPT config/CheckAccessConfiguration.java:11-18</w:t>
+            </w:r>
+          </w:p>
+        </w:tc>
+        <w:tc>
+          <w:tcPr>
+            <w:tcW w:type="dxa" w:w="1587"/>
+          </w:tcPr>
+          <w:p>
+            <w:r/>
+            <w:r>
+              <w:rPr>
+                <w:rFonts w:ascii="Times New Roman" w:hAnsi="Times New Roman" w:eastAsia="Times New Roman"/>
+                <w:b w:val="0"/>
+                <w:sz w:val="18"/>
+              </w:rPr>
+              <w:t>Частично; Нужен репозиторий (authorization)</w:t>
+            </w:r>
+          </w:p>
+        </w:tc>
+        <w:tc>
+          <w:tcPr>
+            <w:tcW w:type="dxa" w:w="1701"/>
+          </w:tcPr>
+          <w:p>
+            <w:r/>
+            <w:r>
+              <w:rPr>
+                <w:rFonts w:ascii="Times New Roman" w:hAnsi="Times New Roman" w:eastAsia="Times New Roman"/>
+                <w:b w:val="0"/>
+                <w:sz w:val="18"/>
+              </w:rPr>
+              <w:t>Архитектор</w:t>
+            </w:r>
+          </w:p>
+        </w:tc>
+        <w:tc>
+          <w:tcPr>
+            <w:tcW w:type="dxa" w:w="2154"/>
+          </w:tcPr>
+          <w:p>
+            <w:r/>
+            <w:r>
+              <w:rPr>
+                <w:rFonts w:ascii="Times New Roman" w:hAnsi="Times New Roman" w:eastAsia="Times New Roman"/>
+                <w:b w:val="0"/>
+                <w:sz w:val="18"/>
+              </w:rPr>
+              <w:t>Переключение организации пользователем — есть ли на стенде</w:t>
+            </w:r>
+          </w:p>
+        </w:tc>
+      </w:tr>
+    </w:tbl>
+    <w:p>
+      <w:pPr>
+        <w:spacing w:before="200"/>
+      </w:pPr>
+      <w:r>
+        <w:rPr>
+          <w:rFonts w:ascii="Times New Roman" w:hAnsi="Times New Roman" w:eastAsia="Times New Roman"/>
+          <w:b/>
+          <w:sz w:val="24"/>
+        </w:rPr>
+        <w:t>Вопросы коллеги Q1–Q9</w:t>
+      </w:r>
+    </w:p>
+    <w:tbl>
+      <w:tblPr>
+        <w:tblW w:type="auto" w:w="0"/>
+        <w:tblLayout w:type="fixed"/>
+        <w:tblLook w:firstColumn="1" w:firstRow="1" w:lastColumn="0" w:lastRow="0" w:noHBand="0" w:noVBand="1" w:val="04A0"/>
+        <w:tblBorders>
+          <w:top w:val="single" w:sz="4" w:space="0" w:color="808080"/>
+          <w:left w:val="single" w:sz="4" w:space="0" w:color="808080"/>
+          <w:bottom w:val="single" w:sz="4" w:space="0" w:color="808080"/>
+          <w:right w:val="single" w:sz="4" w:space="0" w:color="808080"/>
+          <w:insideH w:val="single" w:sz="4" w:space="0" w:color="808080"/>
+          <w:insideV w:val="single" w:sz="4" w:space="0" w:color="808080"/>
+        </w:tblBorders>
+      </w:tblPr>
+      <w:tblGrid>
+        <w:gridCol w:w="2428"/>
+        <w:gridCol w:w="2428"/>
+        <w:gridCol w:w="2428"/>
+        <w:gridCol w:w="2428"/>
+        <w:gridCol w:w="2428"/>
+        <w:gridCol w:w="2428"/>
+      </w:tblGrid>
+      <w:tr>
+        <w:tc>
+          <w:tcPr>
+            <w:tcW w:type="dxa" w:w="1701"/>
+          </w:tcPr>
+          <w:p>
+            <w:r/>
+            <w:r>
+              <w:rPr>
+                <w:rFonts w:ascii="Times New Roman" w:hAnsi="Times New Roman" w:eastAsia="Times New Roman"/>
+                <w:b/>
+                <w:sz w:val="18"/>
+              </w:rPr>
+              <w:t>ID и вопрос</w:t>
+            </w:r>
+          </w:p>
+        </w:tc>
+        <w:tc>
+          <w:tcPr>
+            <w:tcW w:type="dxa" w:w="4082"/>
+          </w:tcPr>
+          <w:p>
+            <w:r/>
+            <w:r>
+              <w:rPr>
+                <w:rFonts w:ascii="Times New Roman" w:hAnsi="Times New Roman" w:eastAsia="Times New Roman"/>
+                <w:b/>
+                <w:sz w:val="18"/>
+              </w:rPr>
+              <w:t>Подробный ответ</w:t>
+            </w:r>
+          </w:p>
+        </w:tc>
+        <w:tc>
+          <w:tcPr>
+            <w:tcW w:type="dxa" w:w="3175"/>
+          </w:tcPr>
+          <w:p>
+            <w:r/>
+            <w:r>
+              <w:rPr>
+                <w:rFonts w:ascii="Times New Roman" w:hAnsi="Times New Roman" w:eastAsia="Times New Roman"/>
+                <w:b/>
+                <w:sz w:val="18"/>
+              </w:rPr>
+              <w:t>Что подтверждено и источник</w:t>
+            </w:r>
+          </w:p>
+        </w:tc>
+        <w:tc>
+          <w:tcPr>
+            <w:tcW w:type="dxa" w:w="1587"/>
+          </w:tcPr>
+          <w:p>
+            <w:r/>
+            <w:r>
+              <w:rPr>
+                <w:rFonts w:ascii="Times New Roman" w:hAnsi="Times New Roman" w:eastAsia="Times New Roman"/>
+                <w:b/>
+                <w:sz w:val="18"/>
+              </w:rPr>
+              <w:t>Техническая часть</w:t>
+            </w:r>
+          </w:p>
+        </w:tc>
+        <w:tc>
+          <w:tcPr>
+            <w:tcW w:type="dxa" w:w="1701"/>
+          </w:tcPr>
+          <w:p>
+            <w:r/>
+            <w:r>
+              <w:rPr>
+                <w:rFonts w:ascii="Times New Roman" w:hAnsi="Times New Roman" w:eastAsia="Times New Roman"/>
+                <w:b/>
+                <w:sz w:val="18"/>
+              </w:rPr>
+              <w:t>Решение для FavoriteRoute</w:t>
+            </w:r>
+          </w:p>
+        </w:tc>
+        <w:tc>
+          <w:tcPr>
+            <w:tcW w:type="dxa" w:w="2154"/>
+          </w:tcPr>
+          <w:p>
+            <w:r/>
+            <w:r>
+              <w:rPr>
+                <w:rFonts w:ascii="Times New Roman" w:hAnsi="Times New Roman" w:eastAsia="Times New Roman"/>
+                <w:b/>
+                <w:sz w:val="18"/>
+              </w:rPr>
+              <w:t>Что ещё выяснить и у кого</w:t>
+            </w:r>
+          </w:p>
+        </w:tc>
+      </w:tr>
+      <w:tr>
+        <w:tc>
+          <w:tcPr>
+            <w:tcW w:type="dxa" w:w="1701"/>
+          </w:tcPr>
+          <w:p>
+            <w:r/>
+            <w:r>
+              <w:rPr>
+                <w:rFonts w:ascii="Times New Roman" w:hAnsi="Times New Roman" w:eastAsia="Times New Roman"/>
+                <w:b/>
+                <w:sz w:val="18"/>
+              </w:rPr>
+              <w:t>Коллега:Q1 Источник бесплатного ожидания; снимок или чтение</w:t>
+            </w:r>
+          </w:p>
+        </w:tc>
+        <w:tc>
+          <w:tcPr>
+            <w:tcW w:type="dxa" w:w="4082"/>
+          </w:tcPr>
+          <w:p>
+            <w:r/>
+            <w:r>
+              <w:rPr>
+                <w:rFonts w:ascii="Times New Roman" w:hAnsi="Times New Roman" w:eastAsia="Times New Roman"/>
+                <w:b w:val="0"/>
+                <w:sz w:val="18"/>
+              </w:rPr>
+              <w:t>Поле freeWaitingTime (минуты) income-тарифа выбранного класса (такси — TaxiTariff, трансфер — GroupTransferTariff). Читается из актуальной записи тарифа в каждом расчёте; снимка нет. Пример «было 3, стало 5»: новый расчёт возьмёт 5; сохранённая заявка не меняется (цена не пересчитывается сервером). На фиксированную цену FavoriteRoute лимит влияет только через recommended_cost.</w:t>
+            </w:r>
+          </w:p>
+        </w:tc>
+        <w:tc>
+          <w:tcPr>
+            <w:tcW w:type="dxa" w:w="3175"/>
+          </w:tcPr>
+          <w:p>
+            <w:r/>
+            <w:r>
+              <w:rPr>
+                <w:rFonts w:ascii="Times New Roman" w:hAnsi="Times New Roman" w:eastAsia="Times New Roman"/>
+                <w:b w:val="0"/>
+                <w:sz w:val="18"/>
+              </w:rPr>
+              <w:t>[КОД] TF TaxiTariff.java:94, GroupTransferTariff.java:88, CalculateServiceImpl.java:881,1031; CRP modules/NewTariffs/constants/Tariffs.constants.ts:46,69</w:t>
+            </w:r>
+          </w:p>
+        </w:tc>
+        <w:tc>
+          <w:tcPr>
+            <w:tcW w:type="dxa" w:w="1587"/>
+          </w:tcPr>
+          <w:p>
+            <w:r/>
+            <w:r>
+              <w:rPr>
+                <w:rFonts w:ascii="Times New Roman" w:hAnsi="Times New Roman" w:eastAsia="Times New Roman"/>
+                <w:b w:val="0"/>
+                <w:sz w:val="18"/>
+              </w:rPr>
+              <w:t>Подтверждена кодом (источник, текущее поведение)</w:t>
+            </w:r>
+          </w:p>
+        </w:tc>
+        <w:tc>
+          <w:tcPr>
+            <w:tcW w:type="dxa" w:w="1701"/>
+          </w:tcPr>
+          <w:p>
+            <w:r/>
+            <w:r>
+              <w:rPr>
+                <w:rFonts w:ascii="Times New Roman" w:hAnsi="Times New Roman" w:eastAsia="Times New Roman"/>
+                <w:b w:val="0"/>
+                <w:sz w:val="18"/>
+              </w:rPr>
+              <w:t>Заказчик + архитектор: снимок или чтение</w:t>
+            </w:r>
+          </w:p>
+        </w:tc>
+        <w:tc>
+          <w:tcPr>
+            <w:tcW w:type="dxa" w:w="2154"/>
+          </w:tcPr>
+          <w:p>
+            <w:r/>
+            <w:r>
+              <w:rPr>
+                <w:rFonts w:ascii="Times New Roman" w:hAnsi="Times New Roman" w:eastAsia="Times New Roman"/>
+                <w:b w:val="0"/>
+                <w:sz w:val="18"/>
+              </w:rPr>
+              <w:t>Гусева И. П.: применять ли новый лимит к старому маршруту</w:t>
+            </w:r>
+          </w:p>
+        </w:tc>
+      </w:tr>
+      <w:tr>
+        <w:tc>
+          <w:tcPr>
+            <w:tcW w:type="dxa" w:w="1701"/>
+          </w:tcPr>
+          <w:p>
+            <w:r/>
+            <w:r>
+              <w:rPr>
+                <w:rFonts w:ascii="Times New Roman" w:hAnsi="Times New Roman" w:eastAsia="Times New Roman"/>
+                <w:b/>
+                <w:sz w:val="18"/>
+              </w:rPr>
+              <w:t>Коллега:Q2 «Ожидание можно не включать»</w:t>
+            </w:r>
+          </w:p>
+        </w:tc>
+        <w:tc>
+          <w:tcPr>
+            <w:tcW w:type="dxa" w:w="4082"/>
+          </w:tcPr>
+          <w:p>
+            <w:r/>
+            <w:r>
+              <w:rPr>
+                <w:rFonts w:ascii="Times New Roman" w:hAnsi="Times New Roman" w:eastAsia="Times New Roman"/>
+                <w:b w:val="0"/>
+                <w:sz w:val="18"/>
+              </w:rPr>
+              <w:t>Переключателя/поля отключения ожидания в тарифе и расчёте не найдено. Пример 10 мин, лимит 3, 20 ₽/мин: трансфер (промежуточная точка) → (10−3)×20 = 140 ₽; такси (UI вводит ожидание только в промежуточной точке) → 10×waitCostPerMinIntermediate (при 20 ₽ = 200 ₽), лимит не применяется. Гипотезы «выключено»: А) ожидание не оплачивается → 0 ₽; Б) лимит не применяется → 200 ₽.</w:t>
+            </w:r>
+          </w:p>
+        </w:tc>
+        <w:tc>
+          <w:tcPr>
+            <w:tcW w:type="dxa" w:w="3175"/>
+          </w:tcPr>
+          <w:p>
+            <w:r/>
+            <w:r>
+              <w:rPr>
+                <w:rFonts w:ascii="Times New Roman" w:hAnsi="Times New Roman" w:eastAsia="Times New Roman"/>
+                <w:b w:val="0"/>
+                <w:sz w:val="18"/>
+              </w:rPr>
+              <w:t>[КОД] TF CalculateServiceImpl.java:877-895,1016-1033; поиск freeWait*, waitIncluded, includeWait в TF/PR/CP/CRP — только freeWaitingTime</w:t>
+            </w:r>
+          </w:p>
+        </w:tc>
+        <w:tc>
+          <w:tcPr>
+            <w:tcW w:type="dxa" w:w="1587"/>
+          </w:tcPr>
+          <w:p>
+            <w:r/>
+            <w:r>
+              <w:rPr>
+                <w:rFonts w:ascii="Times New Roman" w:hAnsi="Times New Roman" w:eastAsia="Times New Roman"/>
+                <w:b w:val="0"/>
+                <w:sz w:val="18"/>
+              </w:rPr>
+              <w:t>Не найдено в просмотренной области (переключатель)</w:t>
+            </w:r>
+          </w:p>
+        </w:tc>
+        <w:tc>
+          <w:tcPr>
+            <w:tcW w:type="dxa" w:w="1701"/>
+          </w:tcPr>
+          <w:p>
+            <w:r/>
+            <w:r>
+              <w:rPr>
+                <w:rFonts w:ascii="Times New Roman" w:hAnsi="Times New Roman" w:eastAsia="Times New Roman"/>
+                <w:b w:val="0"/>
+                <w:sz w:val="18"/>
+              </w:rPr>
+              <w:t>Заказчик (смысл фразы)</w:t>
+            </w:r>
+          </w:p>
+        </w:tc>
+        <w:tc>
+          <w:tcPr>
+            <w:tcW w:type="dxa" w:w="2154"/>
+          </w:tcPr>
+          <w:p>
+            <w:r/>
+            <w:r>
+              <w:rPr>
+                <w:rFonts w:ascii="Times New Roman" w:hAnsi="Times New Roman" w:eastAsia="Times New Roman"/>
+                <w:b w:val="0"/>
+                <w:sz w:val="18"/>
+              </w:rPr>
+              <w:t>Автор требования: выбрать А/Б или иное</w:t>
+            </w:r>
+          </w:p>
+        </w:tc>
+      </w:tr>
+      <w:tr>
+        <w:tc>
+          <w:tcPr>
+            <w:tcW w:type="dxa" w:w="1701"/>
+          </w:tcPr>
+          <w:p>
+            <w:r/>
+            <w:r>
+              <w:rPr>
+                <w:rFonts w:ascii="Times New Roman" w:hAnsi="Times New Roman" w:eastAsia="Times New Roman"/>
+                <w:b/>
+                <w:sz w:val="18"/>
+              </w:rPr>
+              <w:t>Коллега:Q3 Ожидание на каждой остановке</w:t>
+            </w:r>
+          </w:p>
+        </w:tc>
+        <w:tc>
+          <w:tcPr>
+            <w:tcW w:type="dxa" w:w="4082"/>
+          </w:tcPr>
+          <w:p>
+            <w:r/>
+            <w:r>
+              <w:rPr>
+                <w:rFonts w:ascii="Times New Roman" w:hAnsi="Times New Roman" w:eastAsia="Times New Roman"/>
+                <w:b w:val="0"/>
+                <w:sz w:val="18"/>
+              </w:rPr>
+              <w:t>Трансфер: лимит на каждую точку. Пример: 2 остановки по 5 мин, лимит 3 → (5−3)+(5−3) = 4 оплачиваемые мин. Такси: сумма ожиданий всех точек без лимита по ставке промежуточной точки → 10 мин; лимит — только к первой точке (в UI там 0). Усечение до минут: трансфер — по точке, такси — по сумме. Время движения отдельно: expected.time от 2ГИС ожидание не включает; при подборе автомобиля трансфера UI и сервер добавляют ожидание к длительности.</w:t>
+            </w:r>
+          </w:p>
+        </w:tc>
+        <w:tc>
+          <w:tcPr>
+            <w:tcW w:type="dxa" w:w="3175"/>
+          </w:tcPr>
+          <w:p>
+            <w:r/>
+            <w:r>
+              <w:rPr>
+                <w:rFonts w:ascii="Times New Roman" w:hAnsi="Times New Roman" w:eastAsia="Times New Roman"/>
+                <w:b w:val="0"/>
+                <w:sz w:val="18"/>
+              </w:rPr>
+              <w:t>[КОД] TF CalculateServiceImpl.java:130-137,877-882,1026-1032; GEO resources/application.yml:167-168; CP …/GroupTransferChoosingBookingInterval.tsx:39-40</w:t>
+            </w:r>
+          </w:p>
+        </w:tc>
+        <w:tc>
+          <w:tcPr>
+            <w:tcW w:type="dxa" w:w="1587"/>
+          </w:tcPr>
+          <w:p>
+            <w:r/>
+            <w:r>
+              <w:rPr>
+                <w:rFonts w:ascii="Times New Roman" w:hAnsi="Times New Roman" w:eastAsia="Times New Roman"/>
+                <w:b w:val="0"/>
+                <w:sz w:val="18"/>
+              </w:rPr>
+              <w:t>Подтверждена кодом (текущее поведение)</w:t>
+            </w:r>
+          </w:p>
+        </w:tc>
+        <w:tc>
+          <w:tcPr>
+            <w:tcW w:type="dxa" w:w="1701"/>
+          </w:tcPr>
+          <w:p>
+            <w:r/>
+            <w:r>
+              <w:rPr>
+                <w:rFonts w:ascii="Times New Roman" w:hAnsi="Times New Roman" w:eastAsia="Times New Roman"/>
+                <w:b w:val="0"/>
+                <w:sz w:val="18"/>
+              </w:rPr>
+              <w:t>Заказчик: общий лимит или на точку для FavoriteRoute; экран/отчёт</w:t>
+            </w:r>
+          </w:p>
+        </w:tc>
+        <w:tc>
+          <w:tcPr>
+            <w:tcW w:type="dxa" w:w="2154"/>
+          </w:tcPr>
+          <w:p>
+            <w:r/>
+            <w:r>
+              <w:rPr>
+                <w:rFonts w:ascii="Times New Roman" w:hAnsi="Times New Roman" w:eastAsia="Times New Roman"/>
+                <w:b w:val="0"/>
+                <w:sz w:val="18"/>
+              </w:rPr>
+              <w:t>Отчёт такси уже имеет отдельные колонки ожидания при подаче и в промежуточной точке (RPT service/impl/mapping/AllColumnNames.java:66-71)</w:t>
+            </w:r>
+          </w:p>
+        </w:tc>
+      </w:tr>
+      <w:tr>
+        <w:tc>
+          <w:tcPr>
+            <w:tcW w:type="dxa" w:w="1701"/>
+          </w:tcPr>
+          <w:p>
+            <w:r/>
+            <w:r>
+              <w:rPr>
+                <w:rFonts w:ascii="Times New Roman" w:hAnsi="Times New Roman" w:eastAsia="Times New Roman"/>
+                <w:b/>
+                <w:sz w:val="18"/>
+              </w:rPr>
+              <w:t>Коллега:Q4 Режимы «моя/для коллеги/для клиента»</w:t>
+            </w:r>
+          </w:p>
+        </w:tc>
+        <w:tc>
+          <w:tcPr>
+            <w:tcW w:type="dxa" w:w="4082"/>
+          </w:tcPr>
+          <w:p>
+            <w:r/>
+            <w:r>
+              <w:rPr>
+                <w:rFonts w:ascii="Times New Roman" w:hAnsi="Times New Roman" w:eastAsia="Times New Roman"/>
+                <w:b w:val="0"/>
+                <w:sz w:val="18"/>
+              </w:rPr>
+              <w:t>В CP: пассажир «Я / Мой коллега» (passenger: 'me' / 'notme'), «Заказать коллеге»; переключатель «За счёт компании / В личных целях». Режим «для клиента» в CP/CM и в DTO заявки не найден; в карточке трансфера есть подписи «ФИО/Телефон клиента» и доп. контакт (addContactFIO, addContactPhone). Организация заявки = организация автора. Каршеринг «коллеге» запрещён сервером; такси/трансфер — разрешены.</w:t>
+            </w:r>
+          </w:p>
+        </w:tc>
+        <w:tc>
+          <w:tcPr>
+            <w:tcW w:type="dxa" w:w="3175"/>
+          </w:tcPr>
+          <w:p>
+            <w:r/>
+            <w:r>
+              <w:rPr>
+                <w:rFonts w:ascii="Times New Roman" w:hAnsi="Times New Roman" w:eastAsia="Times New Roman"/>
+                <w:b w:val="0"/>
+                <w:sz w:val="18"/>
+              </w:rPr>
+              <w:t>[КОД] CP …/CreateTripRequest/constants/CreateRequest.constants.ts:72,85; CP …/hooks/useCreateTripRequest.ts:141; CP …/EditTripRequest/CreateTripRequest.tsx (Switch); PR validate/request/impl/CarsharingPassengerValidator.java:9-13; PR dto/GroupTransferRequestInformationDTO.java:36-43</w:t>
+            </w:r>
+          </w:p>
+        </w:tc>
+        <w:tc>
+          <w:tcPr>
+            <w:tcW w:type="dxa" w:w="1587"/>
+          </w:tcPr>
+          <w:p>
+            <w:r/>
+            <w:r>
+              <w:rPr>
+                <w:rFonts w:ascii="Times New Roman" w:hAnsi="Times New Roman" w:eastAsia="Times New Roman"/>
+                <w:b w:val="0"/>
+                <w:sz w:val="18"/>
+              </w:rPr>
+              <w:t>Частично (фронт 2024 г.; «для клиента» не найден)</w:t>
+            </w:r>
+          </w:p>
+        </w:tc>
+        <w:tc>
+          <w:tcPr>
+            <w:tcW w:type="dxa" w:w="1701"/>
+          </w:tcPr>
+          <w:p>
+            <w:r/>
+            <w:r>
+              <w:rPr>
+                <w:rFonts w:ascii="Times New Roman" w:hAnsi="Times New Roman" w:eastAsia="Times New Roman"/>
+                <w:b w:val="0"/>
+                <w:sz w:val="18"/>
+              </w:rPr>
+              <w:t>Заказчик (матрица режим × транспорт × организация)</w:t>
+            </w:r>
+          </w:p>
+        </w:tc>
+        <w:tc>
+          <w:tcPr>
+            <w:tcW w:type="dxa" w:w="2154"/>
+          </w:tcPr>
+          <w:p>
+            <w:r/>
+            <w:r>
+              <w:rPr>
+                <w:rFonts w:ascii="Times New Roman" w:hAnsi="Times New Roman" w:eastAsia="Times New Roman"/>
+                <w:b w:val="0"/>
+                <w:sz w:val="18"/>
+              </w:rPr>
+              <w:t>Проверить на стенде актуальную форму; мобильное приложение не обследовано</w:t>
+            </w:r>
+          </w:p>
+        </w:tc>
+      </w:tr>
+      <w:tr>
+        <w:tc>
+          <w:tcPr>
+            <w:tcW w:type="dxa" w:w="1701"/>
+          </w:tcPr>
+          <w:p>
+            <w:r/>
+            <w:r>
+              <w:rPr>
+                <w:rFonts w:ascii="Times New Roman" w:hAnsi="Times New Roman" w:eastAsia="Times New Roman"/>
+                <w:b/>
+                <w:sz w:val="18"/>
+              </w:rPr>
+              <w:t>Коллега:Q5 Маршрут действует, тариф истёк</w:t>
+            </w:r>
+          </w:p>
+        </w:tc>
+        <w:tc>
+          <w:tcPr>
+            <w:tcW w:type="dxa" w:w="4082"/>
+          </w:tcPr>
+          <w:p>
+            <w:r/>
+            <w:r>
+              <w:rPr>
+                <w:rFonts w:ascii="Times New Roman" w:hAnsi="Times New Roman" w:eastAsia="Times New Roman"/>
+                <w:b w:val="0"/>
+                <w:sz w:val="18"/>
+              </w:rPr>
+              <w:t>Технически сервер заявок примет старый tariffId, если запись есть в реплике (активность и срок не проверяются); удалённый тариф такси — 404. Перевозчик берётся из outcomeTariff.contractorId. Расчёт /tariffs/calculate не вернёт тариф с неактивным договором. Сохранённая фиксированная цена — согласована, не переоткрывается.</w:t>
+            </w:r>
+          </w:p>
+        </w:tc>
+        <w:tc>
+          <w:tcPr>
+            <w:tcW w:type="dxa" w:w="3175"/>
+          </w:tcPr>
+          <w:p>
+            <w:r/>
+            <w:r>
+              <w:rPr>
+                <w:rFonts w:ascii="Times New Roman" w:hAnsi="Times New Roman" w:eastAsia="Times New Roman"/>
+                <w:b w:val="0"/>
+                <w:sz w:val="18"/>
+              </w:rPr>
+              <w:t>[КОД] PR RequestForTaxiServiceImpl.java:187-214; PR RequestForGroupTransferServiceImpl.java:146-178; TF CalculateServiceImpl.java:930,977,1200-1240</w:t>
+            </w:r>
+          </w:p>
+        </w:tc>
+        <w:tc>
+          <w:tcPr>
+            <w:tcW w:type="dxa" w:w="1587"/>
+          </w:tcPr>
+          <w:p>
+            <w:r/>
+            <w:r>
+              <w:rPr>
+                <w:rFonts w:ascii="Times New Roman" w:hAnsi="Times New Roman" w:eastAsia="Times New Roman"/>
+                <w:b w:val="0"/>
+                <w:sz w:val="18"/>
+              </w:rPr>
+              <w:t>Подтверждена кодом; Нужна проверка стенда</w:t>
+            </w:r>
+          </w:p>
+        </w:tc>
+        <w:tc>
+          <w:tcPr>
+            <w:tcW w:type="dxa" w:w="1701"/>
+          </w:tcPr>
+          <w:p>
+            <w:r/>
+            <w:r>
+              <w:rPr>
+                <w:rFonts w:ascii="Times New Roman" w:hAnsi="Times New Roman" w:eastAsia="Times New Roman"/>
+                <w:b w:val="0"/>
+                <w:sz w:val="18"/>
+              </w:rPr>
+              <w:t>Смешанный: заказчик + владелец тарифа</w:t>
+            </w:r>
+          </w:p>
+        </w:tc>
+        <w:tc>
+          <w:tcPr>
+            <w:tcW w:type="dxa" w:w="2154"/>
+          </w:tcPr>
+          <w:p>
+            <w:r/>
+            <w:r>
+              <w:rPr>
+                <w:rFonts w:ascii="Times New Roman" w:hAnsi="Times New Roman" w:eastAsia="Times New Roman"/>
+                <w:b w:val="0"/>
+                <w:sz w:val="18"/>
+              </w:rPr>
+              <w:t>Разрешать ли оформление со старым тарифом/перевозчиком или подбирать действующий</w:t>
+            </w:r>
+          </w:p>
+        </w:tc>
+      </w:tr>
+      <w:tr>
+        <w:tc>
+          <w:tcPr>
+            <w:tcW w:type="dxa" w:w="1701"/>
+          </w:tcPr>
+          <w:p>
+            <w:r/>
+            <w:r>
+              <w:rPr>
+                <w:rFonts w:ascii="Times New Roman" w:hAnsi="Times New Roman" w:eastAsia="Times New Roman"/>
+                <w:b/>
+                <w:sz w:val="18"/>
+              </w:rPr>
+              <w:t>Коллега:Q6 Цена совместной поездки</w:t>
+            </w:r>
+          </w:p>
+        </w:tc>
+        <w:tc>
+          <w:tcPr>
+            <w:tcW w:type="dxa" w:w="4082"/>
+          </w:tcPr>
+          <w:p>
+            <w:r/>
+            <w:r>
+              <w:rPr>
+                <w:rFonts w:ascii="Times New Roman" w:hAnsi="Times New Roman" w:eastAsia="Times New Roman"/>
+                <w:b w:val="0"/>
+                <w:sz w:val="18"/>
+              </w:rPr>
+              <w:t>Совместные поездки — только TAXI/PERSONAL (SRM); для трансфера calculateByTariff возвращает null. SRM: цена поездки по тарифу, доля участника = его расстояние / сумма расстояний (7 знаков), цена участника = (long)(rideCost × доля). Пример 1350 ₽ при равных долях → 675 ₽ каждому по текущей логике — это не правило FavoriteRoute. Совместную заявку такси нельзя редактировать — только отмена. Факт — trips.factCost (правит диспетчер).</w:t>
+            </w:r>
+          </w:p>
+        </w:tc>
+        <w:tc>
+          <w:tcPr>
+            <w:tcW w:type="dxa" w:w="3175"/>
+          </w:tcPr>
+          <w:p>
+            <w:r/>
+            <w:r>
+              <w:rPr>
+                <w:rFonts w:ascii="Times New Roman" w:hAnsi="Times New Roman" w:eastAsia="Times New Roman"/>
+                <w:b w:val="0"/>
+                <w:sz w:val="18"/>
+              </w:rPr>
+              <w:t>[КОД] SRM service/impl/SrmServiceImpl.java:1282,1292-1303,1334-1352; PR service/impl/MagentaAuxilaryServiceImpl.java:26-60; PR RequestForTaxiServiceImpl.java:346-349; TRIPS web/service/impl/TripServiceImpl.java:590-603</w:t>
+            </w:r>
+          </w:p>
+        </w:tc>
+        <w:tc>
+          <w:tcPr>
+            <w:tcW w:type="dxa" w:w="1587"/>
+          </w:tcPr>
+          <w:p>
+            <w:r/>
+            <w:r>
+              <w:rPr>
+                <w:rFonts w:ascii="Times New Roman" w:hAnsi="Times New Roman" w:eastAsia="Times New Roman"/>
+                <w:b w:val="0"/>
+                <w:sz w:val="18"/>
+              </w:rPr>
+              <w:t>Подтверждена кодом (текущее)</w:t>
+            </w:r>
+          </w:p>
+        </w:tc>
+        <w:tc>
+          <w:tcPr>
+            <w:tcW w:type="dxa" w:w="1701"/>
+          </w:tcPr>
+          <w:p>
+            <w:r/>
+            <w:r>
+              <w:rPr>
+                <w:rFonts w:ascii="Times New Roman" w:hAnsi="Times New Roman" w:eastAsia="Times New Roman"/>
+                <w:b w:val="0"/>
+                <w:sz w:val="18"/>
+              </w:rPr>
+              <w:t>Заказчик</w:t>
+            </w:r>
+          </w:p>
+        </w:tc>
+        <w:tc>
+          <w:tcPr>
+            <w:tcW w:type="dxa" w:w="2154"/>
+          </w:tcPr>
+          <w:p>
+            <w:r/>
+            <w:r>
+              <w:rPr>
+                <w:rFonts w:ascii="Times New Roman" w:hAnsi="Times New Roman" w:eastAsia="Times New Roman"/>
+                <w:b w:val="0"/>
+                <w:sz w:val="18"/>
+              </w:rPr>
+              <w:t>Утвердить пример 1350/1600 и отмену участника</w:t>
+            </w:r>
+          </w:p>
+        </w:tc>
+      </w:tr>
+      <w:tr>
+        <w:tc>
+          <w:tcPr>
+            <w:tcW w:type="dxa" w:w="1701"/>
+          </w:tcPr>
+          <w:p>
+            <w:r/>
+            <w:r>
+              <w:rPr>
+                <w:rFonts w:ascii="Times New Roman" w:hAnsi="Times New Roman" w:eastAsia="Times New Roman"/>
+                <w:b/>
+                <w:sz w:val="18"/>
+              </w:rPr>
+              <w:t>Коллега:Q7 Объединение разных маршрутов, изменение точек</w:t>
+            </w:r>
+          </w:p>
+        </w:tc>
+        <w:tc>
+          <w:tcPr>
+            <w:tcW w:type="dxa" w:w="4082"/>
+          </w:tcPr>
+          <w:p>
+            <w:r/>
+            <w:r>
+              <w:rPr>
+                <w:rFonts w:ascii="Times New Roman" w:hAnsi="Times New Roman" w:eastAsia="Times New Roman"/>
+                <w:b w:val="0"/>
+                <w:sz w:val="18"/>
+              </w:rPr>
+              <w:t>Объединение — SRM addRequestToSharedRide/postNewSharedRide при создании заявки такси с coopTrip. Удаление точки в пути: пересчёт через gRPC тарифа; если новая цена выше исходной — отказ, иначе цена заменяется новой (ниже). Связи с «избранным маршрутом» нет — место интеграции: RequestServiceImpl.deleteWaypoint, RequestFor*ServiceImpl.update, SRM-слияние.</w:t>
+            </w:r>
+          </w:p>
+        </w:tc>
+        <w:tc>
+          <w:tcPr>
+            <w:tcW w:type="dxa" w:w="3175"/>
+          </w:tcPr>
+          <w:p>
+            <w:r/>
+            <w:r>
+              <w:rPr>
+                <w:rFonts w:ascii="Times New Roman" w:hAnsi="Times New Roman" w:eastAsia="Times New Roman"/>
+                <w:b w:val="0"/>
+                <w:sz w:val="18"/>
+              </w:rPr>
+              <w:t>[КОД] PR RequestServiceImpl.java:426-458; PR service/impl/TariffGrpcClientImpl.java:30-45; PR MagentaAuxilaryServiceImpl.java:17-41</w:t>
+            </w:r>
+          </w:p>
+        </w:tc>
+        <w:tc>
+          <w:tcPr>
+            <w:tcW w:type="dxa" w:w="1587"/>
+          </w:tcPr>
+          <w:p>
+            <w:r/>
+            <w:r>
+              <w:rPr>
+                <w:rFonts w:ascii="Times New Roman" w:hAnsi="Times New Roman" w:eastAsia="Times New Roman"/>
+                <w:b w:val="0"/>
+                <w:sz w:val="18"/>
+              </w:rPr>
+              <w:t>Подтверждена кодом (места интеграции)</w:t>
+            </w:r>
+          </w:p>
+        </w:tc>
+        <w:tc>
+          <w:tcPr>
+            <w:tcW w:type="dxa" w:w="1701"/>
+          </w:tcPr>
+          <w:p>
+            <w:r/>
+            <w:r>
+              <w:rPr>
+                <w:rFonts w:ascii="Times New Roman" w:hAnsi="Times New Roman" w:eastAsia="Times New Roman"/>
+                <w:b w:val="0"/>
+                <w:sz w:val="18"/>
+              </w:rPr>
+              <w:t>Заказчик</w:t>
+            </w:r>
+          </w:p>
+        </w:tc>
+        <w:tc>
+          <w:tcPr>
+            <w:tcW w:type="dxa" w:w="2154"/>
+          </w:tcPr>
+          <w:p>
+            <w:r/>
+            <w:r>
+              <w:rPr>
+                <w:rFonts w:ascii="Times New Roman" w:hAnsi="Times New Roman" w:eastAsia="Times New Roman"/>
+                <w:b w:val="0"/>
+                <w:sz w:val="18"/>
+              </w:rPr>
+              <w:t>Допустимость объединения, правило цены по каждому участнику</w:t>
+            </w:r>
+          </w:p>
+        </w:tc>
+      </w:tr>
+      <w:tr>
+        <w:tc>
+          <w:tcPr>
+            <w:tcW w:type="dxa" w:w="1701"/>
+          </w:tcPr>
+          <w:p>
+            <w:r/>
+            <w:r>
+              <w:rPr>
+                <w:rFonts w:ascii="Times New Roman" w:hAnsi="Times New Roman" w:eastAsia="Times New Roman"/>
+                <w:b/>
+                <w:sz w:val="18"/>
+              </w:rPr>
+              <w:t>Коллега:Q8 Реестры и объём выгрузок</w:t>
+            </w:r>
+          </w:p>
+        </w:tc>
+        <w:tc>
+          <w:tcPr>
+            <w:tcW w:type="dxa" w:w="4082"/>
+          </w:tcPr>
+          <w:p>
+            <w:r/>
+            <w:r>
+              <w:rPr>
+                <w:rFonts w:ascii="Times New Roman" w:hAnsi="Times New Roman" w:eastAsia="Times New Roman"/>
+                <w:b w:val="0"/>
+                <w:sz w:val="18"/>
+              </w:rPr>
+              <w:t>RPT: XLSX для такси, личного, общественного, каршеринга (эндпоинты …/xlsx/trip-requests/*), экспорт реестра трансфера через GroupTransferReportRegisterResolver; PDF — только ТТН грузов; CSV — не найден. Источник — копия заявок из Kafka service.request. Колонки такси уже включают условную/фактическую стоимость, долю costSharePart, ожидания. Для новых колонок нужно расширить RequestMessage и БД отчётов.</w:t>
+            </w:r>
+          </w:p>
+        </w:tc>
+        <w:tc>
+          <w:tcPr>
+            <w:tcW w:type="dxa" w:w="3175"/>
+          </w:tcPr>
+          <w:p>
+            <w:r/>
+            <w:r>
+              <w:rPr>
+                <w:rFonts w:ascii="Times New Roman" w:hAnsi="Times New Roman" w:eastAsia="Times New Roman"/>
+                <w:b w:val="0"/>
+                <w:sz w:val="18"/>
+              </w:rPr>
+              <w:t>[КОД] RPT controller/ReportsXlsxOrganizationController.java:44-52; RPT controller/ReportPdfTtnController.java:14; RPT service/impl/mapping/AllColumnNames.java:38-119; RPT service/impl/file_resolvers/GroupTransferReportRegisterResolver.java; RPT messaging/listeners/impl/TripRequestListenerImpl.java:14-26</w:t>
+            </w:r>
+          </w:p>
+        </w:tc>
+        <w:tc>
+          <w:tcPr>
+            <w:tcW w:type="dxa" w:w="1587"/>
+          </w:tcPr>
+          <w:p>
+            <w:r/>
+            <w:r>
+              <w:rPr>
+                <w:rFonts w:ascii="Times New Roman" w:hAnsi="Times New Roman" w:eastAsia="Times New Roman"/>
+                <w:b w:val="0"/>
+                <w:sz w:val="18"/>
+              </w:rPr>
+              <w:t>Подтверждена кодом (форматы); Частично (полный список колонок трансфера)</w:t>
+            </w:r>
+          </w:p>
+        </w:tc>
+        <w:tc>
+          <w:tcPr>
+            <w:tcW w:type="dxa" w:w="1701"/>
+          </w:tcPr>
+          <w:p>
+            <w:r/>
+            <w:r>
+              <w:rPr>
+                <w:rFonts w:ascii="Times New Roman" w:hAnsi="Times New Roman" w:eastAsia="Times New Roman"/>
+                <w:b w:val="0"/>
+                <w:sz w:val="18"/>
+              </w:rPr>
+              <w:t>Владелец отчётности / заказчик</w:t>
+            </w:r>
+          </w:p>
+        </w:tc>
+        <w:tc>
+          <w:tcPr>
+            <w:tcW w:type="dxa" w:w="2154"/>
+          </w:tcPr>
+          <w:p>
+            <w:r/>
+            <w:r>
+              <w:rPr>
+                <w:rFonts w:ascii="Times New Roman" w:hAnsi="Times New Roman" w:eastAsia="Times New Roman"/>
+                <w:b w:val="0"/>
+                <w:sz w:val="18"/>
+              </w:rPr>
+              <w:t>Утвердить состав колонок и форматы (БТ требует CSV/Excel/PDF)</w:t>
+            </w:r>
+          </w:p>
+        </w:tc>
+      </w:tr>
+      <w:tr>
+        <w:tc>
+          <w:tcPr>
+            <w:tcW w:type="dxa" w:w="1701"/>
+          </w:tcPr>
+          <w:p>
+            <w:r/>
+            <w:r>
+              <w:rPr>
+                <w:rFonts w:ascii="Times New Roman" w:hAnsi="Times New Roman" w:eastAsia="Times New Roman"/>
+                <w:b/>
+                <w:sz w:val="18"/>
+              </w:rPr>
+              <w:t>Коллега:Q9 Приёмка и доступы</w:t>
+            </w:r>
+          </w:p>
+        </w:tc>
+        <w:tc>
+          <w:tcPr>
+            <w:tcW w:type="dxa" w:w="4082"/>
+          </w:tcPr>
+          <w:p>
+            <w:r/>
+            <w:r>
+              <w:rPr>
+                <w:rFonts w:ascii="Times New Roman" w:hAnsi="Times New Roman" w:eastAsia="Times New Roman"/>
+                <w:b w:val="0"/>
+                <w:sz w:val="18"/>
+              </w:rPr>
+              <w:t>Договор: заказчик в течение 10 рабочих дней проверяет соответствие ТЗ и подписывает УПД либо даёт мотивированный отказ; стенд в договоре (стр. 2–3) не указан. Тесты сервисов используют embedded Postgres/Kafka и моки JWT; 2ГИС-заглушка TASK_DONE/result_link — это WireMock SRM для асинхронной матрицы расстояний, а не расчёт маршрута; geo-тесты используют записанные ответы catalog.api.2gis.com.</w:t>
+            </w:r>
+          </w:p>
+        </w:tc>
+        <w:tc>
+          <w:tcPr>
+            <w:tcW w:type="dxa" w:w="3175"/>
+          </w:tcPr>
+          <w:p>
+            <w:r/>
+            <w:r>
+              <w:rPr>
+                <w:rFonts w:ascii="Times New Roman" w:hAnsi="Times New Roman" w:eastAsia="Times New Roman"/>
+                <w:b w:val="0"/>
+                <w:sz w:val="18"/>
+              </w:rPr>
+              <w:t>[КОД] SRM …/srm/service/impl/GeoService2GisImpl.java:140; [ТЕСТ: ПРОЧИТАН, НЕ ЗАПУЩЕН] srm-main/…/test/resources/wiremock/gis-async-result-feign-server/mappings/gis-async-result-feign-server-client.json:17-20; geo-main/…/test/resources/responses/catalog.api.2gis.com/; [ТРЕБОВАНИЕ/РЕШЕНИЕ] PDF договора, разд. 2.2, 5.1–5.4</w:t>
+            </w:r>
+          </w:p>
+        </w:tc>
+        <w:tc>
+          <w:tcPr>
+            <w:tcW w:type="dxa" w:w="1587"/>
+          </w:tcPr>
+          <w:p>
+            <w:r/>
+            <w:r>
+              <w:rPr>
+                <w:rFonts w:ascii="Times New Roman" w:hAnsi="Times New Roman" w:eastAsia="Times New Roman"/>
+                <w:b w:val="0"/>
+                <w:sz w:val="18"/>
+              </w:rPr>
+              <w:t>Частично</w:t>
+            </w:r>
+          </w:p>
+        </w:tc>
+        <w:tc>
+          <w:tcPr>
+            <w:tcW w:type="dxa" w:w="1701"/>
+          </w:tcPr>
+          <w:p>
+            <w:r/>
+            <w:r>
+              <w:rPr>
+                <w:rFonts w:ascii="Times New Roman" w:hAnsi="Times New Roman" w:eastAsia="Times New Roman"/>
+                <w:b w:val="0"/>
+                <w:sz w:val="18"/>
+              </w:rPr>
+              <w:t>Владелец стенда / руководитель проекта</w:t>
+            </w:r>
+          </w:p>
+        </w:tc>
+        <w:tc>
+          <w:tcPr>
+            <w:tcW w:type="dxa" w:w="2154"/>
+          </w:tcPr>
+          <w:p>
+            <w:r/>
+            <w:r>
+              <w:rPr>
+                <w:rFonts w:ascii="Times New Roman" w:hAnsi="Times New Roman" w:eastAsia="Times New Roman"/>
+                <w:b w:val="0"/>
+                <w:sz w:val="18"/>
+              </w:rPr>
+              <w:t>Кто принимает, на каком стенде, допустимость имитаторов</w:t>
+            </w:r>
+          </w:p>
+        </w:tc>
+      </w:tr>
+    </w:tbl>
+    <w:p>
+      <w:pPr>
+        <w:spacing w:before="160"/>
+      </w:pPr>
+      <w:r>
+        <w:rPr>
+          <w:rFonts w:ascii="Times New Roman" w:hAnsi="Times New Roman" w:eastAsia="Times New Roman"/>
+          <w:b w:val="0"/>
+          <w:sz w:val="22"/>
+        </w:rPr>
+        <w:t>Итог по статусу (29.09.2026): технически подтверждены кодом D01 (цепочка), D02, D03 (источник и формула), D04 (факты платформы), D05, D07–D10, Q01–Q03, Q06–Q08, Q12, Q13, Коллега:Q1, Q3, Q5–Q8; частично — D06, Q04, Q09–Q11, Q14, Коллега:Q4, Q9 (нужны библиотеки human-readable-generator, authorization, конвертеры Duration и конфигурация стенда). Ни один вопрос не закрыт полностью для FavoriteRoute: бизнес-правила (ожидание, лимит, режимы, совместные поездки, истёкший тариф, отчётность) — заказчику; история, версия, расчёт и контроль тарифа — архитектору.</w:t>
+      </w:r>
+    </w:p>
     <w:sectPr>
       <w:pgSz w:w="16838" w:h="11906" w:orient="landscape"/>
       <w:pgMar w:top="1701" w:right="1134" w:bottom="850" w:left="1134" w:header="708" w:footer="708" w:gutter="0"/>

--- a/Вопрос ответ.docx
+++ b/Вопрос ответ.docx
@@ -11225,6 +11225,796 @@
         <w:t>Итог по статусу (29.09.2026): технически подтверждены кодом D01 (цепочка), D02, D03 (источник и формула), D04 (факты платформы), D05, D07–D10, Q01–Q03, Q06–Q08, Q12, Q13, Коллега:Q1, Q3, Q5–Q8; частично — D06, Q04, Q09–Q11, Q14, Коллега:Q4, Q9 (нужны библиотеки human-readable-generator, authorization, конвертеры Duration и конфигурация стенда). Ни один вопрос не закрыт полностью для FavoriteRoute: бизнес-правила (ожидание, лимит, режимы, совместные поездки, истёкший тариф, отчётность) — заказчику; история, версия, расчёт и контроль тарифа — архитектору.</w:t>
       </w:r>
     </w:p>
+    <w:p>
+      <w:r>
+        <w:br w:type="page"/>
+      </w:r>
+    </w:p>
+    <w:p>
+      <w:pPr>
+        <w:spacing w:before="0"/>
+      </w:pPr>
+      <w:r>
+        <w:rPr>
+          <w:rFonts w:ascii="Times New Roman" w:hAnsi="Times New Roman" w:eastAsia="Times New Roman"/>
+          <w:b/>
+          <w:sz w:val="28"/>
+        </w:rPr>
+        <w:t>Дополнение 29.09.2026 (3): результаты по загруженным репозиториям первого приоритета</w:t>
+      </w:r>
+    </w:p>
+    <w:p>
+      <w:pPr>
+        <w:spacing w:before="0"/>
+      </w:pPr>
+      <w:r>
+        <w:rPr>
+          <w:rFonts w:ascii="Times New Roman" w:hAnsi="Times New Roman" w:eastAsia="Times New Roman"/>
+          <w:b w:val="0"/>
+          <w:sz w:val="22"/>
+        </w:rPr>
+        <w:t>Предыдущие таблицы сохранены без изменений. Подробности и исправления прежних выводов — в НАХОДКИ_FavoriteRoute.md, раздел «Уточнение 29.09.2026 (3)».</w:t>
+      </w:r>
+    </w:p>
+    <w:tbl>
+      <w:tblPr>
+        <w:tblW w:type="auto" w:w="0"/>
+        <w:tblLook w:firstColumn="1" w:firstRow="1" w:lastColumn="0" w:lastRow="0" w:noHBand="0" w:noVBand="1" w:val="04A0"/>
+        <w:tblBorders>
+          <w:top w:val="single" w:sz="4" w:space="0" w:color="808080"/>
+          <w:left w:val="single" w:sz="4" w:space="0" w:color="808080"/>
+          <w:bottom w:val="single" w:sz="4" w:space="0" w:color="808080"/>
+          <w:right w:val="single" w:sz="4" w:space="0" w:color="808080"/>
+          <w:insideH w:val="single" w:sz="4" w:space="0" w:color="808080"/>
+          <w:insideV w:val="single" w:sz="4" w:space="0" w:color="808080"/>
+        </w:tblBorders>
+      </w:tblPr>
+      <w:tblGrid>
+        <w:gridCol w:w="2914"/>
+        <w:gridCol w:w="2914"/>
+        <w:gridCol w:w="2914"/>
+        <w:gridCol w:w="2914"/>
+        <w:gridCol w:w="2914"/>
+      </w:tblGrid>
+      <w:tr>
+        <w:tc>
+          <w:tcPr>
+            <w:tcW w:type="dxa" w:w="1814"/>
+          </w:tcPr>
+          <w:p>
+            <w:r/>
+            <w:r>
+              <w:rPr>
+                <w:rFonts w:ascii="Times New Roman" w:hAnsi="Times New Roman" w:eastAsia="Times New Roman"/>
+                <w:b/>
+                <w:sz w:val="18"/>
+              </w:rPr>
+              <w:t>ID и вопрос</w:t>
+            </w:r>
+          </w:p>
+        </w:tc>
+        <w:tc>
+          <w:tcPr>
+            <w:tcW w:type="dxa" w:w="5386"/>
+          </w:tcPr>
+          <w:p>
+            <w:r/>
+            <w:r>
+              <w:rPr>
+                <w:rFonts w:ascii="Times New Roman" w:hAnsi="Times New Roman" w:eastAsia="Times New Roman"/>
+                <w:b/>
+                <w:sz w:val="18"/>
+              </w:rPr>
+              <w:t>Что установлено</w:t>
+            </w:r>
+          </w:p>
+        </w:tc>
+        <w:tc>
+          <w:tcPr>
+            <w:tcW w:type="dxa" w:w="3402"/>
+          </w:tcPr>
+          <w:p>
+            <w:r/>
+            <w:r>
+              <w:rPr>
+                <w:rFonts w:ascii="Times New Roman" w:hAnsi="Times New Roman" w:eastAsia="Times New Roman"/>
+                <w:b/>
+                <w:sz w:val="18"/>
+              </w:rPr>
+              <w:t>Источник</w:t>
+            </w:r>
+          </w:p>
+        </w:tc>
+        <w:tc>
+          <w:tcPr>
+            <w:tcW w:type="dxa" w:w="1984"/>
+          </w:tcPr>
+          <w:p>
+            <w:r/>
+            <w:r>
+              <w:rPr>
+                <w:rFonts w:ascii="Times New Roman" w:hAnsi="Times New Roman" w:eastAsia="Times New Roman"/>
+                <w:b/>
+                <w:sz w:val="18"/>
+              </w:rPr>
+              <w:t>Статус технической части</w:t>
+            </w:r>
+          </w:p>
+        </w:tc>
+        <w:tc>
+          <w:tcPr>
+            <w:tcW w:type="dxa" w:w="2154"/>
+          </w:tcPr>
+          <w:p>
+            <w:r/>
+            <w:r>
+              <w:rPr>
+                <w:rFonts w:ascii="Times New Roman" w:hAnsi="Times New Roman" w:eastAsia="Times New Roman"/>
+                <w:b/>
+                <w:sz w:val="18"/>
+              </w:rPr>
+              <w:t>Решение / адресат</w:t>
+            </w:r>
+          </w:p>
+        </w:tc>
+      </w:tr>
+      <w:tr>
+        <w:tc>
+          <w:tcPr>
+            <w:tcW w:type="dxa" w:w="1814"/>
+          </w:tcPr>
+          <w:p>
+            <w:r/>
+            <w:r>
+              <w:rPr>
+                <w:rFonts w:ascii="Times New Roman" w:hAnsi="Times New Roman" w:eastAsia="Times New Roman"/>
+                <w:b/>
+                <w:sz w:val="18"/>
+              </w:rPr>
+              <w:t>T01.2:Q10 Номер и повтор</w:t>
+            </w:r>
+          </w:p>
+        </w:tc>
+        <w:tc>
+          <w:tcPr>
+            <w:tcW w:type="dxa" w:w="5386"/>
+          </w:tcPr>
+          <w:p>
+            <w:r/>
+            <w:r>
+              <w:rPr>
+                <w:rFonts w:ascii="Times New Roman" w:hAnsi="Times New Roman" w:eastAsia="Times New Roman"/>
+                <w:b w:val="0"/>
+                <w:sz w:val="18"/>
+              </w:rPr>
+              <w:t>Генератор номеров (lib/human_readable_generator 4.6) читает и обновляет счётчик вне транзакции и без блокировки строки — при одновременном создании возможны одинаковые номера; защищает только уникальный индекс номера в таблице маршрута. Формат «%s-%04d-%08d», digitId 1–9999, префикс 2 символа (FR подходит). В corporate своя реализация: synchronized и проверка занятых номеров; в ней найдено обновление счётчика без условия WHERE.</w:t>
+            </w:r>
+          </w:p>
+        </w:tc>
+        <w:tc>
+          <w:tcPr>
+            <w:tcW w:type="dxa" w:w="3402"/>
+          </w:tcPr>
+          <w:p>
+            <w:r/>
+            <w:r>
+              <w:rPr>
+                <w:rFonts w:ascii="Times New Roman" w:hAnsi="Times New Roman" w:eastAsia="Times New Roman"/>
+                <w:b w:val="0"/>
+                <w:sz w:val="18"/>
+              </w:rPr>
+              <w:t>[КОД] CompanySQServiceImpl.java:24,32-44; AbstractRepository.java:27-28; HumanReadableIdFormatterImpl.java:24; corporate BaseHumanReadableProvider.java:28,83-86</w:t>
+            </w:r>
+          </w:p>
+        </w:tc>
+        <w:tc>
+          <w:tcPr>
+            <w:tcW w:type="dxa" w:w="1984"/>
+          </w:tcPr>
+          <w:p>
+            <w:r/>
+            <w:r>
+              <w:rPr>
+                <w:rFonts w:ascii="Times New Roman" w:hAnsi="Times New Roman" w:eastAsia="Times New Roman"/>
+                <w:b w:val="0"/>
+                <w:sz w:val="18"/>
+              </w:rPr>
+              <w:t>Было: Частично. Стало: Подтверждена кодом</w:t>
+            </w:r>
+          </w:p>
+        </w:tc>
+        <w:tc>
+          <w:tcPr>
+            <w:tcW w:type="dxa" w:w="2154"/>
+          </w:tcPr>
+          <w:p>
+            <w:r/>
+            <w:r>
+              <w:rPr>
+                <w:rFonts w:ascii="Times New Roman" w:hAnsi="Times New Roman" w:eastAsia="Times New Roman"/>
+                <w:b w:val="0"/>
+                <w:sz w:val="18"/>
+              </w:rPr>
+              <w:t>Архитектор: блокировка/последовательность БД, повтор при конфликте</w:t>
+            </w:r>
+          </w:p>
+        </w:tc>
+      </w:tr>
+      <w:tr>
+        <w:tc>
+          <w:tcPr>
+            <w:tcW w:type="dxa" w:w="1814"/>
+          </w:tcPr>
+          <w:p>
+            <w:r/>
+            <w:r>
+              <w:rPr>
+                <w:rFonts w:ascii="Times New Roman" w:hAnsi="Times New Roman" w:eastAsia="Times New Roman"/>
+                <w:b/>
+                <w:sz w:val="18"/>
+              </w:rPr>
+              <w:t>T01.2:Q14 Организация и доступ</w:t>
+            </w:r>
+          </w:p>
+        </w:tc>
+        <w:tc>
+          <w:tcPr>
+            <w:tcW w:type="dxa" w:w="5386"/>
+          </w:tcPr>
+          <w:p>
+            <w:r/>
+            <w:r>
+              <w:rPr>
+                <w:rFonts w:ascii="Times New Roman" w:hAnsi="Times New Roman" w:eastAsia="Times New Roman"/>
+                <w:b w:val="0"/>
+                <w:sz w:val="18"/>
+              </w:rPr>
+              <w:t>Пользователь = JWT jti; его организация (сотрудник → подразделение → организация) должна совпасть с запрошенной, иначе 403; исключение — claim data_master. Один пользователь = одна организация (уникальный индекс employee.user_id), переключения нет. Образец для API: путь с {organizationId} + @CheckOrganizationAccess, как в справочнике целей поездки.</w:t>
+            </w:r>
+          </w:p>
+        </w:tc>
+        <w:tc>
+          <w:tcPr>
+            <w:tcW w:type="dxa" w:w="3402"/>
+          </w:tcPr>
+          <w:p>
+            <w:r/>
+            <w:r>
+              <w:rPr>
+                <w:rFonts w:ascii="Times New Roman" w:hAnsi="Times New Roman" w:eastAsia="Times New Roman"/>
+                <w:b w:val="0"/>
+                <w:sz w:val="18"/>
+              </w:rPr>
+              <w:t>[КОД] authorization ControllerUtils.java:28; CheckUserAccessServiceImpl.java:44-56,86; UnauthorizedException.java:11; corporate changelog 20221114:40-46</w:t>
+            </w:r>
+          </w:p>
+        </w:tc>
+        <w:tc>
+          <w:tcPr>
+            <w:tcW w:type="dxa" w:w="1984"/>
+          </w:tcPr>
+          <w:p>
+            <w:r/>
+            <w:r>
+              <w:rPr>
+                <w:rFonts w:ascii="Times New Roman" w:hAnsi="Times New Roman" w:eastAsia="Times New Roman"/>
+                <w:b w:val="0"/>
+                <w:sz w:val="18"/>
+              </w:rPr>
+              <w:t>Было: Частично. Стало: Подтверждена кодом</w:t>
+            </w:r>
+          </w:p>
+        </w:tc>
+        <w:tc>
+          <w:tcPr>
+            <w:tcW w:type="dxa" w:w="2154"/>
+          </w:tcPr>
+          <w:p>
+            <w:r/>
+            <w:r>
+              <w:rPr>
+                <w:rFonts w:ascii="Times New Roman" w:hAnsi="Times New Roman" w:eastAsia="Times New Roman"/>
+                <w:b w:val="0"/>
+                <w:sz w:val="18"/>
+              </w:rPr>
+              <w:t>Архитектор: принять шаблон и 403</w:t>
+            </w:r>
+          </w:p>
+        </w:tc>
+      </w:tr>
+      <w:tr>
+        <w:tc>
+          <w:tcPr>
+            <w:tcW w:type="dxa" w:w="1814"/>
+          </w:tcPr>
+          <w:p>
+            <w:r/>
+            <w:r>
+              <w:rPr>
+                <w:rFonts w:ascii="Times New Roman" w:hAnsi="Times New Roman" w:eastAsia="Times New Roman"/>
+                <w:b/>
+                <w:sz w:val="18"/>
+              </w:rPr>
+              <w:t>T01.1:D02/D06 Единицы ожидания</w:t>
+            </w:r>
+          </w:p>
+        </w:tc>
+        <w:tc>
+          <w:tcPr>
+            <w:tcW w:type="dxa" w:w="5386"/>
+          </w:tcPr>
+          <w:p>
+            <w:r/>
+            <w:r>
+              <w:rPr>
+                <w:rFonts w:ascii="Times New Roman" w:hAnsi="Times New Roman" w:eastAsia="Times New Roman"/>
+                <w:b w:val="0"/>
+                <w:sz w:val="18"/>
+              </w:rPr>
+              <w:t>Конвертеры найдены в lib/core: Duration ↔ миллисекунды; отсутствующее значение (null) в ответе выдаётся как 0. Fraud по ожиданию хранится в мс и разбирается вручную в Fraud monitoring, заявку не блокирует.</w:t>
+            </w:r>
+          </w:p>
+        </w:tc>
+        <w:tc>
+          <w:tcPr>
+            <w:tcW w:type="dxa" w:w="3402"/>
+          </w:tcPr>
+          <w:p>
+            <w:r/>
+            <w:r>
+              <w:rPr>
+                <w:rFonts w:ascii="Times New Roman" w:hAnsi="Times New Roman" w:eastAsia="Times New Roman"/>
+                <w:b w:val="0"/>
+                <w:sz w:val="18"/>
+              </w:rPr>
+              <w:t>[КОД] core DurationMillisConverter.java:20,25; MillisDurationConverter.java:19,25; fraud-monitoring TripRequestListener.java:257; FraudDecisionServiceImpl.java:26</w:t>
+            </w:r>
+          </w:p>
+        </w:tc>
+        <w:tc>
+          <w:tcPr>
+            <w:tcW w:type="dxa" w:w="1984"/>
+          </w:tcPr>
+          <w:p>
+            <w:r/>
+            <w:r>
+              <w:rPr>
+                <w:rFonts w:ascii="Times New Roman" w:hAnsi="Times New Roman" w:eastAsia="Times New Roman"/>
+                <w:b w:val="0"/>
+                <w:sz w:val="18"/>
+              </w:rPr>
+              <w:t>Метка [ПРЕДПОЛОЖЕНИЕ] заменена на [КОД]</w:t>
+            </w:r>
+          </w:p>
+        </w:tc>
+        <w:tc>
+          <w:tcPr>
+            <w:tcW w:type="dxa" w:w="2154"/>
+          </w:tcPr>
+          <w:p>
+            <w:r/>
+            <w:r>
+              <w:rPr>
+                <w:rFonts w:ascii="Times New Roman" w:hAnsi="Times New Roman" w:eastAsia="Times New Roman"/>
+                <w:b w:val="0"/>
+                <w:sz w:val="18"/>
+              </w:rPr>
+              <w:t>Заказчик: максимум/шаг; архитектор: формат хранения</w:t>
+            </w:r>
+          </w:p>
+        </w:tc>
+      </w:tr>
+      <w:tr>
+        <w:tc>
+          <w:tcPr>
+            <w:tcW w:type="dxa" w:w="1814"/>
+          </w:tcPr>
+          <w:p>
+            <w:r/>
+            <w:r>
+              <w:rPr>
+                <w:rFonts w:ascii="Times New Roman" w:hAnsi="Times New Roman" w:eastAsia="Times New Roman"/>
+                <w:b/>
+                <w:sz w:val="18"/>
+              </w:rPr>
+              <w:t>T01.1:D04 / Q11 История</w:t>
+            </w:r>
+          </w:p>
+        </w:tc>
+        <w:tc>
+          <w:tcPr>
+            <w:tcW w:type="dxa" w:w="5386"/>
+          </w:tcPr>
+          <w:p>
+            <w:r/>
+            <w:r>
+              <w:rPr>
+                <w:rFonts w:ascii="Times New Roman" w:hAnsi="Times New Roman" w:eastAsia="Times New Roman"/>
+                <w:b w:val="0"/>
+                <w:sz w:val="18"/>
+              </w:rPr>
+              <w:t>Найдены ещё два образца: (1) справочник целей поездки в corporate при редактировании создаёт новую запись, старую деактивирует, версии связывает ключ purposeParentLabel; (2) триггер БД пишет JSON старой/новой строки сотрудника в corporate.t_history (без автора). Итого три образца с Envers в request.</w:t>
+            </w:r>
+          </w:p>
+        </w:tc>
+        <w:tc>
+          <w:tcPr>
+            <w:tcW w:type="dxa" w:w="3402"/>
+          </w:tcPr>
+          <w:p>
+            <w:r/>
+            <w:r>
+              <w:rPr>
+                <w:rFonts w:ascii="Times New Roman" w:hAnsi="Times New Roman" w:eastAsia="Times New Roman"/>
+                <w:b w:val="0"/>
+                <w:sz w:val="18"/>
+              </w:rPr>
+              <w:t>[КОД] corporate TripPurposeServiceImpl.java:70-79,90,240-243; TripPurpose.java:63; create_function.sql:1-25</w:t>
+            </w:r>
+          </w:p>
+        </w:tc>
+        <w:tc>
+          <w:tcPr>
+            <w:tcW w:type="dxa" w:w="1984"/>
+          </w:tcPr>
+          <w:p>
+            <w:r/>
+            <w:r>
+              <w:rPr>
+                <w:rFonts w:ascii="Times New Roman" w:hAnsi="Times New Roman" w:eastAsia="Times New Roman"/>
+                <w:b w:val="0"/>
+                <w:sz w:val="18"/>
+              </w:rPr>
+              <w:t>Подтверждена кодом (факты)</w:t>
+            </w:r>
+          </w:p>
+        </w:tc>
+        <w:tc>
+          <w:tcPr>
+            <w:tcW w:type="dxa" w:w="2154"/>
+          </w:tcPr>
+          <w:p>
+            <w:r/>
+            <w:r>
+              <w:rPr>
+                <w:rFonts w:ascii="Times New Roman" w:hAnsi="Times New Roman" w:eastAsia="Times New Roman"/>
+                <w:b w:val="0"/>
+                <w:sz w:val="18"/>
+              </w:rPr>
+              <w:t>Архитектор: выбор схемы</w:t>
+            </w:r>
+          </w:p>
+        </w:tc>
+      </w:tr>
+      <w:tr>
+        <w:tc>
+          <w:tcPr>
+            <w:tcW w:type="dxa" w:w="1814"/>
+          </w:tcPr>
+          <w:p>
+            <w:r/>
+            <w:r>
+              <w:rPr>
+                <w:rFonts w:ascii="Times New Roman" w:hAnsi="Times New Roman" w:eastAsia="Times New Roman"/>
+                <w:b/>
+                <w:sz w:val="18"/>
+              </w:rPr>
+              <w:t>T01.1:D07 Цель поездки</w:t>
+            </w:r>
+          </w:p>
+        </w:tc>
+        <w:tc>
+          <w:tcPr>
+            <w:tcW w:type="dxa" w:w="5386"/>
+          </w:tcPr>
+          <w:p>
+            <w:r/>
+            <w:r>
+              <w:rPr>
+                <w:rFonts w:ascii="Times New Roman" w:hAnsi="Times New Roman" w:eastAsia="Times New Roman"/>
+                <w:b w:val="0"/>
+                <w:sz w:val="18"/>
+              </w:rPr>
+              <w:t>Цель принадлежит организации и ограничивается подразделениями, датами, временем и днями недели — её доступность зависит от времени заявки, поэтому хранить цель в маршруте некорректно. Серверная проверка — в Trip purpose request check, исходники не загружены.</w:t>
+            </w:r>
+          </w:p>
+        </w:tc>
+        <w:tc>
+          <w:tcPr>
+            <w:tcW w:type="dxa" w:w="3402"/>
+          </w:tcPr>
+          <w:p>
+            <w:r/>
+            <w:r>
+              <w:rPr>
+                <w:rFonts w:ascii="Times New Roman" w:hAnsi="Times New Roman" w:eastAsia="Times New Roman"/>
+                <w:b w:val="0"/>
+                <w:sz w:val="18"/>
+              </w:rPr>
+              <w:t>[КОД] corporate TripPurpose.java:30-42</w:t>
+            </w:r>
+          </w:p>
+        </w:tc>
+        <w:tc>
+          <w:tcPr>
+            <w:tcW w:type="dxa" w:w="1984"/>
+          </w:tcPr>
+          <w:p>
+            <w:r/>
+            <w:r>
+              <w:rPr>
+                <w:rFonts w:ascii="Times New Roman" w:hAnsi="Times New Roman" w:eastAsia="Times New Roman"/>
+                <w:b w:val="0"/>
+                <w:sz w:val="18"/>
+              </w:rPr>
+              <w:t>Подтверждена кодом (модель); проверка — нужен репозиторий</w:t>
+            </w:r>
+          </w:p>
+        </w:tc>
+        <w:tc>
+          <w:tcPr>
+            <w:tcW w:type="dxa" w:w="2154"/>
+          </w:tcPr>
+          <w:p>
+            <w:r/>
+            <w:r>
+              <w:rPr>
+                <w:rFonts w:ascii="Times New Roman" w:hAnsi="Times New Roman" w:eastAsia="Times New Roman"/>
+                <w:b w:val="0"/>
+                <w:sz w:val="18"/>
+              </w:rPr>
+              <w:t>Решение 17.09 подтверждается</w:t>
+            </w:r>
+          </w:p>
+        </w:tc>
+      </w:tr>
+      <w:tr>
+        <w:tc>
+          <w:tcPr>
+            <w:tcW w:type="dxa" w:w="1814"/>
+          </w:tcPr>
+          <w:p>
+            <w:r/>
+            <w:r>
+              <w:rPr>
+                <w:rFonts w:ascii="Times New Roman" w:hAnsi="Times New Roman" w:eastAsia="Times New Roman"/>
+                <w:b/>
+                <w:sz w:val="18"/>
+              </w:rPr>
+              <w:t>Согласование заявок (к Q12)</w:t>
+            </w:r>
+          </w:p>
+        </w:tc>
+        <w:tc>
+          <w:tcPr>
+            <w:tcW w:type="dxa" w:w="5386"/>
+          </w:tcPr>
+          <w:p>
+            <w:r/>
+            <w:r>
+              <w:rPr>
+                <w:rFonts w:ascii="Times New Roman" w:hAnsi="Times New Roman" w:eastAsia="Times New Roman"/>
+                <w:b w:val="0"/>
+                <w:sz w:val="18"/>
+              </w:rPr>
+              <w:t>Автосогласование, если согласование выключено для организации и вида транспорта или стоимость (коп) строго меньше порога min_cost_to_be_approved; есть исключения по цели и региону. Заявка по маршруту будет согласовываться по фиксированной цене.</w:t>
+            </w:r>
+          </w:p>
+        </w:tc>
+        <w:tc>
+          <w:tcPr>
+            <w:tcW w:type="dxa" w:w="3402"/>
+          </w:tcPr>
+          <w:p>
+            <w:r/>
+            <w:r>
+              <w:rPr>
+                <w:rFonts w:ascii="Times New Roman" w:hAnsi="Times New Roman" w:eastAsia="Times New Roman"/>
+                <w:b w:val="0"/>
+                <w:sz w:val="18"/>
+              </w:rPr>
+              <w:t>[КОД] passenger-approvals ApprovalsSettings.java:18,44,51; ApprovalsSettingsInjectionServiceImpl.java:75,88,105,120</w:t>
+            </w:r>
+          </w:p>
+        </w:tc>
+        <w:tc>
+          <w:tcPr>
+            <w:tcW w:type="dxa" w:w="1984"/>
+          </w:tcPr>
+          <w:p>
+            <w:r/>
+            <w:r>
+              <w:rPr>
+                <w:rFonts w:ascii="Times New Roman" w:hAnsi="Times New Roman" w:eastAsia="Times New Roman"/>
+                <w:b w:val="0"/>
+                <w:sz w:val="18"/>
+              </w:rPr>
+              <w:t>Подтверждена кодом</w:t>
+            </w:r>
+          </w:p>
+        </w:tc>
+        <w:tc>
+          <w:tcPr>
+            <w:tcW w:type="dxa" w:w="2154"/>
+          </w:tcPr>
+          <w:p>
+            <w:r/>
+            <w:r>
+              <w:rPr>
+                <w:rFonts w:ascii="Times New Roman" w:hAnsi="Times New Roman" w:eastAsia="Times New Roman"/>
+                <w:b w:val="0"/>
+                <w:sz w:val="18"/>
+              </w:rPr>
+              <w:t>Заказчик: нужны ли исключения для избранных маршрутов</w:t>
+            </w:r>
+          </w:p>
+        </w:tc>
+      </w:tr>
+      <w:tr>
+        <w:tc>
+          <w:tcPr>
+            <w:tcW w:type="dxa" w:w="1814"/>
+          </w:tcPr>
+          <w:p>
+            <w:r/>
+            <w:r>
+              <w:rPr>
+                <w:rFonts w:ascii="Times New Roman" w:hAnsi="Times New Roman" w:eastAsia="Times New Roman"/>
+                <w:b/>
+                <w:sz w:val="18"/>
+              </w:rPr>
+              <w:t>Коллега:Q5/Q6, O02 Цена перевозчика</w:t>
+            </w:r>
+          </w:p>
+        </w:tc>
+        <w:tc>
+          <w:tcPr>
+            <w:tcW w:type="dxa" w:w="5386"/>
+          </w:tcPr>
+          <w:p>
+            <w:r/>
+            <w:r>
+              <w:rPr>
+                <w:rFonts w:ascii="Times New Roman" w:hAnsi="Times New Roman" w:eastAsia="Times New Roman"/>
+                <w:b w:val="0"/>
+                <w:sz w:val="18"/>
+              </w:rPr>
+              <w:t>Перевозчику по универсальному API цена не передаётся; для трансфера передаётся класс GROUP_TRANSFER («в рамках проекта Манжерок»), а не TRANSFER_*. Перевозчик возвращает price и waitTime (минуты); факт записывается в поездку, сравнения с планом и флага превышения в коде нет. Лимит такси резервируется и списывается по плановой стоимости, для трансфера резерва нет.</w:t>
+            </w:r>
+          </w:p>
+        </w:tc>
+        <w:tc>
+          <w:tcPr>
+            <w:tcW w:type="dxa" w:w="3402"/>
+          </w:tcPr>
+          <w:p>
+            <w:r/>
+            <w:r>
+              <w:rPr>
+                <w:rFonts w:ascii="Times New Roman" w:hAnsi="Times New Roman" w:eastAsia="Times New Roman"/>
+                <w:b w:val="0"/>
+                <w:sz w:val="18"/>
+              </w:rPr>
+              <w:t>[КОД] integrations OrderRequestMapper.java:31,45,101-111; InContractorTaxiTripInProgressMessageMapper.java:38,45; PR InProgressGroupTransferMessageProcessorImpl.java:107,111-112; ReservationServiceImpl.java:58,104</w:t>
+            </w:r>
+          </w:p>
+        </w:tc>
+        <w:tc>
+          <w:tcPr>
+            <w:tcW w:type="dxa" w:w="1984"/>
+          </w:tcPr>
+          <w:p>
+            <w:r/>
+            <w:r>
+              <w:rPr>
+                <w:rFonts w:ascii="Times New Roman" w:hAnsi="Times New Roman" w:eastAsia="Times New Roman"/>
+                <w:b w:val="0"/>
+                <w:sz w:val="18"/>
+              </w:rPr>
+              <w:t>Подтверждена кодом</w:t>
+            </w:r>
+          </w:p>
+        </w:tc>
+        <w:tc>
+          <w:tcPr>
+            <w:tcW w:type="dxa" w:w="2154"/>
+          </w:tcPr>
+          <w:p>
+            <w:r/>
+            <w:r>
+              <w:rPr>
+                <w:rFonts w:ascii="Times New Roman" w:hAnsi="Times New Roman" w:eastAsia="Times New Roman"/>
+                <w:b w:val="0"/>
+                <w:sz w:val="18"/>
+              </w:rPr>
+              <w:t>Заказчик: как перевозчик узнаёт о фиксированной цене; T04.1 — логика сравнения</w:t>
+            </w:r>
+          </w:p>
+        </w:tc>
+      </w:tr>
+      <w:tr>
+        <w:tc>
+          <w:tcPr>
+            <w:tcW w:type="dxa" w:w="1814"/>
+          </w:tcPr>
+          <w:p>
+            <w:r/>
+            <w:r>
+              <w:rPr>
+                <w:rFonts w:ascii="Times New Roman" w:hAnsi="Times New Roman" w:eastAsia="Times New Roman"/>
+                <w:b/>
+                <w:sz w:val="18"/>
+              </w:rPr>
+              <w:t>Недостающие исходники</w:t>
+            </w:r>
+          </w:p>
+        </w:tc>
+        <w:tc>
+          <w:tcPr>
+            <w:tcW w:type="dxa" w:w="5386"/>
+          </w:tcPr>
+          <w:p>
+            <w:r/>
+            <w:r>
+              <w:rPr>
+                <w:rFonts w:ascii="Times New Roman" w:hAnsi="Times New Roman" w:eastAsia="Times New Roman"/>
+                <w:b w:val="0"/>
+                <w:sz w:val="18"/>
+              </w:rPr>
+              <w:t>Не загружены или пусты: trip-purpose-request-check (только CODEOWNERS), jooq_envers (только pom), актуальная ветка front/Client passengers, front/lib. lib/grpc оказался инфраструктурой — контрактов тарифа в нём нет. corp-passengers (1) и (2) совпадают с уже имевшейся версией.</w:t>
+            </w:r>
+          </w:p>
+        </w:tc>
+        <w:tc>
+          <w:tcPr>
+            <w:tcW w:type="dxa" w:w="3402"/>
+          </w:tcPr>
+          <w:p>
+            <w:r/>
+            <w:r>
+              <w:rPr>
+                <w:rFonts w:ascii="Times New Roman" w:hAnsi="Times New Roman" w:eastAsia="Times New Roman"/>
+                <w:b w:val="0"/>
+                <w:sz w:val="18"/>
+              </w:rPr>
+              <w:t>Сверка папок «исходный код», diff -rq</w:t>
+            </w:r>
+          </w:p>
+        </w:tc>
+        <w:tc>
+          <w:tcPr>
+            <w:tcW w:type="dxa" w:w="1984"/>
+          </w:tcPr>
+          <w:p>
+            <w:r/>
+            <w:r>
+              <w:rPr>
+                <w:rFonts w:ascii="Times New Roman" w:hAnsi="Times New Roman" w:eastAsia="Times New Roman"/>
+                <w:b w:val="0"/>
+                <w:sz w:val="18"/>
+              </w:rPr>
+              <w:t>—</w:t>
+            </w:r>
+          </w:p>
+        </w:tc>
+        <w:tc>
+          <w:tcPr>
+            <w:tcW w:type="dxa" w:w="2154"/>
+          </w:tcPr>
+          <w:p>
+            <w:r/>
+            <w:r>
+              <w:rPr>
+                <w:rFonts w:ascii="Times New Roman" w:hAnsi="Times New Roman" w:eastAsia="Times New Roman"/>
+                <w:b w:val="0"/>
+                <w:sz w:val="18"/>
+              </w:rPr>
+              <w:t>Аналитик: догрузить при необходимости</w:t>
+            </w:r>
+          </w:p>
+        </w:tc>
+      </w:tr>
+    </w:tbl>
     <w:sectPr>
       <w:pgSz w:w="16838" w:h="11906" w:orient="landscape"/>
       <w:pgMar w:top="1701" w:right="1134" w:bottom="850" w:left="1134" w:header="708" w:footer="708" w:gutter="0"/>

--- a/Вопрос ответ.docx
+++ b/Вопрос ответ.docx
@@ -12010,6 +12010,632 @@
                 <w:sz w:val="18"/>
               </w:rPr>
               <w:t>Аналитик: догрузить при необходимости</w:t>
+            </w:r>
+          </w:p>
+        </w:tc>
+      </w:tr>
+    </w:tbl>
+    <w:p>
+      <w:r>
+        <w:br w:type="page"/>
+      </w:r>
+    </w:p>
+    <w:p>
+      <w:pPr>
+        <w:spacing w:before="0"/>
+      </w:pPr>
+      <w:r>
+        <w:rPr>
+          <w:rFonts w:ascii="Times New Roman" w:hAnsi="Times New Roman" w:eastAsia="Times New Roman"/>
+          <w:b/>
+          <w:sz w:val="28"/>
+        </w:rPr>
+        <w:t>Дополнение 30.09.2026 (4): develop-ветка клиентского фронта и front/lib</w:t>
+      </w:r>
+    </w:p>
+    <w:p>
+      <w:pPr>
+        <w:spacing w:before="0"/>
+      </w:pPr>
+      <w:r>
+        <w:rPr>
+          <w:rFonts w:ascii="Times New Roman" w:hAnsi="Times New Roman" w:eastAsia="Times New Roman"/>
+          <w:b w:val="0"/>
+          <w:sz w:val="22"/>
+        </w:rPr>
+        <w:t>Предыдущие таблицы сохранены. Подробности — НАХОДКИ_FavoriteRoute.md, раздел «Уточнение 30.09.2026 (4)».</w:t>
+      </w:r>
+    </w:p>
+    <w:tbl>
+      <w:tblPr>
+        <w:tblW w:type="auto" w:w="0"/>
+        <w:tblLook w:firstColumn="1" w:firstRow="1" w:lastColumn="0" w:lastRow="0" w:noHBand="0" w:noVBand="1" w:val="04A0"/>
+        <w:tblBorders>
+          <w:top w:val="single" w:sz="4" w:space="0" w:color="808080"/>
+          <w:left w:val="single" w:sz="4" w:space="0" w:color="808080"/>
+          <w:bottom w:val="single" w:sz="4" w:space="0" w:color="808080"/>
+          <w:right w:val="single" w:sz="4" w:space="0" w:color="808080"/>
+          <w:insideH w:val="single" w:sz="4" w:space="0" w:color="808080"/>
+          <w:insideV w:val="single" w:sz="4" w:space="0" w:color="808080"/>
+        </w:tblBorders>
+      </w:tblPr>
+      <w:tblGrid>
+        <w:gridCol w:w="2914"/>
+        <w:gridCol w:w="2914"/>
+        <w:gridCol w:w="2914"/>
+        <w:gridCol w:w="2914"/>
+        <w:gridCol w:w="2914"/>
+      </w:tblGrid>
+      <w:tr>
+        <w:tc>
+          <w:tcPr>
+            <w:tcW w:type="dxa" w:w="1814"/>
+          </w:tcPr>
+          <w:p>
+            <w:r/>
+            <w:r>
+              <w:rPr>
+                <w:rFonts w:ascii="Times New Roman" w:hAnsi="Times New Roman" w:eastAsia="Times New Roman"/>
+                <w:b/>
+                <w:sz w:val="18"/>
+              </w:rPr>
+              <w:t>ID и вопрос</w:t>
+            </w:r>
+          </w:p>
+        </w:tc>
+        <w:tc>
+          <w:tcPr>
+            <w:tcW w:type="dxa" w:w="5386"/>
+          </w:tcPr>
+          <w:p>
+            <w:r/>
+            <w:r>
+              <w:rPr>
+                <w:rFonts w:ascii="Times New Roman" w:hAnsi="Times New Roman" w:eastAsia="Times New Roman"/>
+                <w:b/>
+                <w:sz w:val="18"/>
+              </w:rPr>
+              <w:t>Что установлено</w:t>
+            </w:r>
+          </w:p>
+        </w:tc>
+        <w:tc>
+          <w:tcPr>
+            <w:tcW w:type="dxa" w:w="3402"/>
+          </w:tcPr>
+          <w:p>
+            <w:r/>
+            <w:r>
+              <w:rPr>
+                <w:rFonts w:ascii="Times New Roman" w:hAnsi="Times New Roman" w:eastAsia="Times New Roman"/>
+                <w:b/>
+                <w:sz w:val="18"/>
+              </w:rPr>
+              <w:t>Источник</w:t>
+            </w:r>
+          </w:p>
+        </w:tc>
+        <w:tc>
+          <w:tcPr>
+            <w:tcW w:type="dxa" w:w="1984"/>
+          </w:tcPr>
+          <w:p>
+            <w:r/>
+            <w:r>
+              <w:rPr>
+                <w:rFonts w:ascii="Times New Roman" w:hAnsi="Times New Roman" w:eastAsia="Times New Roman"/>
+                <w:b/>
+                <w:sz w:val="18"/>
+              </w:rPr>
+              <w:t>Статус технической части</w:t>
+            </w:r>
+          </w:p>
+        </w:tc>
+        <w:tc>
+          <w:tcPr>
+            <w:tcW w:type="dxa" w:w="2154"/>
+          </w:tcPr>
+          <w:p>
+            <w:r/>
+            <w:r>
+              <w:rPr>
+                <w:rFonts w:ascii="Times New Roman" w:hAnsi="Times New Roman" w:eastAsia="Times New Roman"/>
+                <w:b/>
+                <w:sz w:val="18"/>
+              </w:rPr>
+              <w:t>Решение / адресат</w:t>
+            </w:r>
+          </w:p>
+        </w:tc>
+      </w:tr>
+      <w:tr>
+        <w:tc>
+          <w:tcPr>
+            <w:tcW w:type="dxa" w:w="1814"/>
+          </w:tcPr>
+          <w:p>
+            <w:r/>
+            <w:r>
+              <w:rPr>
+                <w:rFonts w:ascii="Times New Roman" w:hAnsi="Times New Roman" w:eastAsia="Times New Roman"/>
+                <w:b/>
+                <w:sz w:val="18"/>
+              </w:rPr>
+              <w:t>Коллега:Q4 Режимы оформления</w:t>
+            </w:r>
+          </w:p>
+        </w:tc>
+        <w:tc>
+          <w:tcPr>
+            <w:tcW w:type="dxa" w:w="5386"/>
+          </w:tcPr>
+          <w:p>
+            <w:r/>
+            <w:r>
+              <w:rPr>
+                <w:rFonts w:ascii="Times New Roman" w:hAnsi="Times New Roman" w:eastAsia="Times New Roman"/>
+                <w:b w:val="0"/>
+                <w:sz w:val="18"/>
+              </w:rPr>
+              <w:t>Ветка develop клиентского фронта совпадает с ранее разобранным кодом (отличия только в .npmrc и yarn.lock). Режимы «Я / Мой коллега» и «За счёт компании / В личных целях» подтверждены; режима «для клиента» в веб-клиенте нет. Организация во фронте берётся из профиля сотрудника, переключения нет.</w:t>
+            </w:r>
+          </w:p>
+        </w:tc>
+        <w:tc>
+          <w:tcPr>
+            <w:tcW w:type="dxa" w:w="3402"/>
+          </w:tcPr>
+          <w:p>
+            <w:r/>
+            <w:r>
+              <w:rPr>
+                <w:rFonts w:ascii="Times New Roman" w:hAnsi="Times New Roman" w:eastAsia="Times New Roman"/>
+                <w:b w:val="0"/>
+                <w:sz w:val="18"/>
+              </w:rPr>
+              <w:t>[КОД] diff -rq client-passengers-main и client-passengers-develop; mf-core DISelfStore.ts:35-36</w:t>
+            </w:r>
+          </w:p>
+        </w:tc>
+        <w:tc>
+          <w:tcPr>
+            <w:tcW w:type="dxa" w:w="1984"/>
+          </w:tcPr>
+          <w:p>
+            <w:r/>
+            <w:r>
+              <w:rPr>
+                <w:rFonts w:ascii="Times New Roman" w:hAnsi="Times New Roman" w:eastAsia="Times New Roman"/>
+                <w:b w:val="0"/>
+                <w:sz w:val="18"/>
+              </w:rPr>
+              <w:t>Частично (мобильное приложение не обследовано)</w:t>
+            </w:r>
+          </w:p>
+        </w:tc>
+        <w:tc>
+          <w:tcPr>
+            <w:tcW w:type="dxa" w:w="2154"/>
+          </w:tcPr>
+          <w:p>
+            <w:r/>
+            <w:r>
+              <w:rPr>
+                <w:rFonts w:ascii="Times New Roman" w:hAnsi="Times New Roman" w:eastAsia="Times New Roman"/>
+                <w:b w:val="0"/>
+                <w:sz w:val="18"/>
+              </w:rPr>
+              <w:t>Заказчик: матрица режимов</w:t>
+            </w:r>
+          </w:p>
+        </w:tc>
+      </w:tr>
+      <w:tr>
+        <w:tc>
+          <w:tcPr>
+            <w:tcW w:type="dxa" w:w="1814"/>
+          </w:tcPr>
+          <w:p>
+            <w:r/>
+            <w:r>
+              <w:rPr>
+                <w:rFonts w:ascii="Times New Roman" w:hAnsi="Times New Roman" w:eastAsia="Times New Roman"/>
+                <w:b/>
+                <w:sz w:val="18"/>
+              </w:rPr>
+              <w:t>Число адресов (D10/Q05)</w:t>
+            </w:r>
+          </w:p>
+        </w:tc>
+        <w:tc>
+          <w:tcPr>
+            <w:tcW w:type="dxa" w:w="5386"/>
+          </w:tcPr>
+          <w:p>
+            <w:r/>
+            <w:r>
+              <w:rPr>
+                <w:rFonts w:ascii="Times New Roman" w:hAnsi="Times New Roman" w:eastAsia="Times New Roman"/>
+                <w:b w:val="0"/>
+                <w:sz w:val="18"/>
+              </w:rPr>
+              <w:t>В веб-клиенте кнопка «Добавить адрес» не ограничена, сервер принимает до 50 точек. FAQ на главной говорит о лимите 10 адресов и «до 19 через поддержку» — вероятно, это мобильное приложение.</w:t>
+            </w:r>
+          </w:p>
+        </w:tc>
+        <w:tc>
+          <w:tcPr>
+            <w:tcW w:type="dxa" w:w="3402"/>
+          </w:tcPr>
+          <w:p>
+            <w:r/>
+            <w:r>
+              <w:rPr>
+                <w:rFonts w:ascii="Times New Roman" w:hAnsi="Times New Roman" w:eastAsia="Times New Roman"/>
+                <w:b w:val="0"/>
+                <w:sz w:val="18"/>
+              </w:rPr>
+              <w:t>[КОД] TransportOrder.tsx:831; client-main faq/items.tsx:167-169</w:t>
+            </w:r>
+          </w:p>
+        </w:tc>
+        <w:tc>
+          <w:tcPr>
+            <w:tcW w:type="dxa" w:w="1984"/>
+          </w:tcPr>
+          <w:p>
+            <w:r/>
+            <w:r>
+              <w:rPr>
+                <w:rFonts w:ascii="Times New Roman" w:hAnsi="Times New Roman" w:eastAsia="Times New Roman"/>
+                <w:b w:val="0"/>
+                <w:sz w:val="18"/>
+              </w:rPr>
+              <w:t>Частично</w:t>
+            </w:r>
+          </w:p>
+        </w:tc>
+        <w:tc>
+          <w:tcPr>
+            <w:tcW w:type="dxa" w:w="2154"/>
+          </w:tcPr>
+          <w:p>
+            <w:r/>
+            <w:r>
+              <w:rPr>
+                <w:rFonts w:ascii="Times New Roman" w:hAnsi="Times New Roman" w:eastAsia="Times New Roman"/>
+                <w:b w:val="0"/>
+                <w:sz w:val="18"/>
+              </w:rPr>
+              <w:t>Нужен код мобильного клиента, если есть</w:t>
+            </w:r>
+          </w:p>
+        </w:tc>
+      </w:tr>
+      <w:tr>
+        <w:tc>
+          <w:tcPr>
+            <w:tcW w:type="dxa" w:w="1814"/>
+          </w:tcPr>
+          <w:p>
+            <w:r/>
+            <w:r>
+              <w:rPr>
+                <w:rFonts w:ascii="Times New Roman" w:hAnsi="Times New Roman" w:eastAsia="Times New Roman"/>
+                <w:b/>
+                <w:sz w:val="18"/>
+              </w:rPr>
+              <w:t>Q08 Расчёт, таймаут</w:t>
+            </w:r>
+          </w:p>
+        </w:tc>
+        <w:tc>
+          <w:tcPr>
+            <w:tcW w:type="dxa" w:w="5386"/>
+          </w:tcPr>
+          <w:p>
+            <w:r/>
+            <w:r>
+              <w:rPr>
+                <w:rFonts w:ascii="Times New Roman" w:hAnsi="Times New Roman" w:eastAsia="Times New Roman"/>
+                <w:b w:val="0"/>
+                <w:sz w:val="18"/>
+              </w:rPr>
+              <w:t>Все запросы фронта имеют таймаут 10 секунд; расчёт маршрута и тарифа для FavoriteRoute должен в него укладываться.</w:t>
+            </w:r>
+          </w:p>
+        </w:tc>
+        <w:tc>
+          <w:tcPr>
+            <w:tcW w:type="dxa" w:w="3402"/>
+          </w:tcPr>
+          <w:p>
+            <w:r/>
+            <w:r>
+              <w:rPr>
+                <w:rFonts w:ascii="Times New Roman" w:hAnsi="Times New Roman" w:eastAsia="Times New Roman"/>
+                <w:b w:val="0"/>
+                <w:sz w:val="18"/>
+              </w:rPr>
+              <w:t>[КОД] mf-core HttpMiddleware.ts:47</w:t>
+            </w:r>
+          </w:p>
+        </w:tc>
+        <w:tc>
+          <w:tcPr>
+            <w:tcW w:type="dxa" w:w="1984"/>
+          </w:tcPr>
+          <w:p>
+            <w:r/>
+            <w:r>
+              <w:rPr>
+                <w:rFonts w:ascii="Times New Roman" w:hAnsi="Times New Roman" w:eastAsia="Times New Roman"/>
+                <w:b w:val="0"/>
+                <w:sz w:val="18"/>
+              </w:rPr>
+              <w:t>Подтверждена кодом</w:t>
+            </w:r>
+          </w:p>
+        </w:tc>
+        <w:tc>
+          <w:tcPr>
+            <w:tcW w:type="dxa" w:w="2154"/>
+          </w:tcPr>
+          <w:p>
+            <w:r/>
+            <w:r>
+              <w:rPr>
+                <w:rFonts w:ascii="Times New Roman" w:hAnsi="Times New Roman" w:eastAsia="Times New Roman"/>
+                <w:b w:val="0"/>
+                <w:sz w:val="18"/>
+              </w:rPr>
+              <w:t>T01.4 / архитектор</w:t>
+            </w:r>
+          </w:p>
+        </w:tc>
+      </w:tr>
+      <w:tr>
+        <w:tc>
+          <w:tcPr>
+            <w:tcW w:type="dxa" w:w="1814"/>
+          </w:tcPr>
+          <w:p>
+            <w:r/>
+            <w:r>
+              <w:rPr>
+                <w:rFonts w:ascii="Times New Roman" w:hAnsi="Times New Roman" w:eastAsia="Times New Roman"/>
+                <w:b/>
+                <w:sz w:val="18"/>
+              </w:rPr>
+              <w:t>T01.3 Виджет на главной</w:t>
+            </w:r>
+          </w:p>
+        </w:tc>
+        <w:tc>
+          <w:tcPr>
+            <w:tcW w:type="dxa" w:w="5386"/>
+          </w:tcPr>
+          <w:p>
+            <w:r/>
+            <w:r>
+              <w:rPr>
+                <w:rFonts w:ascii="Times New Roman" w:hAnsi="Times New Roman" w:eastAsia="Times New Roman"/>
+                <w:b w:val="0"/>
+                <w:sz w:val="18"/>
+              </w:rPr>
+              <w:t>«Избранные сервисы» быстрого заказа хранятся только в браузере (localStorage, не более 2). Серверного избранного на главной нет — виджет избранных маршрутов будет новым.</w:t>
+            </w:r>
+          </w:p>
+        </w:tc>
+        <w:tc>
+          <w:tcPr>
+            <w:tcW w:type="dxa" w:w="3402"/>
+          </w:tcPr>
+          <w:p>
+            <w:r/>
+            <w:r>
+              <w:rPr>
+                <w:rFonts w:ascii="Times New Roman" w:hAnsi="Times New Roman" w:eastAsia="Times New Roman"/>
+                <w:b w:val="0"/>
+                <w:sz w:val="18"/>
+              </w:rPr>
+              <w:t>[КОД] client-main QuickOrderWidget.tsx:36-54</w:t>
+            </w:r>
+          </w:p>
+        </w:tc>
+        <w:tc>
+          <w:tcPr>
+            <w:tcW w:type="dxa" w:w="1984"/>
+          </w:tcPr>
+          <w:p>
+            <w:r/>
+            <w:r>
+              <w:rPr>
+                <w:rFonts w:ascii="Times New Roman" w:hAnsi="Times New Roman" w:eastAsia="Times New Roman"/>
+                <w:b w:val="0"/>
+                <w:sz w:val="18"/>
+              </w:rPr>
+              <w:t>Подтверждена кодом</w:t>
+            </w:r>
+          </w:p>
+        </w:tc>
+        <w:tc>
+          <w:tcPr>
+            <w:tcW w:type="dxa" w:w="2154"/>
+          </w:tcPr>
+          <w:p>
+            <w:r/>
+            <w:r>
+              <w:rPr>
+                <w:rFonts w:ascii="Times New Roman" w:hAnsi="Times New Roman" w:eastAsia="Times New Roman"/>
+                <w:b w:val="0"/>
+                <w:sz w:val="18"/>
+              </w:rPr>
+              <w:t>Дизайн/T01.3</w:t>
+            </w:r>
+          </w:p>
+        </w:tc>
+      </w:tr>
+      <w:tr>
+        <w:tc>
+          <w:tcPr>
+            <w:tcW w:type="dxa" w:w="1814"/>
+          </w:tcPr>
+          <w:p>
+            <w:r/>
+            <w:r>
+              <w:rPr>
+                <w:rFonts w:ascii="Times New Roman" w:hAnsi="Times New Roman" w:eastAsia="Times New Roman"/>
+                <w:b/>
+                <w:sz w:val="18"/>
+              </w:rPr>
+              <w:t>Q03 Список</w:t>
+            </w:r>
+          </w:p>
+        </w:tc>
+        <w:tc>
+          <w:tcPr>
+            <w:tcW w:type="dxa" w:w="5386"/>
+          </w:tcPr>
+          <w:p>
+            <w:r/>
+            <w:r>
+              <w:rPr>
+                <w:rFonts w:ascii="Times New Roman" w:hAnsi="Times New Roman" w:eastAsia="Times New Roman"/>
+                <w:b w:val="0"/>
+                <w:sz w:val="18"/>
+              </w:rPr>
+              <w:t>Размеры страницы в ui-kit по умолчанию 10/20/50/100 — совпадает с макетом.</w:t>
+            </w:r>
+          </w:p>
+        </w:tc>
+        <w:tc>
+          <w:tcPr>
+            <w:tcW w:type="dxa" w:w="3402"/>
+          </w:tcPr>
+          <w:p>
+            <w:r/>
+            <w:r>
+              <w:rPr>
+                <w:rFonts w:ascii="Times New Roman" w:hAnsi="Times New Roman" w:eastAsia="Times New Roman"/>
+                <w:b w:val="0"/>
+                <w:sz w:val="18"/>
+              </w:rPr>
+              <w:t>[КОД] ui-kit Pagination.tsx:18</w:t>
+            </w:r>
+          </w:p>
+        </w:tc>
+        <w:tc>
+          <w:tcPr>
+            <w:tcW w:type="dxa" w:w="1984"/>
+          </w:tcPr>
+          <w:p>
+            <w:r/>
+            <w:r>
+              <w:rPr>
+                <w:rFonts w:ascii="Times New Roman" w:hAnsi="Times New Roman" w:eastAsia="Times New Roman"/>
+                <w:b w:val="0"/>
+                <w:sz w:val="18"/>
+              </w:rPr>
+              <w:t>Подтверждена кодом</w:t>
+            </w:r>
+          </w:p>
+        </w:tc>
+        <w:tc>
+          <w:tcPr>
+            <w:tcW w:type="dxa" w:w="2154"/>
+          </w:tcPr>
+          <w:p>
+            <w:r/>
+            <w:r>
+              <w:rPr>
+                <w:rFonts w:ascii="Times New Roman" w:hAnsi="Times New Roman" w:eastAsia="Times New Roman"/>
+                <w:b w:val="0"/>
+                <w:sz w:val="18"/>
+              </w:rPr>
+              <w:t>—</w:t>
+            </w:r>
+          </w:p>
+        </w:tc>
+      </w:tr>
+      <w:tr>
+        <w:tc>
+          <w:tcPr>
+            <w:tcW w:type="dxa" w:w="1814"/>
+          </w:tcPr>
+          <w:p>
+            <w:r/>
+            <w:r>
+              <w:rPr>
+                <w:rFonts w:ascii="Times New Roman" w:hAnsi="Times New Roman" w:eastAsia="Times New Roman"/>
+                <w:b/>
+                <w:sz w:val="18"/>
+              </w:rPr>
+              <w:t>D07 Проверка цели</w:t>
+            </w:r>
+          </w:p>
+        </w:tc>
+        <w:tc>
+          <w:tcPr>
+            <w:tcW w:type="dxa" w:w="5386"/>
+          </w:tcPr>
+          <w:p>
+            <w:r/>
+            <w:r>
+              <w:rPr>
+                <w:rFonts w:ascii="Times New Roman" w:hAnsi="Times New Roman" w:eastAsia="Times New Roman"/>
+                <w:b w:val="0"/>
+                <w:sz w:val="18"/>
+              </w:rPr>
+              <w:t>Исходники Trip purpose request check в репозиторий не попали: в папке только CODEOWNERS и .gitignore.</w:t>
+            </w:r>
+          </w:p>
+        </w:tc>
+        <w:tc>
+          <w:tcPr>
+            <w:tcW w:type="dxa" w:w="3402"/>
+          </w:tcPr>
+          <w:p>
+            <w:r/>
+            <w:r>
+              <w:rPr>
+                <w:rFonts w:ascii="Times New Roman" w:hAnsi="Times New Roman" w:eastAsia="Times New Roman"/>
+                <w:b w:val="0"/>
+                <w:sz w:val="18"/>
+              </w:rPr>
+              <w:t>git: папка не менялась с коммита d8287eb3</w:t>
+            </w:r>
+          </w:p>
+        </w:tc>
+        <w:tc>
+          <w:tcPr>
+            <w:tcW w:type="dxa" w:w="1984"/>
+          </w:tcPr>
+          <w:p>
+            <w:r/>
+            <w:r>
+              <w:rPr>
+                <w:rFonts w:ascii="Times New Roman" w:hAnsi="Times New Roman" w:eastAsia="Times New Roman"/>
+                <w:b w:val="0"/>
+                <w:sz w:val="18"/>
+              </w:rPr>
+              <w:t>Нужен репозиторий</w:t>
+            </w:r>
+          </w:p>
+        </w:tc>
+        <w:tc>
+          <w:tcPr>
+            <w:tcW w:type="dxa" w:w="2154"/>
+          </w:tcPr>
+          <w:p>
+            <w:r/>
+            <w:r>
+              <w:rPr>
+                <w:rFonts w:ascii="Times New Roman" w:hAnsi="Times New Roman" w:eastAsia="Times New Roman"/>
+                <w:b w:val="0"/>
+                <w:sz w:val="18"/>
+              </w:rPr>
+              <w:t>Аналитик: догрузить исходники</w:t>
             </w:r>
           </w:p>
         </w:tc>

--- a/Вопрос ответ.docx
+++ b/Вопрос ответ.docx
@@ -12636,6 +12636,504 @@
                 <w:sz w:val="18"/>
               </w:rPr>
               <w:t>Аналитик: догрузить исходники</w:t>
+            </w:r>
+          </w:p>
+        </w:tc>
+      </w:tr>
+    </w:tbl>
+    <w:p>
+      <w:r>
+        <w:br w:type="page"/>
+      </w:r>
+    </w:p>
+    <w:p>
+      <w:pPr>
+        <w:spacing w:before="0"/>
+      </w:pPr>
+      <w:r>
+        <w:rPr>
+          <w:rFonts w:ascii="Times New Roman" w:hAnsi="Times New Roman" w:eastAsia="Times New Roman"/>
+          <w:b/>
+          <w:sz w:val="28"/>
+        </w:rPr>
+        <w:t>Дополнение 01.10.2026 (5): структура адреса и точек для «Избранных маршрутов» (сверка с OpenAPI «Платформа — Адреса» v3.16.0)</w:t>
+      </w:r>
+    </w:p>
+    <w:p>
+      <w:pPr>
+        <w:spacing w:before="0"/>
+      </w:pPr>
+      <w:r>
+        <w:rPr>
+          <w:rFonts w:ascii="Times New Roman" w:hAnsi="Times New Roman" w:eastAsia="Times New Roman"/>
+          <w:b w:val="0"/>
+          <w:sz w:val="22"/>
+        </w:rPr>
+        <w:t>Предыдущие таблицы сохранены. Сверка структуры, которую предлагается скопировать из OpenAPI адресного сервиса (файл «…2.yml», components.schemas), с кодом заявок. Подробности — НАХОДКИ_FavoriteRoute.md, раздел «Уточнение 01.10.2026 (5)». Техническая часть — факты кода; решения остаются за заказчиком/архитектором.</w:t>
+      </w:r>
+    </w:p>
+    <w:tbl>
+      <w:tblPr>
+        <w:tblW w:type="auto" w:w="0"/>
+        <w:tblLook w:firstColumn="1" w:firstRow="1" w:lastColumn="0" w:lastRow="0" w:noHBand="0" w:noVBand="1" w:val="04A0"/>
+        <w:tblBorders>
+          <w:top w:val="single" w:sz="4" w:space="0" w:color="808080"/>
+          <w:left w:val="single" w:sz="4" w:space="0" w:color="808080"/>
+          <w:bottom w:val="single" w:sz="4" w:space="0" w:color="808080"/>
+          <w:right w:val="single" w:sz="4" w:space="0" w:color="808080"/>
+          <w:insideH w:val="single" w:sz="4" w:space="0" w:color="808080"/>
+          <w:insideV w:val="single" w:sz="4" w:space="0" w:color="808080"/>
+        </w:tblBorders>
+      </w:tblPr>
+      <w:tblGrid>
+        <w:gridCol w:w="2914"/>
+        <w:gridCol w:w="2914"/>
+        <w:gridCol w:w="2914"/>
+        <w:gridCol w:w="2914"/>
+        <w:gridCol w:w="2914"/>
+      </w:tblGrid>
+      <w:tr>
+        <w:tc>
+          <w:tcPr>
+            <w:tcW w:type="dxa" w:w="1814"/>
+          </w:tcPr>
+          <w:p>
+            <w:r/>
+            <w:r>
+              <w:rPr>
+                <w:rFonts w:ascii="Times New Roman" w:hAnsi="Times New Roman" w:eastAsia="Times New Roman"/>
+                <w:b/>
+                <w:sz w:val="18"/>
+              </w:rPr>
+              <w:t>ID и вопрос</w:t>
+            </w:r>
+          </w:p>
+        </w:tc>
+        <w:tc>
+          <w:tcPr>
+            <w:tcW w:type="dxa" w:w="5386"/>
+          </w:tcPr>
+          <w:p>
+            <w:r/>
+            <w:r>
+              <w:rPr>
+                <w:rFonts w:ascii="Times New Roman" w:hAnsi="Times New Roman" w:eastAsia="Times New Roman"/>
+                <w:b/>
+                <w:sz w:val="18"/>
+              </w:rPr>
+              <w:t>Что установлено</w:t>
+            </w:r>
+          </w:p>
+        </w:tc>
+        <w:tc>
+          <w:tcPr>
+            <w:tcW w:type="dxa" w:w="3402"/>
+          </w:tcPr>
+          <w:p>
+            <w:r/>
+            <w:r>
+              <w:rPr>
+                <w:rFonts w:ascii="Times New Roman" w:hAnsi="Times New Roman" w:eastAsia="Times New Roman"/>
+                <w:b/>
+                <w:sz w:val="18"/>
+              </w:rPr>
+              <w:t>Источник</w:t>
+            </w:r>
+          </w:p>
+        </w:tc>
+        <w:tc>
+          <w:tcPr>
+            <w:tcW w:type="dxa" w:w="1984"/>
+          </w:tcPr>
+          <w:p>
+            <w:r/>
+            <w:r>
+              <w:rPr>
+                <w:rFonts w:ascii="Times New Roman" w:hAnsi="Times New Roman" w:eastAsia="Times New Roman"/>
+                <w:b/>
+                <w:sz w:val="18"/>
+              </w:rPr>
+              <w:t>Статус технической части</w:t>
+            </w:r>
+          </w:p>
+        </w:tc>
+        <w:tc>
+          <w:tcPr>
+            <w:tcW w:type="dxa" w:w="2154"/>
+          </w:tcPr>
+          <w:p>
+            <w:r/>
+            <w:r>
+              <w:rPr>
+                <w:rFonts w:ascii="Times New Roman" w:hAnsi="Times New Roman" w:eastAsia="Times New Roman"/>
+                <w:b/>
+                <w:sz w:val="18"/>
+              </w:rPr>
+              <w:t>Решение / адресат</w:t>
+            </w:r>
+          </w:p>
+        </w:tc>
+      </w:tr>
+      <w:tr>
+        <w:tc>
+          <w:tcPr>
+            <w:tcW w:type="dxa" w:w="1814"/>
+          </w:tcPr>
+          <w:p>
+            <w:r>
+              <w:t>Адрес:V1 Формат отсутствующих значений (null или поле опущено)</w:t>
+            </w:r>
+          </w:p>
+        </w:tc>
+        <w:tc>
+          <w:tcPr>
+            <w:tcW w:type="dxa" w:w="5386"/>
+          </w:tcPr>
+          <w:p>
+            <w:r>
+              <w:t>В OpenAPI адресного сервиса нет ни одного nullable (0 вхождений): «поле опущено» и null не различаются. Адресный сервис сериализует JSON с default-property-inclusion: non_null (пустые поля не отдаёт). В заявке latitude/longitude — примитивы double: отсутствующая координата превращается в 0, а не null; equalsByCoords считает 0 «координат нет».</w:t>
+            </w:r>
+          </w:p>
+        </w:tc>
+        <w:tc>
+          <w:tcPr>
+            <w:tcW w:type="dxa" w:w="3402"/>
+          </w:tcPr>
+          <w:p>
+            <w:r>
+              <w:t>[КОД] address-main/.../application/src/main/resources/application.yml:22; passenger_request-main/.../dto/WaypointDTO.java:70,76; srm-main/.../model/WaypointDTO.java (equalsByCoords)</w:t>
+            </w:r>
+          </w:p>
+        </w:tc>
+        <w:tc>
+          <w:tcPr>
+            <w:tcW w:type="dxa" w:w="1984"/>
+          </w:tcPr>
+          <w:p>
+            <w:r>
+              <w:t>Частично: поведение платформы установлено</w:t>
+            </w:r>
+          </w:p>
+        </w:tc>
+        <w:tc>
+          <w:tcPr>
+            <w:tcW w:type="dxa" w:w="2154"/>
+          </w:tcPr>
+          <w:p>
+            <w:r>
+              <w:t>Архитектор: опускать поле или допускать null (в стиле платформы — опускать); не использовать 0 как «нет координат»</w:t>
+            </w:r>
+          </w:p>
+        </w:tc>
+      </w:tr>
+      <w:tr>
+        <w:tc>
+          <w:tcPr>
+            <w:tcW w:type="dxa" w:w="1814"/>
+          </w:tcPr>
+          <w:p>
+            <w:r>
+              <w:t>Адрес:V2 Что уходит в диспетчерскую</w:t>
+            </w:r>
+          </w:p>
+        </w:tc>
+        <w:tc>
+          <w:tcPr>
+            <w:tcW w:type="dxa" w:w="5386"/>
+          </w:tcPr>
+          <w:p>
+            <w:r>
+              <w:t>Сейчас в Kafka-сообщение для подрядчика попадает Waypoint(name, latitude, longitude, waitTime, passengers): name — одна строка адреса (address.toStringTrimmed()), структурированного адреса нет; waitTime — Integer в секундах (OutContractorTaxiTripMessageMapperImpl.java:317, при null — 0). Что диспетчерской нужно на самом деле, из кода не видно.</w:t>
+            </w:r>
+          </w:p>
+        </w:tc>
+        <w:tc>
+          <w:tcPr>
+            <w:tcW w:type="dxa" w:w="3402"/>
+          </w:tcPr>
+          <w:p>
+            <w:r>
+              <w:t>[КОД] passenger_request-main/.../messaging/Waypoint.java; passenger_request-main/.../mappers/impl/OutContractorTaxiTripMessageMapperImpl.java:313-317; passanger-integrations-main/.../mapper/OrderRequestMapper.java:57-75</w:t>
+            </w:r>
+          </w:p>
+        </w:tc>
+        <w:tc>
+          <w:tcPr>
+            <w:tcW w:type="dxa" w:w="1984"/>
+          </w:tcPr>
+          <w:p>
+            <w:r>
+              <w:t>Не закрыт (внешнее требование)</w:t>
+            </w:r>
+          </w:p>
+        </w:tc>
+        <w:tc>
+          <w:tcPr>
+            <w:tcW w:type="dxa" w:w="2154"/>
+          </w:tcPr>
+          <w:p>
+            <w:r>
+              <w:t>Интеграторы/диспетчерская: перечень обязательных полей точки</w:t>
+            </w:r>
+          </w:p>
+        </w:tc>
+      </w:tr>
+      <w:tr>
+        <w:tc>
+          <w:tcPr>
+            <w:tcW w:type="dxa" w:w="1814"/>
+          </w:tcPr>
+          <w:p>
+            <w:r>
+              <w:t>Адрес:V3 Нужен ли id адреса в модели избранного</w:t>
+            </w:r>
+          </w:p>
+        </w:tc>
+        <w:tc>
+          <w:tcPr>
+            <w:tcW w:type="dxa" w:w="5386"/>
+          </w:tcPr>
+          <w:p>
+            <w:r>
+              <w:t>В YAML входная схема NewFavoriteAddress без id, ответ UserAddress с id. В адресном сервисе id — случайный UUID, генерируемый в GeoClientImpl (не стабильный идентификатор адреса). В заявке WaypointDTO id адреса нет — адрес хранится по значению.</w:t>
+            </w:r>
+          </w:p>
+        </w:tc>
+        <w:tc>
+          <w:tcPr>
+            <w:tcW w:type="dxa" w:w="3402"/>
+          </w:tcPr>
+          <w:p>
+            <w:r>
+              <w:t>[КОД] YAML components.schemas (NewFavoriteAddress, UserAddress); address-main GeoClientImpl; WaypointDTO заявки</w:t>
+            </w:r>
+          </w:p>
+        </w:tc>
+        <w:tc>
+          <w:tcPr>
+            <w:tcW w:type="dxa" w:w="1984"/>
+          </w:tcPr>
+          <w:p>
+            <w:r>
+              <w:t>Частично (факты установлены)</w:t>
+            </w:r>
+          </w:p>
+        </w:tc>
+        <w:tc>
+          <w:tcPr>
+            <w:tcW w:type="dxa" w:w="2154"/>
+          </w:tcPr>
+          <w:p>
+            <w:r>
+              <w:t>Решение проекта. Вариант: точки в jsonb без id адреса, как в заявке; тогда избранное не зависит от справочника</w:t>
+            </w:r>
+          </w:p>
+        </w:tc>
+      </w:tr>
+      <w:tr>
+        <w:tc>
+          <w:tcPr>
+            <w:tcW w:type="dxa" w:w="1814"/>
+          </w:tcPr>
+          <w:p>
+            <w:r>
+              <w:t>Адрес:V4 waitingTime — внутри address или снаружи</w:t>
+            </w:r>
+          </w:p>
+        </w:tc>
+        <w:tc>
+          <w:tcPr>
+            <w:tcW w:type="dxa" w:w="5386"/>
+          </w:tcPr>
+          <w:p>
+            <w:r>
+              <w:t>В схемах адресного сервиса поля времени ожидания нет. В платформе ожидание лежит на уровне точки рядом с адресными полями (WaypointDTO.waitTime, Duration, в JSON миллисекунды через DurationMillisConverter/MillisDurationConverter), не внутри адреса. Имя в платформе — waitTime, в T01.1 — waitTimeSeconds; в вопросе — waitingTime (три варианта). В Kafka подрядчику ожидание уходит в секундах (OutContractorTaxiTripMessageMapperImpl.java:317), обратный факт от подрядчика — в минутах: единиц в цепочке три.</w:t>
+            </w:r>
+          </w:p>
+        </w:tc>
+        <w:tc>
+          <w:tcPr>
+            <w:tcW w:type="dxa" w:w="3402"/>
+          </w:tcPr>
+          <w:p>
+            <w:r>
+              <w:t>[КОД] srm-main/.../WaypointDTO.java (waitTime); passenger_request-main/.../dto/WaypointDTO.java:88; lib/core DurationMillisConverter</w:t>
+            </w:r>
+          </w:p>
+        </w:tc>
+        <w:tc>
+          <w:tcPr>
+            <w:tcW w:type="dxa" w:w="1984"/>
+          </w:tcPr>
+          <w:p>
+            <w:r>
+              <w:t>Закрыт по фактам</w:t>
+            </w:r>
+          </w:p>
+        </w:tc>
+        <w:tc>
+          <w:tcPr>
+            <w:tcW w:type="dxa" w:w="2154"/>
+          </w:tcPr>
+          <w:p>
+            <w:r>
+              <w:t>Вариант: держать на уровне точки, снаружи address. Утвердить имя и единицу (waitTime в мс или waitTimeSeconds)</w:t>
+            </w:r>
+          </w:p>
+        </w:tc>
+      </w:tr>
+      <w:tr>
+        <w:tc>
+          <w:tcPr>
+            <w:tcW w:type="dxa" w:w="1814"/>
+          </w:tcPr>
+          <w:p>
+            <w:r>
+              <w:t>Адрес:V5 Обязательность координат</w:t>
+            </w:r>
+          </w:p>
+        </w:tc>
+        <w:tc>
+          <w:tcPr>
+            <w:tcW w:type="dxa" w:w="5386"/>
+          </w:tcPr>
+          <w:p>
+            <w:r>
+              <w:t>Для избранного адреса адресный сервис требует координаты (NewFavoriteAddress.required: country, region, latitude, longitude, label). Для адреса встречи не требует (NewAddress: координаты необязательные). Заявка при отсутствии координат молча принимает 0. Диспетчерская и тариф работают по координатам.</w:t>
+            </w:r>
+          </w:p>
+        </w:tc>
+        <w:tc>
+          <w:tcPr>
+            <w:tcW w:type="dxa" w:w="3402"/>
+          </w:tcPr>
+          <w:p>
+            <w:r>
+              <w:t>[КОД] YAML components.schemas (NewFavoriteAddress, NewAddress); WaypointDTO заявки</w:t>
+            </w:r>
+          </w:p>
+        </w:tc>
+        <w:tc>
+          <w:tcPr>
+            <w:tcW w:type="dxa" w:w="1984"/>
+          </w:tcPr>
+          <w:p>
+            <w:r>
+              <w:t>Частично</w:t>
+            </w:r>
+          </w:p>
+        </w:tc>
+        <w:tc>
+          <w:tcPr>
+            <w:tcW w:type="dxa" w:w="2154"/>
+          </w:tcPr>
+          <w:p>
+            <w:r>
+              <w:t>Решение: требовать координаты всегда или допускать адрес без координат с геокодированием при использовании</w:t>
+            </w:r>
+          </w:p>
+        </w:tc>
+      </w:tr>
+      <w:tr>
+        <w:tc>
+          <w:tcPr>
+            <w:tcW w:type="dxa" w:w="1814"/>
+          </w:tcPr>
+          <w:p>
+            <w:r>
+              <w:t>Адрес:V6 Корпус и строение — противоречие семантики</w:t>
+            </w:r>
+          </w:p>
+        </w:tc>
+        <w:tc>
+          <w:tcPr>
+            <w:tcW w:type="dxa" w:w="5386"/>
+          </w:tcPr>
+          <w:p>
+            <w:r>
+              <w:t>В YAML: building = «Номер корпуса», structure = «Номер строения». В WaypointDTO заявки и srm наоборот: building = «Строение», structure = «Корпус». При копировании структуры без выбора избранное разойдётся с заявкой.</w:t>
+            </w:r>
+          </w:p>
+        </w:tc>
+        <w:tc>
+          <w:tcPr>
+            <w:tcW w:type="dxa" w:w="3402"/>
+          </w:tcPr>
+          <w:p>
+            <w:r>
+              <w:t>[КОД] YAML Address/UserAddress; passenger_request-main/.../dto/WaypointDTO.java:58,64 и srm-main/.../WaypointDTO.java (@Schema)</w:t>
+            </w:r>
+          </w:p>
+        </w:tc>
+        <w:tc>
+          <w:tcPr>
+            <w:tcW w:type="dxa" w:w="1984"/>
+          </w:tcPr>
+          <w:p>
+            <w:r>
+              <w:t>Противоречие подтверждено</w:t>
+            </w:r>
+          </w:p>
+        </w:tc>
+        <w:tc>
+          <w:tcPr>
+            <w:tcW w:type="dxa" w:w="2154"/>
+          </w:tcPr>
+          <w:p>
+            <w:r>
+              <w:t>Зафиксировать в ТЗ единое значение building/structure</w:t>
+            </w:r>
+          </w:p>
+        </w:tc>
+      </w:tr>
+      <w:tr>
+        <w:tc>
+          <w:tcPr>
+            <w:tcW w:type="dxa" w:w="1814"/>
+          </w:tcPr>
+          <w:p>
+            <w:r>
+              <w:t>Адрес:V7 Ошибка в самом OpenAPI</w:t>
+            </w:r>
+          </w:p>
+        </w:tc>
+        <w:tc>
+          <w:tcPr>
+            <w:tcW w:type="dxa" w:w="5386"/>
+          </w:tcPr>
+          <w:p>
+            <w:r>
+              <w:t>Схема NewAddress содержит label в required, но поля label в properties нет (label объявлен в NewMeetingAddress). Копировать как есть нельзя.</w:t>
+            </w:r>
+          </w:p>
+        </w:tc>
+        <w:tc>
+          <w:tcPr>
+            <w:tcW w:type="dxa" w:w="3402"/>
+          </w:tcPr>
+          <w:p>
+            <w:r>
+              <w:t>[КОД] YAML components.schemas.NewAddress (required/properties)</w:t>
+            </w:r>
+          </w:p>
+        </w:tc>
+        <w:tc>
+          <w:tcPr>
+            <w:tcW w:type="dxa" w:w="1984"/>
+          </w:tcPr>
+          <w:p>
+            <w:r>
+              <w:t>Подтверждено</w:t>
+            </w:r>
+          </w:p>
+        </w:tc>
+        <w:tc>
+          <w:tcPr>
+            <w:tcW w:type="dxa" w:w="2154"/>
+          </w:tcPr>
+          <w:p>
+            <w:r>
+              <w:t>Поправить при копировании схемы; сообщить владельцу адресного сервиса</w:t>
             </w:r>
           </w:p>
         </w:tc>

--- a/Вопрос ответ.docx
+++ b/Вопрос ответ.docx
@@ -13139,6 +13139,110 @@
         </w:tc>
       </w:tr>
     </w:tbl>
+    <w:p>
+      <w:pPr>
+        <w:spacing w:before="0"/>
+      </w:pPr>
+      <w:r>
+        <w:rPr>
+          <w:rFonts w:ascii="Times New Roman" w:hAnsi="Times New Roman" w:eastAsia="Times New Roman"/>
+          <w:b/>
+          <w:sz w:val="28"/>
+        </w:rPr>
+        <w:t>Подраздел (5).C. Плановое ожидание в точке маршрута: формулировка для ТЗ и варианты для архитектора</w:t>
+      </w:r>
+    </w:p>
+    <w:p>
+      <w:pPr>
+        <w:spacing w:before="0"/>
+      </w:pPr>
+      <w:r>
+        <w:rPr>
+          <w:rFonts w:ascii="Times New Roman" w:hAnsi="Times New Roman" w:eastAsia="Times New Roman"/>
+          <w:b w:val="0"/>
+          <w:sz w:val="22"/>
+        </w:rPr>
+        <w:t>Размещение. Плановое время ожидания хранится в соответствующей точке маршрута — как поле элемента массива waypoints, а не внутри объекта address. Так же устроена текущая платформа: время ожидания (WaypointDTO.waitTime) — свойство точки поездки, а не адреса. [КОД]</w:t>
+      </w:r>
+    </w:p>
+    <w:p>
+      <w:pPr>
+        <w:spacing w:before="0"/>
+      </w:pPr>
+      <w:r>
+        <w:rPr>
+          <w:rFonts w:ascii="Times New Roman" w:hAnsi="Times New Roman" w:eastAsia="Times New Roman"/>
+          <w:b w:val="0"/>
+          <w:sz w:val="22"/>
+        </w:rPr>
+        <w:t>Имя поля и единица измерения — на согласование архитектора. Варианты:</w:t>
+      </w:r>
+    </w:p>
+    <w:p>
+      <w:pPr>
+        <w:spacing w:before="0"/>
+      </w:pPr>
+      <w:r>
+        <w:rPr>
+          <w:rFonts w:ascii="Times New Roman" w:hAnsi="Times New Roman" w:eastAsia="Times New Roman"/>
+          <w:b w:val="0"/>
+          <w:sz w:val="22"/>
+        </w:rPr>
+        <w:t>• Вариант А — waitTime, миллисекунды. Совпадает с JSON заявки (DurationMillisConverter / MillisDurationConverter): точки избранного маршрута переносятся в запрос создания заявки без пересчёта; дробные минуты, которые допускает поле ввода в UI, не теряются. Недостаток: имя не указывает единицу, а в цепочке заявки единиц уже три (мс — заявка, секунды — сообщение подрядчику, минуты — факт от подрядчика). [КОД]</w:t>
+      </w:r>
+    </w:p>
+    <w:p>
+      <w:pPr>
+        <w:spacing w:before="0"/>
+      </w:pPr>
+      <w:r>
+        <w:rPr>
+          <w:rFonts w:ascii="Times New Roman" w:hAnsi="Times New Roman" w:eastAsia="Times New Roman"/>
+          <w:b w:val="0"/>
+          <w:sz w:val="22"/>
+        </w:rPr>
+        <w:t>• Вариант Б — waitTimeMinutes, минуты. Совпадает с вводом пользователя (UI принимает минуты и умножает на 60 000); единица видна из имени. Недостатки: при создании заявки нужен пересчёт ×60 000; необходимо утвердить тип (целое или дробное) и правило округления, иначе дробные минуты из UI будут потеряны. [КОД]</w:t>
+      </w:r>
+    </w:p>
+    <w:p>
+      <w:pPr>
+        <w:spacing w:before="0"/>
+      </w:pPr>
+      <w:r>
+        <w:rPr>
+          <w:rFonts w:ascii="Times New Roman" w:hAnsi="Times New Roman" w:eastAsia="Times New Roman"/>
+          <w:b w:val="0"/>
+          <w:sz w:val="22"/>
+        </w:rPr>
+        <w:t>• Вариант В — waitTimeSeconds, секунды: не рекомендуется. Не совпадает ни с форматом заявки (мс), ни с вводом пользователя (минуты). Секунды в платформе используются только при отправке ожидания подрядчику (OutContractorTaxiTripMessageMapperImpl.java:317) — это пересчёт на границе с внешней системой, а не формат хранения. В действующей редакции T01.1 указано именно waitTimeSeconds — требуется привести в соответствие с принятым решением. [КОД][ТРЕБОВАНИЕ/РЕШЕНИЕ]</w:t>
+      </w:r>
+    </w:p>
+    <w:p>
+      <w:pPr>
+        <w:spacing w:before="0"/>
+      </w:pPr>
+      <w:r>
+        <w:rPr>
+          <w:rFonts w:ascii="Times New Roman" w:hAnsi="Times New Roman" w:eastAsia="Times New Roman"/>
+          <w:b w:val="0"/>
+          <w:sz w:val="22"/>
+        </w:rPr>
+        <w:t>Предложение (не решение): вариант А — waitTime в миллисекундах, как в заявке; он не требует пересчёта и не теряет значения. Если будет принят вариант Б, в ТЗ необходимо зафиксировать тип, правило округления и пересчёт при создании заявки. [ПРЕДПОЛОЖЕНИЕ]</w:t>
+      </w:r>
+    </w:p>
+    <w:p>
+      <w:pPr>
+        <w:spacing w:before="0"/>
+      </w:pPr>
+      <w:r>
+        <w:rPr>
+          <w:rFonts w:ascii="Times New Roman" w:hAnsi="Times New Roman" w:eastAsia="Times New Roman"/>
+          <w:b w:val="0"/>
+          <w:sz w:val="22"/>
+        </w:rPr>
+        <w:t>К утверждению: (1) имя и единица поля; (2) допустимость отсутствия значения и его трактовка (в платформе null при сериализации превращается в 0); (3) верхняя граница ожидания (в заявке не валидируется, в UI не ограничена); (4) правка T01.1 под принятое решение.</w:t>
+      </w:r>
+    </w:p>
     <w:sectPr>
       <w:pgSz w:w="16838" w:h="11906" w:orient="landscape"/>
       <w:pgMar w:top="1701" w:right="1134" w:bottom="850" w:left="1134" w:header="708" w:footer="708" w:gutter="0"/>

--- a/Вопрос ответ.docx
+++ b/Вопрос ответ.docx
@@ -11544,14 +11544,8 @@
             <w:tcW w:type="dxa" w:w="5386"/>
           </w:tcPr>
           <w:p>
-            <w:r/>
-            <w:r>
-              <w:rPr>
-                <w:rFonts w:ascii="Times New Roman" w:hAnsi="Times New Roman" w:eastAsia="Times New Roman"/>
-                <w:b w:val="0"/>
-                <w:sz w:val="18"/>
-              </w:rPr>
-              <w:t>Конвертеры найдены в lib/core: Duration ↔ миллисекунды; отсутствующее значение (null) в ответе выдаётся как 0. Fraud по ожиданию хранится в мс и разбирается вручную в Fraud monitoring, заявку не блокирует.</w:t>
+            <w:r>
+              <w:t>Конвертеры найдены в lib/core: Duration ↔ миллисекунды. [ИСПРАВЛЕНО 01.10.2026] Прежняя запись «null в ответе выдаётся как 0» неточна: ветка orElse(0L) есть в serialize, но для null-свойства Jackson кастомный сериализатор обычно не вызывает (не запускалось). null → 0 подтверждено кодом только в сообщении подрядчику (OutContractorTaxiTripMessageMapperImpl.java:317). Fraud по ожиданию хранится в мс и разбирается вручную в Fraud monitoring, заявку не блокирует.</w:t>
             </w:r>
           </w:p>
         </w:tc>
@@ -13240,7 +13234,72 @@
           <w:b w:val="0"/>
           <w:sz w:val="22"/>
         </w:rPr>
-        <w:t>К утверждению: (1) имя и единица поля; (2) допустимость отсутствия значения и его трактовка (в платформе null при сериализации превращается в 0); (3) верхняя граница ожидания (в заявке не валидируется, в UI не ограничена); (4) правка T01.1 под принятое решение.</w:t>
+        <w:t>К утверждению: (1) имя и единица поля; (2) допустимость отсутствия значения и его трактовка (см. ниже, (5).D); (3) верхняя граница ожидания — отдельный вопрос заказчику; (4) правка T01.1 по списку ниже.</w:t>
+      </w:r>
+    </w:p>
+    <w:p>
+      <w:pPr>
+        <w:spacing w:before="0"/>
+      </w:pPr>
+      <w:r>
+        <w:rPr>
+          <w:rFonts w:ascii="Times New Roman" w:hAnsi="Times New Roman" w:eastAsia="Times New Roman"/>
+          <w:b w:val="0"/>
+          <w:sz w:val="22"/>
+        </w:rPr>
+        <w:t>Подраздел (5).D. Уточнения по замечаниям (01.10.2026)</w:t>
+      </w:r>
+    </w:p>
+    <w:p>
+      <w:pPr>
+        <w:spacing w:before="0"/>
+      </w:pPr>
+      <w:r>
+        <w:rPr>
+          <w:rFonts w:ascii="Times New Roman" w:hAnsi="Times New Roman" w:eastAsia="Times New Roman"/>
+          <w:b w:val="0"/>
+          <w:sz w:val="22"/>
+        </w:rPr>
+        <w:t>1. null и 0 у waitTime (исправление). null → 0 подтверждено кодом только при отправке подрядчику (OutContractorTaxiTripMessageMapperImpl.java:317; SRM-ветка :549). В JSON заявки waitTime — Duration (объект, не примитив); в БД request.waypoint.wait_time bigint без NOT NULL (init_table.sql:138), то есть null хранить можно. Ветка orElse(0L) в DurationMillisConverter.serialize, по стандартному поведению Jackson, для null-свойства не вызывается — null остаётся null или опускается (не запускалось, проверить). Подмена на 0 относится к latitude/longitude (примитив double), а не к waitTime.</w:t>
+      </w:r>
+    </w:p>
+    <w:p>
+      <w:pPr>
+        <w:spacing w:before="0"/>
+      </w:pPr>
+      <w:r>
+        <w:rPr>
+          <w:rFonts w:ascii="Times New Roman" w:hAnsi="Times New Roman" w:eastAsia="Times New Roman"/>
+          <w:b w:val="0"/>
+          <w:sz w:val="22"/>
+        </w:rPr>
+        <w:t>2. Верхняя граница — два вопроса. Технический факт: ограничения нет ни в БД (нет CHECK по wait_time), ни в WaypointDTO, ни в UI; единственный порог — асинхронная fraud-проверка только для TAXI (&gt; 60 мин суммарно по умолчанию), заявку не блокирует. Бизнес-вопрос заказчику (не решён): нужен ли максимум для планового ожидания в избранном и какой; «24 часа» — пример для обсуждения, не требование.</w:t>
+      </w:r>
+    </w:p>
+    <w:p>
+      <w:pPr>
+        <w:spacing w:before="0"/>
+      </w:pPr>
+      <w:r>
+        <w:rPr>
+          <w:rFonts w:ascii="Times New Roman" w:hAnsi="Times New Roman" w:eastAsia="Times New Roman"/>
+          <w:b w:val="0"/>
+          <w:sz w:val="22"/>
+        </w:rPr>
+        <w:t>3. Выбор между А и Б. Довод за А сильнее: пересчёт при каждом вызове — источник ошибок, UI может показывать миллисекунды в минутах без изменения хранения. Довод за Б (при отладке в БД 7 200 000 мс вместо «120 мин») снимается комментарием к полю в DDL. Итог: А — предпочтительно, Б — допустимо с зафиксированными типом и округлением, В — нет. Решает архитектор. [ПРЕДПОЛОЖЕНИЕ]</w:t>
+      </w:r>
+    </w:p>
+    <w:p>
+      <w:pPr>
+        <w:spacing w:before="0"/>
+      </w:pPr>
+      <w:r>
+        <w:rPr>
+          <w:rFonts w:ascii="Times New Roman" w:hAnsi="Times New Roman" w:eastAsia="Times New Roman"/>
+          <w:b w:val="0"/>
+          <w:sz w:val="22"/>
+        </w:rPr>
+        <w:t>4. Что править в T01.1 (T01.1_FavoriteRoute_updated (1).docx, версия от 23.09), когда вариант утверждён: (а) строка «wait_times удалено»: waypoints[i].waitTimeSeconds → принятое имя; фразу «Поле и название единицы присутствуют в .proto» исправить — в TariffDescriptor.proto поля waitTimeSeconds нет; (б) описание поля в структуре waypoints: имя, тип (int64 подходит для мс; для минут решить целое/дробное), текст «Целое число секунд ≥ 0» → принятая единица и правила null/максимума; (в) два JSON-примера: ключ "waitTimeSeconds": 0 → принятое имя; (г) абзац про free_wait_time: фразу «единица waitTime в ответах заявок не установлена» убрать — по коду это миллисекунды; (д) комментарий к столбцу в DDL: заменить имя и указать единицу измерения; (е) для варианта Б — добавить формулу пересчёта (мин × 60 000) и правило округления.</w:t>
       </w:r>
     </w:p>
     <w:sectPr>

--- a/Вопрос ответ.docx
+++ b/Вопрос ответ.docx
@@ -13299,7 +13299,7 @@
           <w:b w:val="0"/>
           <w:sz w:val="22"/>
         </w:rPr>
-        <w:t>4. Что править в T01.1 (T01.1_FavoriteRoute_updated (1).docx, версия от 23.09), когда вариант утверждён: (а) строка «wait_times удалено»: waypoints[i].waitTimeSeconds → принятое имя; фразу «Поле и название единицы присутствуют в .proto» исправить — в TariffDescriptor.proto поля waitTimeSeconds нет; (б) описание поля в структуре waypoints: имя, тип (int64 подходит для мс; для минут решить целое/дробное), текст «Целое число секунд ≥ 0» → принятая единица и правила null/максимума; (в) два JSON-примера: ключ "waitTimeSeconds": 0 → принятое имя; (г) абзац про free_wait_time: фразу «единица waitTime в ответах заявок не установлена» убрать — по коду это миллисекунды; (д) комментарий к столбцу в DDL: заменить имя и указать единицу измерения; (е) для варианта Б — добавить формулу пересчёта (мин × 60 000) и правило округления.</w:t>
+        <w:t>4. Что править в T01.1 (T01.1_FavoriteRoute_updated (1).docx, версия от 23.09), когда вариант утверждён: (а) строка «wait_times удалено»: справа waypoints[i].waitTimeSeconds → принятое имя (сама колонка wait_times остаётся удалённой); фразу «Поле и название единицы присутствуют в .proto» уточнить [ИСПРАВЛЕНО 01.10.2026: ранее было «поля нет», это неточно] — int64 waitTimeSeconds = 11 есть только в копии request-aggregation-main/.../_documents/proto/tariff/dto/TariffDescriptor.proto:62 (в Java не используется); в proto сервиса тарифов и в копии passenger_request-main поля нет (просмотрены 4 файла TariffDescriptor.proto); (б) описание поля в структуре waypoints: имя, тип (int64 подходит для мс; для минут решить целое/дробное), текст «Целое число секунд ≥ 0» → принятая единица и правила null/максимума; (в) два JSON-примера: ключ "waitTimeSeconds": 0 → принятое имя; (г) абзац про free_wait_time: фразу «единица waitTime в ответах заявок не установлена» убрать — по коду это миллисекунды; (д) комментарий к столбцу в DDL: заменить имя и указать единицу измерения; (е) для варианта Б — добавить формулу пересчёта (мин × 60 000) и правило округления.</w:t>
       </w:r>
     </w:p>
     <w:sectPr>

--- a/Вопрос ответ.docx
+++ b/Вопрос ответ.docx
@@ -13300,6 +13300,1892 @@
           <w:sz w:val="22"/>
         </w:rPr>
         <w:t>4. Что править в T01.1 (T01.1_FavoriteRoute_updated (1).docx, версия от 23.09), когда вариант утверждён: (а) строка «wait_times удалено»: справа waypoints[i].waitTimeSeconds → принятое имя (сама колонка wait_times остаётся удалённой); фразу «Поле и название единицы присутствуют в .proto» уточнить [ИСПРАВЛЕНО 01.10.2026: ранее было «поля нет», это неточно] — int64 waitTimeSeconds = 11 есть только в копии request-aggregation-main/.../_documents/proto/tariff/dto/TariffDescriptor.proto:62 (в Java не используется); в proto сервиса тарифов и в копии passenger_request-main поля нет (просмотрены 4 файла TariffDescriptor.proto); (б) описание поля в структуре waypoints: имя, тип (int64 подходит для мс; для минут решить целое/дробное), текст «Целое число секунд ≥ 0» → принятая единица и правила null/максимума; (в) два JSON-примера: ключ "waitTimeSeconds": 0 → принятое имя; (г) абзац про free_wait_time: фразу «единица waitTime в ответах заявок не установлена» убрать — по коду это миллисекунды; (д) комментарий к столбцу в DDL: заменить имя и указать единицу измерения; (е) для варианта Б — добавить формулу пересчёта (мин × 60 000) и правило округления.</w:t>
+      </w:r>
+    </w:p>
+    <w:p>
+      <w:r>
+        <w:br w:type="page"/>
+      </w:r>
+    </w:p>
+    <w:p>
+      <w:r>
+        <w:rPr>
+          <w:b/>
+          <w:sz w:val="28"/>
+        </w:rPr>
+        <w:t>Проверка T01.1 v1.8 от 01.10.2026: замечания и вопросы</w:t>
+      </w:r>
+    </w:p>
+    <w:p>
+      <w:r>
+        <w:rPr>
+          <w:b w:val="0"/>
+        </w:rPr>
+        <w:t>Полный текст — файл ПРОВЕРКА_T01.1_v1.8.md в репозитории. Ниже — те же вопросы с вариантами и предложением. Метки: [КОД] прочитано в коде; [ПРЕДПОЛОЖЕНИЕ] без запуска; [СТЕНД] нужна проверка на стенде. Значения application.yml — только по умолчанию. Это варианты для утверждения, а не решения.</w:t>
+      </w:r>
+    </w:p>
+    <w:p>
+      <w:r>
+        <w:rPr>
+          <w:b/>
+        </w:rPr>
+        <w:t>С чем согласен (проверено по коду)</w:t>
+      </w:r>
+    </w:p>
+    <w:p>
+      <w:r>
+        <w:rPr>
+          <w:b w:val="0"/>
+        </w:rPr>
+        <w:t>• waitTime в миллисекундах на уровне точки, ключ опускается, если ожидания нет: совпадает с WaypointDTO заявки (`[КОД]` DurationMillisConverter / MillisDurationConverter).</w:t>
+      </w:r>
+    </w:p>
+    <w:p>
+      <w:r>
+        <w:rPr>
+          <w:b w:val="0"/>
+        </w:rPr>
+        <w:t>• jsonb для waypoints; пустые значения не записываются; координаты обязательны и 0 вместо отсутствующей координаты не подставляется.</w:t>
+      </w:r>
+    </w:p>
+    <w:p>
+      <w:r>
+        <w:rPr>
+          <w:b w:val="0"/>
+        </w:rPr>
+        <w:t>• building и structure передаются в заявку по имени поля: платформа сама переносит их по имени (адресный API → заявка), расхождение касается только текстовых описаний (см. П17).</w:t>
+      </w:r>
+    </w:p>
+    <w:p>
+      <w:r>
+        <w:rPr>
+          <w:b w:val="0"/>
+        </w:rPr>
+        <w:t>• free_wait_time не хранится, значение берётся из тарифа; в tariff_id хранится клиентский тариф, а не тариф перевозчика.</w:t>
+      </w:r>
+    </w:p>
+    <w:p>
+      <w:r>
+        <w:rPr>
+          <w:b w:val="0"/>
+        </w:rPr>
+        <w:t>• История с номером версии route_version снимает прежнее замечание о том, что изменения одного сохранения нельзя связать между собой.</w:t>
+      </w:r>
+    </w:p>
+    <w:p>
+      <w:r>
+        <w:rPr>
+          <w:b w:val="0"/>
+        </w:rPr>
+        <w:t>• Заявка получает собственную копию точек при создании (в платформе точки лежат отдельной таблицей request.waypoint); избранный маршрут источником точек после создания заявки не остаётся.</w:t>
+      </w:r>
+    </w:p>
+    <w:p>
+      <w:r>
+        <w:rPr>
+          <w:b w:val="0"/>
+        </w:rPr>
+        <w:t>• Оптимистичная блокировка по version: в платформе её нет ни в одном сервисе, решение полезное (но см. П16).</w:t>
+      </w:r>
+    </w:p>
+    <w:p>
+      <w:r>
+        <w:rPr>
+          <w:b/>
+          <w:sz w:val="24"/>
+        </w:rPr>
+        <w:t>А. Не согласен / ошибка в v1.8</w:t>
+      </w:r>
+    </w:p>
+    <w:p>
+      <w:r>
+        <w:rPr>
+          <w:b/>
+        </w:rPr>
+        <w:t>П1. tariff_id и деактивация тарифа при каждой загрузке нового тарифа (важность: Высокий; кому: Заказчик + архитектор (+ код: ключ тарифа))</w:t>
+      </w:r>
+    </w:p>
+    <w:p>
+      <w:r>
+        <w:rPr>
+          <w:b/>
+        </w:rPr>
+        <w:t xml:space="preserve">Что в v1.8. </w:t>
+      </w:r>
+      <w:r>
+        <w:t>Раздел 3, tariff_id: «При истечении тарифа маршрут недоступен для новой заявки»; раздел 8: активность тарифа проверяется при выдаче списка тем же вызовом TariffService.</w:t>
+      </w:r>
+    </w:p>
+    <w:p>
+      <w:r>
+        <w:rPr>
+          <w:b/>
+        </w:rPr>
+        <w:t xml:space="preserve">Проблема / что установлено. </w:t>
+      </w:r>
+      <w:r>
+        <w:t>В сервисе тарифов загрузка нового тарифа с теми же уникальными полями (в проверке участвуют, в частности, контракт и класс такси) переводит старые тарифы в active=false, а не обновляет их. Значит id тарифа меняется при каждой перезагрузке прайса. Если маршруты хранят старый tariff_id, после очередной загрузки тарифа ВСЕ связанные маршруты станут «недоступными», пока их не пересохранят. Кроме того, заявка активность тарифа не проверяет, а удаление тарифа такси приходит через Kafka (после него поиск по id даёт 404). Фиксированная цена маршрута задаётся приказом и от версии тарифа не зависит.</w:t>
+      </w:r>
+    </w:p>
+    <w:p>
+      <w:r>
+        <w:rPr>
+          <w:b/>
+        </w:rPr>
+        <w:t xml:space="preserve">Источник. </w:t>
+      </w:r>
+      <w:r>
+        <w:t>`[КОД]` tariff-main (2)/.../service/impl/TariffServiceImpl.java:641-651 (`taxiTariff.setActive(false)` для «похожего» тарифа); ранее: TariffActionReplierImpl (404 после удаления), passenger_request не проверяет активность тарифа.</w:t>
+      </w:r>
+    </w:p>
+    <w:p>
+      <w:r>
+        <w:rPr>
+          <w:b/>
+        </w:rPr>
+        <w:t>Варианты:</w:t>
+      </w:r>
+    </w:p>
+    <w:p>
+      <w:r>
+        <w:rPr>
+          <w:b w:val="0"/>
+        </w:rPr>
+        <w:t>• А (как в v1.8). Маршрут недоступен при неактивном tariff_id. Просто, но после каждой перезагрузки тарифа маршруты придётся перепривязывать вручную.</w:t>
+      </w:r>
+    </w:p>
+    <w:p>
+      <w:r>
+        <w:rPr>
+          <w:b w:val="0"/>
+        </w:rPr>
+        <w:t>• Б. Хранить tariff_id как «тариф на момент расчёта», а при выдаче списка находить действующий тариф по ключу (контракт/организация, вид транспорта, класс, ночной признак, регион). Если действующий тариф нашёлся — маршрут доступен, а recommended_cost помечается устаревшим и предлагается к пересчёту; fixed_cost не меняется. Если действующего тарифа нет — маршрут недоступен.</w:t>
+      </w:r>
+    </w:p>
+    <w:p>
+      <w:r>
+        <w:rPr>
+          <w:b w:val="0"/>
+        </w:rPr>
+        <w:t>• В. Активность тарифа не проверять вообще (как делает заявка). Маршрут всегда доступен, но можно заказать поездку по тарифу, которого уже нет.</w:t>
+      </w:r>
+    </w:p>
+    <w:p>
+      <w:r>
+        <w:rPr>
+          <w:b/>
+        </w:rPr>
+        <w:t xml:space="preserve">Лучший вариант (предложение). </w:t>
+      </w:r>
+      <w:r>
+        <w:t>Б: маршрут привязан к «ключу тарифа», а не к конкретной версии. Требует от заказчика подтвердить, что смена тарифа не должна гасить маршруты, а от разработчика — перечень полей ключа тарифа.</w:t>
+      </w:r>
+    </w:p>
+    <w:p>
+      <w:r>
+        <w:rPr>
+          <w:b/>
+        </w:rPr>
+        <w:t xml:space="preserve">Что нужно узнать. </w:t>
+      </w:r>
+      <w:r>
+        <w:t>Заказчик: должен ли маршрут «жить» после смены тарифа, если цена фиксирована приказом? Архитектор: ключ тарифа и поведение при его отсутствии.</w:t>
+      </w:r>
+    </w:p>
+    <w:p>
+      <w:r>
+        <w:rPr>
+          <w:b/>
+        </w:rPr>
+        <w:t>П2. Номер маршрута: таблица счётчика, префикс FR и источник digitId (важность: Высокий; кому: Архитектор + код)</w:t>
+      </w:r>
+    </w:p>
+    <w:p>
+      <w:r>
+        <w:rPr>
+          <w:b/>
+        </w:rPr>
+        <w:t xml:space="preserve">Что в v1.8. </w:t>
+      </w:r>
+      <w:r>
+        <w:t>Раздел 6: «Таблица счётчика для FR-XXXX-XXXXXXXX в DDL не включена… номер выдаёт штатный human-readable-generator (таблица company_sq)».</w:t>
+      </w:r>
+    </w:p>
+    <w:p>
+      <w:r>
+        <w:rPr>
+          <w:b/>
+        </w:rPr>
+        <w:t xml:space="preserve">Проблема / что установлено. </w:t>
+      </w:r>
+      <w:r>
+        <w:t>Библиотека не приносит таблицу с собой. В каждом сервисе своя таблица (например, request.company_sq), своя сущность на базе BaseCompanySQ (@MappedSuperclass) и свой репозиторий; префикс задаётся интерфейсом Prefix (старый enum в библиотеке помечен @Deprecated и «переносится в сервисы»). Поэтому в новом сервисе нужны: таблица favorite_route.company_sq, сущность, репозиторий и собственный enum с префиксом FR. Без этого генератор не заработает, а в DDL v1.8 таблицы нет. Кроме того, сервису нужен digitId организации (допустимо 1–9999, `@Min(1) @Max(9999)`), а в favorite_route хранится только organization_id (uuid): в документе не сказано, откуда берётся digitId. Гонка при одновременном создании действительно возможна (чтение-увеличение-запись без блокировки), защита — уникальный индекс и повтор.</w:t>
+      </w:r>
+    </w:p>
+    <w:p>
+      <w:r>
+        <w:rPr>
+          <w:b/>
+        </w:rPr>
+        <w:t xml:space="preserve">Источник. </w:t>
+      </w:r>
+      <w:r>
+        <w:t>`[КОД]` human_readable_generator-main: SQGeneratorImpl.reserve, CompanySQServiceImpl.getOrCreateCompanySQ (без блокировки), CompanySQService (@Max(9999)), model/Prefix.java (@Deprecated), BaseCompanySQ; passenger_request-main/.../db/changelog/20210829/changes/init_table.sql:295 (request.company_sq).</w:t>
+      </w:r>
+    </w:p>
+    <w:p>
+      <w:r>
+        <w:rPr>
+          <w:b/>
+        </w:rPr>
+        <w:t>Варианты:</w:t>
+      </w:r>
+    </w:p>
+    <w:p>
+      <w:r>
+        <w:rPr>
+          <w:b w:val="0"/>
+        </w:rPr>
+        <w:t>• А. Библиотека generator + таблица company_sq в схеме favorite_route + enum Prefix с FR + повтор при конфликте уникальности. Соответствует практике платформы.</w:t>
+      </w:r>
+    </w:p>
+    <w:p>
+      <w:r>
+        <w:rPr>
+          <w:b w:val="0"/>
+        </w:rPr>
+        <w:t>• Б. Собственная таблица-счётчик с атомарным `UPDATE … SET sq = sq + 1 … RETURNING`. Нет гонки и повторов, не нужна библиотека, но свой код.</w:t>
+      </w:r>
+    </w:p>
+    <w:p>
+      <w:r>
+        <w:rPr>
+          <w:b w:val="0"/>
+        </w:rPr>
+        <w:t>• В. Sequence PostgreSQL. Не подходит: счётчик нужен отдельный на каждую организацию.</w:t>
+      </w:r>
+    </w:p>
+    <w:p>
+      <w:r>
+        <w:rPr>
+          <w:b/>
+        </w:rPr>
+        <w:t xml:space="preserve">Лучший вариант (предложение). </w:t>
+      </w:r>
+      <w:r>
+        <w:t>А, если важна единообразность с платформой (добавить таблицу, сущность, репозиторий, enum FR и повтор при конфликте в DDL/ТЗ). Б — если пропуски и повторы номеров недопустимы.</w:t>
+      </w:r>
+    </w:p>
+    <w:p>
+      <w:r>
+        <w:rPr>
+          <w:b/>
+        </w:rPr>
+        <w:t xml:space="preserve">Что нужно узнать. </w:t>
+      </w:r>
+      <w:r>
+        <w:t>Архитектор: А или Б; откуда сервис берёт digitId (вызов сервиса организаций, кэш, поле в токене).</w:t>
+      </w:r>
+    </w:p>
+    <w:p>
+      <w:r>
+        <w:rPr>
+          <w:b/>
+        </w:rPr>
+        <w:t>П3. Пример ожидания 120 минут и антифрод-порог для такси (важность: Высокий; кому: Заказчик + владелец сервиса заявок)</w:t>
+      </w:r>
+    </w:p>
+    <w:p>
+      <w:r>
+        <w:rPr>
+          <w:b/>
+        </w:rPr>
+        <w:t xml:space="preserve">Что в v1.8. </w:t>
+      </w:r>
+      <w:r>
+        <w:t>Раздел 4: ввод в целых минутах, не более 1440 минут на точку; встреча 30.09: 120 минут — пример плановой остановки.</w:t>
+      </w:r>
+    </w:p>
+    <w:p>
+      <w:r>
+        <w:rPr>
+          <w:b/>
+        </w:rPr>
+        <w:t xml:space="preserve">Проблема / что установлено. </w:t>
+      </w:r>
+      <w:r>
+        <w:t>Заявка такси проверяет суммарное ожидание по всем точкам: больше 60 минут (по умолчанию) создаёт fraud-пометку, если расстояние до 50 км или все точки в одном городе. Заявку это не блокирует, проверка асинхронная, но пометка создаётся. Значит заявка по избранному маршруту с ожиданием 120 минут для такси будет помечена как подозрительная каждый раз. Для трансфера проверки нет. Фактические значения на стенде неизвестны (это настройки по умолчанию).</w:t>
+      </w:r>
+    </w:p>
+    <w:p>
+      <w:r>
+        <w:rPr>
+          <w:b/>
+        </w:rPr>
+        <w:t xml:space="preserve">Источник. </w:t>
+      </w:r>
+      <w:r>
+        <w:t>`[КОД]` passenger_request-main/.../service/impl/RequestForTaxiServiceImpl.java:860-891 (checkTotalWaitTime); config AllPointsMaxWaitTimeProperties (limit-in-minutes, distance-threshold); `application.yml` MAX_WAIT_TIME_AT_ALL_POINTS=60, DISTANCE_THRESHOLD=50000 — только значения по умолчанию.</w:t>
+      </w:r>
+    </w:p>
+    <w:p>
+      <w:r>
+        <w:rPr>
+          <w:b/>
+        </w:rPr>
+        <w:t>Варианты:</w:t>
+      </w:r>
+    </w:p>
+    <w:p>
+      <w:r>
+        <w:rPr>
+          <w:b w:val="0"/>
+        </w:rPr>
+        <w:t>• А. Не проверять (или проверять с повышенным порогом) заявки со связью favorite_route_id: изменение сервиса заявок, объём — T04.1.</w:t>
+      </w:r>
+    </w:p>
+    <w:p>
+      <w:r>
+        <w:rPr>
+          <w:b w:val="0"/>
+        </w:rPr>
+        <w:t>• Б. Оставить как есть: fraud-пометки будут появляться, их разбирают вручную.</w:t>
+      </w:r>
+    </w:p>
+    <w:p>
+      <w:r>
+        <w:rPr>
+          <w:b w:val="0"/>
+        </w:rPr>
+        <w:t>• В. Ограничить суммарное ожидание в избранном 60 минутами. Противоречит примеру на 120 минут.</w:t>
+      </w:r>
+    </w:p>
+    <w:p>
+      <w:r>
+        <w:rPr>
+          <w:b/>
+        </w:rPr>
+        <w:t xml:space="preserve">Лучший вариант (предложение). </w:t>
+      </w:r>
+      <w:r>
+        <w:t>А: цена согласована приказом, ложные пометки обесценивают антифрод. Нужно согласие владельца заявок.</w:t>
+      </w:r>
+    </w:p>
+    <w:p>
+      <w:r>
+        <w:rPr>
+          <w:b/>
+        </w:rPr>
+        <w:t xml:space="preserve">Что нужно узнать. </w:t>
+      </w:r>
+      <w:r>
+        <w:t>Заказчик: допустима ли пометка; владелец заявок: готов ли исключить избранные маршруты из проверки; значения на стенде.</w:t>
+      </w:r>
+    </w:p>
+    <w:p>
+      <w:r>
+        <w:rPr>
+          <w:b/>
+        </w:rPr>
+        <w:t>П4. Бесплатное ожидание для такси: показывается, но не применяется к остановкам (важность: Средний; кому: Заказчик + разработчик T01.4)</w:t>
+      </w:r>
+    </w:p>
+    <w:p>
+      <w:r>
+        <w:rPr>
+          <w:b/>
+        </w:rPr>
+        <w:t xml:space="preserve">Что в v1.8. </w:t>
+      </w:r>
+      <w:r>
+        <w:t>Раздел 4: ожидание только у промежуточных точек, на базе его нет; раздел 4 (D03): значение бесплатного ожидания из тарифа показывается в виджетах (T02.1/T03.1).</w:t>
+      </w:r>
+    </w:p>
+    <w:p>
+      <w:r>
+        <w:rPr>
+          <w:b/>
+        </w:rPr>
+        <w:t xml:space="preserve">Проблема / что установлено. </w:t>
+      </w:r>
+      <w:r>
+        <w:t>В расчёте такси бесплатный лимит вычитается только из ожидания на первой точке, а ожидание на промежуточных точках оплачивается по ставке waitCostPerMinIntermediate без вычета. Раз у избранного маршрута на первой точке (база) ожидания нет, бесплатное ожидание по тарифу такси к остановкам маршрута не применяется. В трансфере лимит вычитается на каждой точке отдельно. Показ значения тарифа «бесплатное ожидание N мин» для такси вводит в заблуждение; для трансфера нужно уточнить, что лимит на каждой точке. В v1.8 это отмечено как проверка T01.4, но вывод для виджетов не сделан.</w:t>
+      </w:r>
+    </w:p>
+    <w:p>
+      <w:r>
+        <w:rPr>
+          <w:b/>
+        </w:rPr>
+        <w:t xml:space="preserve">Источник. </w:t>
+      </w:r>
+      <w:r>
+        <w:t>`[КОД]` tariff-main (2)/.../CalculateServiceImpl.java:1016-1033 (такси: `max(0, waitingTime − freeWaitingTime) × waitCostPerMin + waitCostPerMinIntermediate × сумма ожиданий`), :877-882 (трансфер: вычитание на каждой точке); правило «первая точка» установлено в разделе D отчёта НАХОДКИ.</w:t>
+      </w:r>
+    </w:p>
+    <w:p>
+      <w:r>
+        <w:rPr>
+          <w:b/>
+        </w:rPr>
+        <w:t>Варианты:</w:t>
+      </w:r>
+    </w:p>
+    <w:p>
+      <w:r>
+        <w:rPr>
+          <w:b w:val="0"/>
+        </w:rPr>
+        <w:t>• А. Показывать бесплатное ожидание только для GROUP_TRANSFER с пометкой «на каждой точке»; для такси не показывать.</w:t>
+      </w:r>
+    </w:p>
+    <w:p>
+      <w:r>
+        <w:rPr>
+          <w:b w:val="0"/>
+        </w:rPr>
+        <w:t>• Б. Показывать значение тарифа для обоих видов (как в v1.8) с пояснением, где оно применяется.</w:t>
+      </w:r>
+    </w:p>
+    <w:p>
+      <w:r>
+        <w:rPr>
+          <w:b w:val="0"/>
+        </w:rPr>
+        <w:t>• В. Рассчитывать и показывать «эффективное бесплатное ожидание» по результату calculate.</w:t>
+      </w:r>
+    </w:p>
+    <w:p>
+      <w:r>
+        <w:rPr>
+          <w:b/>
+        </w:rPr>
+        <w:t xml:space="preserve">Лучший вариант (предложение). </w:t>
+      </w:r>
+      <w:r>
+        <w:t>А: не показывает то, что к маршруту не применяется. Подтвердить прогоном calculate на конкретном маршруте (T01.4).</w:t>
+      </w:r>
+    </w:p>
+    <w:p>
+      <w:r>
+        <w:rPr>
+          <w:b/>
+        </w:rPr>
+        <w:t xml:space="preserve">Что нужно узнать. </w:t>
+      </w:r>
+      <w:r>
+        <w:t>Заказчик: что именно должно видеть в виджете (БТ §7.1/§7.2).</w:t>
+      </w:r>
+    </w:p>
+    <w:p>
+      <w:r>
+        <w:rPr>
+          <w:b/>
+        </w:rPr>
+        <w:t>П5. Классы такси: «используются все классы платформы» (важность: Низкий; кому: Заказчик)</w:t>
+      </w:r>
+    </w:p>
+    <w:p>
+      <w:r>
+        <w:rPr>
+          <w:b/>
+        </w:rPr>
+        <w:t xml:space="preserve">Что в v1.8. </w:t>
+      </w:r>
+      <w:r>
+        <w:t>Раздел 3, service_class: «Для такси используются все классы платформы, включая OFFICIAL».</w:t>
+      </w:r>
+    </w:p>
+    <w:p>
+      <w:r>
+        <w:rPr>
+          <w:b/>
+        </w:rPr>
+        <w:t xml:space="preserve">Проблема / что установлено. </w:t>
+      </w:r>
+      <w:r>
+        <w:t>В перечислении TaxiClass девять значений: ECONOMY, COMFORT, COMFORT_PLUS, BUSINESS, OFFICIAL и четыре автобусных (VIP_BUS, SMALL_BUS, MIDDLE_BUS, LARGE_BUS). В v1.8 перечислены пять, значит фраза «все классы платформы» неверна. Совпадает с кодом перечень трансфера (шесть значений GroupTransferClass), а «VIP такси нет» подтверждается. Остаётся вопрос, нужны ли автобусные классы в избранных маршрутах.</w:t>
+      </w:r>
+    </w:p>
+    <w:p>
+      <w:r>
+        <w:rPr>
+          <w:b/>
+        </w:rPr>
+        <w:t xml:space="preserve">Источник. </w:t>
+      </w:r>
+      <w:r>
+        <w:t>`[КОД]` as_sbertransport_libraries-main/enums/.../TaxiClass.java; GroupTransferClass.java; tariff-main/.../dto/TransportClass.java.</w:t>
+      </w:r>
+    </w:p>
+    <w:p>
+      <w:r>
+        <w:rPr>
+          <w:b/>
+        </w:rPr>
+        <w:t>Варианты:</w:t>
+      </w:r>
+    </w:p>
+    <w:p>
+      <w:r>
+        <w:rPr>
+          <w:b w:val="0"/>
+        </w:rPr>
+        <w:t>• А. Только пять перечисленных классов; формулировку заменить на «перечисленные классы».</w:t>
+      </w:r>
+    </w:p>
+    <w:p>
+      <w:r>
+        <w:rPr>
+          <w:b w:val="0"/>
+        </w:rPr>
+        <w:t>• Б. Добавить автобусные классы такси.</w:t>
+      </w:r>
+    </w:p>
+    <w:p>
+      <w:r>
+        <w:rPr>
+          <w:b w:val="0"/>
+        </w:rPr>
+        <w:t>• В. Брать список допустимых классов из тарифов организации (динамически).</w:t>
+      </w:r>
+    </w:p>
+    <w:p>
+      <w:r>
+        <w:rPr>
+          <w:b/>
+        </w:rPr>
+        <w:t xml:space="preserve">Лучший вариант (предложение). </w:t>
+      </w:r>
+      <w:r>
+        <w:t>А с исправленной формулировкой; вопрос об автобусах задать заказчику одной строкой.</w:t>
+      </w:r>
+    </w:p>
+    <w:p>
+      <w:r>
+        <w:rPr>
+          <w:b/>
+        </w:rPr>
+        <w:t xml:space="preserve">Что нужно узнать. </w:t>
+      </w:r>
+      <w:r>
+        <w:t>Заказчик: нужны ли автобусные классы.</w:t>
+      </w:r>
+    </w:p>
+    <w:p>
+      <w:r>
+        <w:rPr>
+          <w:b/>
+        </w:rPr>
+        <w:t>П6. Индексы: довод про блокировку неприменим к первой миграции (важность: Низкий; кому: Архитектор)</w:t>
+      </w:r>
+    </w:p>
+    <w:p>
+      <w:r>
+        <w:rPr>
+          <w:b/>
+        </w:rPr>
+        <w:t xml:space="preserve">Что в v1.8. </w:t>
+      </w:r>
+      <w:r>
+        <w:t>Раздел 6, «Индексы»: дополнительные индексы не создаются, потому что CREATE INDEX блокирует запись.</w:t>
+      </w:r>
+    </w:p>
+    <w:p>
+      <w:r>
+        <w:rPr>
+          <w:b/>
+        </w:rPr>
+        <w:t xml:space="preserve">Проблема / что установлено. </w:t>
+      </w:r>
+      <w:r>
+        <w:t>Блокировка актуальна для большой существующей таблицы. При создании новой пустой таблицы в первой миграции индекс строится мгновенно. Основной запрос (маршруты организации, активные, с действующим периодом) всегда фильтрует по organization_id, поэтому индекс по нему нужен с первого дня; откладывание создаст отдельную миграцию с CONCURRENTLY.</w:t>
+      </w:r>
+    </w:p>
+    <w:p>
+      <w:r>
+        <w:rPr>
+          <w:b/>
+        </w:rPr>
+        <w:t xml:space="preserve">Источник. </w:t>
+      </w:r>
+      <w:r>
+        <w:t>`[КОД]` DDL v1.8 (раздел 6); объём до 80 маршрутов — БТ §14.</w:t>
+      </w:r>
+    </w:p>
+    <w:p>
+      <w:r>
+        <w:rPr>
+          <w:b/>
+        </w:rPr>
+        <w:t>Варианты:</w:t>
+      </w:r>
+    </w:p>
+    <w:p>
+      <w:r>
+        <w:rPr>
+          <w:b w:val="0"/>
+        </w:rPr>
+        <w:t>• А. Создать idx(organization_id, is_active) в первой миграции.</w:t>
+      </w:r>
+    </w:p>
+    <w:p>
+      <w:r>
+        <w:rPr>
+          <w:b w:val="0"/>
+        </w:rPr>
+        <w:t>• Б. Не создавать, как в v1.8, и добавить позже.</w:t>
+      </w:r>
+    </w:p>
+    <w:p>
+      <w:r>
+        <w:rPr>
+          <w:b/>
+        </w:rPr>
+        <w:t xml:space="preserve">Лучший вариант (предложение). </w:t>
+      </w:r>
+      <w:r>
+        <w:t>А: ничего не стоит и убирает будущую миграцию.</w:t>
+      </w:r>
+    </w:p>
+    <w:p>
+      <w:r>
+        <w:rPr>
+          <w:b/>
+        </w:rPr>
+        <w:t xml:space="preserve">Что нужно узнать. </w:t>
+      </w:r>
+      <w:r>
+        <w:t>Архитектор.</w:t>
+      </w:r>
+    </w:p>
+    <w:p>
+      <w:r>
+        <w:rPr>
+          <w:b/>
+        </w:rPr>
+        <w:t>П7. Кто считает total_km, travel_time, total_time, recommended_cost и когда пересчитывает (важность: Высокий; кому: Архитектор)</w:t>
+      </w:r>
+    </w:p>
+    <w:p>
+      <w:r>
+        <w:rPr>
+          <w:b/>
+        </w:rPr>
+        <w:t xml:space="preserve">Что в v1.8. </w:t>
+      </w:r>
+      <w:r>
+        <w:t>Раздел 3: расчётные значения «заполняются расчётом маршрута / штатным calculate», обязательны, маршрут без расчёта не сохраняется; T01.3 — «сохранение после расчёта».</w:t>
+      </w:r>
+    </w:p>
+    <w:p>
+      <w:r>
+        <w:rPr>
+          <w:b/>
+        </w:rPr>
+        <w:t xml:space="preserve">Проблема / что установлено. </w:t>
+      </w:r>
+      <w:r>
+        <w:t>Не сказано, принимает ли API T01.2 эти значения от клиента или считает сам. Если от клиента, то любой запрос из браузера может записать произвольные расстояние, время и рекомендуемую цену. Не описано и то, что изменение waypoints, вида транспорта, класса или ночного признака делает расчётные поля неактуальными. Если сервис считает сам, сохранение зависит от доступности расчёта (маршрутизация, тариф), а таймаут HTTP во фронте 10 секунд.</w:t>
+      </w:r>
+    </w:p>
+    <w:p>
+      <w:r>
+        <w:rPr>
+          <w:b/>
+        </w:rPr>
+        <w:t xml:space="preserve">Источник. </w:t>
+      </w:r>
+      <w:r>
+        <w:t>`[КОД]` mf-core-main/.../HttpMiddleware.ts:47 (timeout 10000); раздел 3 v1.8; расчёт — T01.4.</w:t>
+      </w:r>
+    </w:p>
+    <w:p>
+      <w:r>
+        <w:rPr>
+          <w:b/>
+        </w:rPr>
+        <w:t>Варианты:</w:t>
+      </w:r>
+    </w:p>
+    <w:p>
+      <w:r>
+        <w:rPr>
+          <w:b w:val="0"/>
+        </w:rPr>
+        <w:t>• А. Сервер сам вызывает calculate при создании и при любом изменении гео-полей, класса, вида транспорта, ночного признака; значения от клиента игнорируются.</w:t>
+      </w:r>
+    </w:p>
+    <w:p>
+      <w:r>
+        <w:rPr>
+          <w:b w:val="0"/>
+        </w:rPr>
+        <w:t>• Б. Клиент присылает значения, сервер им доверяет. Быстро, но небезопасно и расходится с тарифом.</w:t>
+      </w:r>
+    </w:p>
+    <w:p>
+      <w:r>
+        <w:rPr>
+          <w:b w:val="0"/>
+        </w:rPr>
+        <w:t>• В. Клиент присылает подписанный результат calculate со сроком действия; сервер проверяет подпись.</w:t>
+      </w:r>
+    </w:p>
+    <w:p>
+      <w:r>
+        <w:rPr>
+          <w:b/>
+        </w:rPr>
+        <w:t xml:space="preserve">Лучший вариант (предложение). </w:t>
+      </w:r>
+      <w:r>
+        <w:t>А: единственный вариант, где значения гарантированно соответствуют тарифу. Нужно оценить время ответа и предусмотреть понятную ошибку при недоступности расчёта.</w:t>
+      </w:r>
+    </w:p>
+    <w:p>
+      <w:r>
+        <w:rPr>
+          <w:b/>
+        </w:rPr>
+        <w:t xml:space="preserve">Что нужно узнать. </w:t>
+      </w:r>
+      <w:r>
+        <w:t>Архитектор (T01.2/T01.4).</w:t>
+      </w:r>
+    </w:p>
+    <w:p>
+      <w:r>
+        <w:rPr>
+          <w:b/>
+          <w:sz w:val="24"/>
+        </w:rPr>
+        <w:t>Б. Требует уточнения</w:t>
+      </w:r>
+    </w:p>
+    <w:p>
+      <w:r>
+        <w:rPr>
+          <w:b/>
+        </w:rPr>
+        <w:t>П8. Дубли: ключ сравнения, нормализация адресов и защита от одновременного создания (важность: Средний; кому: Заказчик + архитектор)</w:t>
+      </w:r>
+    </w:p>
+    <w:p>
+      <w:r>
+        <w:rPr>
+          <w:b/>
+        </w:rPr>
+        <w:t xml:space="preserve">Что в v1.8. </w:t>
+      </w:r>
+      <w:r>
+        <w:t>Раздел 5: дубль = совпадение адресов, вида транспорта, класса и ночного признака при пересекающемся периоде; проверка только в приложении (T01.2).</w:t>
+      </w:r>
+    </w:p>
+    <w:p>
+      <w:r>
+        <w:rPr>
+          <w:b/>
+        </w:rPr>
+        <w:t xml:space="preserve">Проблема / что установлено. </w:t>
+      </w:r>
+      <w:r>
+        <w:t>Не определено: (1) сравниваются адреса по тексту или по координатам; (2) важен ли порядок точек («база → А → Б → база» и «база → Б → А → база»); (3) ожидания в ключ не входят, значит два маршрута с одинаковыми адресами и разным ожиданием считаются дублем; (4) в рамках организации или глобально. В платформе сравнение по координатам (equalsByCoords) игнорирует 0 и использует допуск; Address.equals сравнивает все строки. Проверка только в приложении допускает дубль при двух одновременных запросах.</w:t>
+      </w:r>
+    </w:p>
+    <w:p>
+      <w:r>
+        <w:rPr>
+          <w:b/>
+        </w:rPr>
+        <w:t xml:space="preserve">Источник. </w:t>
+      </w:r>
+      <w:r>
+        <w:t>`[КОД]` srm-main/.../WaypointDTO.java (equalsByCoords, DoubleUtil.EPSILON); passenger_request-main/.../model/Address.java:100-112 (equals/hashCode по всем строкам).</w:t>
+      </w:r>
+    </w:p>
+    <w:p>
+      <w:r>
+        <w:rPr>
+          <w:b/>
+        </w:rPr>
+        <w:t>Варианты:</w:t>
+      </w:r>
+    </w:p>
+    <w:p>
+      <w:r>
+        <w:rPr>
+          <w:b w:val="0"/>
+        </w:rPr>
+        <w:t>• Ключ А. Нормализованный текст адреса. Простой, но разные написания одного адреса не поймать.</w:t>
+      </w:r>
+    </w:p>
+    <w:p>
+      <w:r>
+        <w:rPr>
+          <w:b w:val="0"/>
+        </w:rPr>
+        <w:t>• Ключ Б. Координаты, округлённые до фиксированного числа знаков, в порядке следования + вид транспорта + класс + ночной признак, в рамках организации.</w:t>
+      </w:r>
+    </w:p>
+    <w:p>
+      <w:r>
+        <w:rPr>
+          <w:b w:val="0"/>
+        </w:rPr>
+        <w:t>• Защита 1. Блокировка на организацию (pg_advisory_xact_lock) и проверка в транзакции.</w:t>
+      </w:r>
+    </w:p>
+    <w:p>
+      <w:r>
+        <w:rPr>
+          <w:b w:val="0"/>
+        </w:rPr>
+        <w:t>• Защита 2. Колонка key_hash и exclusion constraint (btree_gist: key_hash WITH =, daterange WITH &amp;&amp;); надёжно на уровне БД, но нужна доп. колонка.</w:t>
+      </w:r>
+    </w:p>
+    <w:p>
+      <w:r>
+        <w:rPr>
+          <w:b/>
+        </w:rPr>
+        <w:t xml:space="preserve">Лучший вариант (предложение). </w:t>
+      </w:r>
+      <w:r>
+        <w:t>Ключ Б + защита 1 (проще и достаточно для объёма до сотен маршрутов); защита 2 — если дубли недопустимы абсолютно.</w:t>
+      </w:r>
+    </w:p>
+    <w:p>
+      <w:r>
+        <w:rPr>
+          <w:b/>
+        </w:rPr>
+        <w:t xml:space="preserve">Что нужно узнать. </w:t>
+      </w:r>
+      <w:r>
+        <w:t>Заказчик: порядок точек, влияние ожиданий; архитектор: защита.</w:t>
+      </w:r>
+    </w:p>
+    <w:p>
+      <w:r>
+        <w:rPr>
+          <w:b/>
+        </w:rPr>
+        <w:t>П9. Период действия: часовой пояс, включительность valid_to и «текущая дата» (важность: Средний; кому: Заказчик + архитектор)</w:t>
+      </w:r>
+    </w:p>
+    <w:p>
+      <w:r>
+        <w:rPr>
+          <w:b/>
+        </w:rPr>
+        <w:t xml:space="preserve">Что в v1.8. </w:t>
+      </w:r>
+      <w:r>
+        <w:t>Раздел 3: «в списке выбора — только активные записи с действующим на текущую дату периодом».</w:t>
+      </w:r>
+    </w:p>
+    <w:p>
+      <w:r>
+        <w:rPr>
+          <w:b/>
+        </w:rPr>
+        <w:t xml:space="preserve">Проблема / что установлено. </w:t>
+      </w:r>
+      <w:r>
+        <w:t>Не определены: часовой пояс «текущей даты»; включительно ли valid_to; сравнивается ли период с датой оформления заявки или с датой поездки (заявка на 31.10, оформленная 30.10, при valid_to = 30.10). В платформе тариф рассчитывается по дате поездки в часовом поясе региона, а в сообщении подрядчику время идёт как UTC.</w:t>
+      </w:r>
+    </w:p>
+    <w:p>
+      <w:r>
+        <w:rPr>
+          <w:b/>
+        </w:rPr>
+        <w:t xml:space="preserve">Источник. </w:t>
+      </w:r>
+      <w:r>
+        <w:t>`[КОД]` tariff-main (2)/.../CalculateServiceImpl.java (formatTripDateBasedOnRegionTimeZone, isNightTrip :318-324); passanger-integrations-main/.../OrderRequestMapper.java:93-98 (toOffsetDateTime, UTC).</w:t>
+      </w:r>
+    </w:p>
+    <w:p>
+      <w:r>
+        <w:rPr>
+          <w:b/>
+        </w:rPr>
+        <w:t>Варианты:</w:t>
+      </w:r>
+    </w:p>
+    <w:p>
+      <w:r>
+        <w:rPr>
+          <w:b w:val="0"/>
+        </w:rPr>
+        <w:t>• А. Дата оформления заявки, UTC.</w:t>
+      </w:r>
+    </w:p>
+    <w:p>
+      <w:r>
+        <w:rPr>
+          <w:b w:val="0"/>
+        </w:rPr>
+        <w:t>• Б. Дата оформления, часовой пояс региона первой точки.</w:t>
+      </w:r>
+    </w:p>
+    <w:p>
+      <w:r>
+        <w:rPr>
+          <w:b w:val="0"/>
+        </w:rPr>
+        <w:t>• В. Дата поездки, часовой пояс региона первой точки; valid_to включительно.</w:t>
+      </w:r>
+    </w:p>
+    <w:p>
+      <w:r>
+        <w:rPr>
+          <w:b/>
+        </w:rPr>
+        <w:t xml:space="preserve">Лучший вариант (предложение). </w:t>
+      </w:r>
+      <w:r>
+        <w:t>В: согласуется с тем, как платформа считает тариф, и не даёт заказать поездку вне сезона.</w:t>
+      </w:r>
+    </w:p>
+    <w:p>
+      <w:r>
+        <w:rPr>
+          <w:b/>
+        </w:rPr>
+        <w:t xml:space="preserve">Что нужно узнать. </w:t>
+      </w:r>
+      <w:r>
+        <w:t>Заказчик: по какой дате считается сезон.</w:t>
+      </w:r>
+    </w:p>
+    <w:p>
+      <w:r>
+        <w:rPr>
+          <w:b/>
+        </w:rPr>
+        <w:t>П10. Ночной маршрут: можно ли заказать его на дневное время (важность: Средний; кому: Заказчик)</w:t>
+      </w:r>
+    </w:p>
+    <w:p>
+      <w:r>
+        <w:rPr>
+          <w:b/>
+        </w:rPr>
+        <w:t xml:space="preserve">Что в v1.8. </w:t>
+      </w:r>
+      <w:r>
+        <w:t>Раздел 3 (is_night_tariff) и раздел 5: поведение даты, времени и ночного признака определяется в T04.1.</w:t>
+      </w:r>
+    </w:p>
+    <w:p>
+      <w:r>
+        <w:rPr>
+          <w:b/>
+        </w:rPr>
+        <w:t xml:space="preserve">Проблема / что установлено. </w:t>
+      </w:r>
+      <w:r>
+        <w:t>В платформе ночная поездка определяется временем поездки (с 22:00 до 06:00 в часовом поясе региона). У тарифов такси есть признак is_night_tariff, у тарифов трансфера его нет. Если заказать ночной маршрут на дневное время (или наоборот), расчёт пойдёт по другому тарифу, и динамический расчёт разойдётся с fixed_cost; для трансфера признак — только метка записи.</w:t>
+      </w:r>
+    </w:p>
+    <w:p>
+      <w:r>
+        <w:rPr>
+          <w:b/>
+        </w:rPr>
+        <w:t xml:space="preserve">Источник. </w:t>
+      </w:r>
+      <w:r>
+        <w:t>`[КОД]` tariff-main (2)/.../CalculateServiceImpl.java:318-324 (isNightTrip); TaxiTariff.java:171-173 (is_night_tariff).</w:t>
+      </w:r>
+    </w:p>
+    <w:p>
+      <w:r>
+        <w:rPr>
+          <w:b/>
+        </w:rPr>
+        <w:t>Варианты:</w:t>
+      </w:r>
+    </w:p>
+    <w:p>
+      <w:r>
+        <w:rPr>
+          <w:b w:val="0"/>
+        </w:rPr>
+        <w:t>• А. Запретить (проверять время подачи для ночных и дневных маршрутов).</w:t>
+      </w:r>
+    </w:p>
+    <w:p>
+      <w:r>
+        <w:rPr>
+          <w:b w:val="0"/>
+        </w:rPr>
+        <w:t>• Б. Разрешить: цена фиксирована, признак — только метка.</w:t>
+      </w:r>
+    </w:p>
+    <w:p>
+      <w:r>
+        <w:rPr>
+          <w:b w:val="0"/>
+        </w:rPr>
+        <w:t>• В. Для такси проверять, для трансфера разрешить.</w:t>
+      </w:r>
+    </w:p>
+    <w:p>
+      <w:r>
+        <w:rPr>
+          <w:b/>
+        </w:rPr>
+        <w:t xml:space="preserve">Лучший вариант (предложение). </w:t>
+      </w:r>
+      <w:r>
+        <w:t>А для такси (тариф зависит от времени), для трансфера уточнить у заказчика. Решение фиксируется в T04.1.</w:t>
+      </w:r>
+    </w:p>
+    <w:p>
+      <w:r>
+        <w:rPr>
+          <w:b/>
+        </w:rPr>
+        <w:t xml:space="preserve">Что нужно узнать. </w:t>
+      </w:r>
+      <w:r>
+        <w:t>Заказчик.</w:t>
+      </w:r>
+    </w:p>
+    <w:p>
+      <w:r>
+        <w:rPr>
+          <w:b/>
+        </w:rPr>
+        <w:t>П11. Лимит многоточечных заявок: 3 в сутки на пассажира (важность: Высокий; кому: Заказчик + владелец проверок заявок)</w:t>
+      </w:r>
+    </w:p>
+    <w:p>
+      <w:r>
+        <w:rPr>
+          <w:b/>
+        </w:rPr>
+        <w:t xml:space="preserve">Что в v1.8. </w:t>
+      </w:r>
+      <w:r>
+        <w:t>Раздел 8, D10: минимум 3 точки; «попадает под лимит многоточечных заявок (по умолчанию 3 в сутки на пассажира) — согласовать».</w:t>
+      </w:r>
+    </w:p>
+    <w:p>
+      <w:r>
+        <w:rPr>
+          <w:b/>
+        </w:rPr>
+        <w:t xml:space="preserve">Проблема / что установлено. </w:t>
+      </w:r>
+      <w:r>
+        <w:t>Следствие в v1.8 не названо: любой избранный маршрут (3 точки и больше) — многоточечная заявка, и четвёртая заявка пассажира за сутки будет отклонена проверкой, даже если маршруты разные. Для сценария Манжерока (регулярные поездки) это может быть блокирующим ограничением. Значение на стенде неизвестно.</w:t>
+      </w:r>
+    </w:p>
+    <w:p>
+      <w:r>
+        <w:rPr>
+          <w:b/>
+        </w:rPr>
+        <w:t xml:space="preserve">Источник. </w:t>
+      </w:r>
+      <w:r>
+        <w:t>`[КОД]` request-checks-main (MAX_MULTIPOINT_REQUESTS, по умолчанию 3 в сутки на пассажира, &gt;2 точек).</w:t>
+      </w:r>
+    </w:p>
+    <w:p>
+      <w:r>
+        <w:rPr>
+          <w:b/>
+        </w:rPr>
+        <w:t>Варианты:</w:t>
+      </w:r>
+    </w:p>
+    <w:p>
+      <w:r>
+        <w:rPr>
+          <w:b w:val="0"/>
+        </w:rPr>
+        <w:t>• А. Исключить заявки со связью favorite_route_id из этого лимита (изменение request-checks, объём — T04.1).</w:t>
+      </w:r>
+    </w:p>
+    <w:p>
+      <w:r>
+        <w:rPr>
+          <w:b w:val="0"/>
+        </w:rPr>
+        <w:t>• Б. Повысить лимит настройкой (для всех или для организации).</w:t>
+      </w:r>
+    </w:p>
+    <w:p>
+      <w:r>
+        <w:rPr>
+          <w:b w:val="0"/>
+        </w:rPr>
+        <w:t>• В. Оставить: лимит остаётся бизнес-ограничением.</w:t>
+      </w:r>
+    </w:p>
+    <w:p>
+      <w:r>
+        <w:rPr>
+          <w:b/>
+        </w:rPr>
+        <w:t xml:space="preserve">Лучший вариант (предложение). </w:t>
+      </w:r>
+      <w:r>
+        <w:t>А: лимит рассчитан на нестандартные заявки, а избранные маршруты согласованы заранее.</w:t>
+      </w:r>
+    </w:p>
+    <w:p>
+      <w:r>
+        <w:rPr>
+          <w:b/>
+        </w:rPr>
+        <w:t xml:space="preserve">Что нужно узнать. </w:t>
+      </w:r>
+      <w:r>
+        <w:t>Заказчик: допустимо ли ограничение; владелец request-checks: можно ли исключение.</w:t>
+      </w:r>
+    </w:p>
+    <w:p>
+      <w:r>
+        <w:rPr>
+          <w:b/>
+        </w:rPr>
+        <w:t>П12. База: совпадение первой и последней точек и справочник баз (важность: Средний; кому: Заказчик)</w:t>
+      </w:r>
+    </w:p>
+    <w:p>
+      <w:r>
+        <w:rPr>
+          <w:b/>
+        </w:rPr>
+        <w:t xml:space="preserve">Что в v1.8. </w:t>
+      </w:r>
+      <w:r>
+        <w:t>Раздел 4: первая и последняя точки — база; «проверка совпадения первых и последних адресов не требуется»; на встрече 24.09: «пока предварительно договорились».</w:t>
+      </w:r>
+    </w:p>
+    <w:p>
+      <w:r>
+        <w:rPr>
+          <w:b/>
+        </w:rPr>
+        <w:t xml:space="preserve">Проблема / что установлено. </w:t>
+      </w:r>
+      <w:r>
+        <w:t>Договорённость предварительная. Если адреса не проверяются, маршрут можно сохранить, не возвращающимся на базу, а база будет вводиться вручную каждый раз (опечатки, разные написания). Адресный сервис умеет хранить адреса встречи организации (/meeting), это возможный источник «базы».</w:t>
+      </w:r>
+    </w:p>
+    <w:p>
+      <w:r>
+        <w:rPr>
+          <w:b/>
+        </w:rPr>
+        <w:t xml:space="preserve">Источник. </w:t>
+      </w:r>
+      <w:r>
+        <w:t>`[КОД]` OpenAPI «Платформа — Адреса» 3.16.0 (/meeting, MeetingAddress); раздел 4 v1.8.</w:t>
+      </w:r>
+    </w:p>
+    <w:p>
+      <w:r>
+        <w:rPr>
+          <w:b/>
+        </w:rPr>
+        <w:t>Варианты:</w:t>
+      </w:r>
+    </w:p>
+    <w:p>
+      <w:r>
+        <w:rPr>
+          <w:b w:val="0"/>
+        </w:rPr>
+        <w:t>• А. Не проверять (v1.8).</w:t>
+      </w:r>
+    </w:p>
+    <w:p>
+      <w:r>
+        <w:rPr>
+          <w:b w:val="0"/>
+        </w:rPr>
+        <w:t>• Б. Предупреждение, если координаты первой и последней точек отличаются больше допуска.</w:t>
+      </w:r>
+    </w:p>
+    <w:p>
+      <w:r>
+        <w:rPr>
+          <w:b w:val="0"/>
+        </w:rPr>
+        <w:t>• В. Запрет сохранения при несовпадении.</w:t>
+      </w:r>
+    </w:p>
+    <w:p>
+      <w:r>
+        <w:rPr>
+          <w:b w:val="0"/>
+        </w:rPr>
+        <w:t>• Г. База выбирается из справочника баз организации; в маршруте хранятся её координаты и адрес.</w:t>
+      </w:r>
+    </w:p>
+    <w:p>
+      <w:r>
+        <w:rPr>
+          <w:b/>
+        </w:rPr>
+        <w:t xml:space="preserve">Лучший вариант (предложение). </w:t>
+      </w:r>
+      <w:r>
+        <w:t>Б сейчас, вопрос о справочнике баз (Г) — заказчику: он снижает опечатки, но добавляет сущность.</w:t>
+      </w:r>
+    </w:p>
+    <w:p>
+      <w:r>
+        <w:rPr>
+          <w:b/>
+        </w:rPr>
+        <w:t xml:space="preserve">Что нужно узнать. </w:t>
+      </w:r>
+      <w:r>
+        <w:t>Заказчик.</w:t>
+      </w:r>
+    </w:p>
+    <w:p>
+      <w:r>
+        <w:rPr>
+          <w:b/>
+        </w:rPr>
+        <w:t>П13. Роли и видимость: кто создаёт, кто видит, что значит организация (важность: Средний; кому: Заказчик + архитектор)</w:t>
+      </w:r>
+    </w:p>
+    <w:p>
+      <w:r>
+        <w:rPr>
+          <w:b/>
+        </w:rPr>
+        <w:t xml:space="preserve">Что в v1.8. </w:t>
+      </w:r>
+      <w:r>
+        <w:t>Раздел 1: «Записи создаёт и редактирует авторизованный пользователь с доступом к корпоративному кабинету». Раздел 5: приложение проверяет принадлежность организации.</w:t>
+      </w:r>
+    </w:p>
+    <w:p>
+      <w:r>
+        <w:rPr>
+          <w:b/>
+        </w:rPr>
+        <w:t xml:space="preserve">Проблема / что установлено. </w:t>
+      </w:r>
+      <w:r>
+        <w:t>Не определены роли (кто создаёт, редактирует, деактивирует), видят ли маршруты все сотрудники организации при оформлении заявки, видит ли маршруты всех организаций пользователь с data_master, и сколько организаций у клиента Манжерок. В платформе один пользователь = один сотрудник = одна организация, права проверяются в библиотеке authorization (организация из токена, @CheckOrganizationAccess, обход data_master).</w:t>
+      </w:r>
+    </w:p>
+    <w:p>
+      <w:r>
+        <w:rPr>
+          <w:b/>
+        </w:rPr>
+        <w:t xml:space="preserve">Источник. </w:t>
+      </w:r>
+      <w:r>
+        <w:t>`[КОД]` authorization-main/.../CheckUserAccessServiceImpl.java:44-56; уникальный индекс employee.user_id.</w:t>
+      </w:r>
+    </w:p>
+    <w:p>
+      <w:r>
+        <w:rPr>
+          <w:b/>
+        </w:rPr>
+        <w:t>Варианты:</w:t>
+      </w:r>
+    </w:p>
+    <w:p>
+      <w:r>
+        <w:rPr>
+          <w:b w:val="0"/>
+        </w:rPr>
+        <w:t>• А. Маршруты принадлежат организации, права и роли проверяются библиотекой authorization; роль для изменения задаётся отдельно.</w:t>
+      </w:r>
+    </w:p>
+    <w:p>
+      <w:r>
+        <w:rPr>
+          <w:b w:val="0"/>
+        </w:rPr>
+        <w:t>• Б. Общий справочник для всех организаций, organization_id только как создатель.</w:t>
+      </w:r>
+    </w:p>
+    <w:p>
+      <w:r>
+        <w:rPr>
+          <w:b w:val="0"/>
+        </w:rPr>
+        <w:t>• В. Маршрут доступен набору организаций (связь многие-ко-многим).</w:t>
+      </w:r>
+    </w:p>
+    <w:p>
+      <w:r>
+        <w:rPr>
+          <w:b/>
+        </w:rPr>
+        <w:t xml:space="preserve">Лучший вариант (предложение). </w:t>
+      </w:r>
+      <w:r>
+        <w:t>А: соответствует платформе; уточнить число организаций Манжерока и роли.</w:t>
+      </w:r>
+    </w:p>
+    <w:p>
+      <w:r>
+        <w:rPr>
+          <w:b/>
+        </w:rPr>
+        <w:t xml:space="preserve">Что нужно узнать. </w:t>
+      </w:r>
+      <w:r>
+        <w:t>Заказчик: роли и число организаций; архитектор: способ проверки.</w:t>
+      </w:r>
+    </w:p>
+    <w:p>
+      <w:r>
+        <w:rPr>
+          <w:b/>
+        </w:rPr>
+        <w:t>П14. Число точек: минимум 3, максимум 10 и смысл «вместе с точками локации» (важность: Средний; кому: Заказчик + интеграторы (диспетчерская))</w:t>
+      </w:r>
+    </w:p>
+    <w:p>
+      <w:r>
+        <w:rPr>
+          <w:b/>
+        </w:rPr>
+        <w:t xml:space="preserve">Что в v1.8. </w:t>
+      </w:r>
+      <w:r>
+        <w:t>Разделы 1, 4, 5 и DDL: 3–10 точек, включая базу; CHECK в БД.</w:t>
+      </w:r>
+    </w:p>
+    <w:p>
+      <w:r>
+        <w:rPr>
+          <w:b/>
+        </w:rPr>
+        <w:t xml:space="preserve">Проблема / что установлено. </w:t>
+      </w:r>
+      <w:r>
+        <w:t>На встрече 30.09 сказано: «10 точек вместе с точками локации» и «лимит 10 связан с навигатором диспетчерской». Непонятно, добавляет ли диспетчерская свои точки (подача, адрес водителя) к точкам заявки; если да, фактический предел для избранного ниже 10. Кроме того, бизнес-лимиты жёстко зашиты в CHECK: смена значения потребует миграции. В API заявки допустимо 2–50 точек.</w:t>
+      </w:r>
+    </w:p>
+    <w:p>
+      <w:r>
+        <w:rPr>
+          <w:b/>
+        </w:rPr>
+        <w:t xml:space="preserve">Источник. </w:t>
+      </w:r>
+      <w:r>
+        <w:t>`[КОД]` passenger_request-main/.../ExpectedDataDTO.java (@Size 2..50); протокол встречи 30.09 (раздел 9 v1.8).</w:t>
+      </w:r>
+    </w:p>
+    <w:p>
+      <w:r>
+        <w:rPr>
+          <w:b/>
+        </w:rPr>
+        <w:t>Варианты:</w:t>
+      </w:r>
+    </w:p>
+    <w:p>
+      <w:r>
+        <w:rPr>
+          <w:b w:val="0"/>
+        </w:rPr>
+        <w:t>• А. Как в v1.8: 3–10 в CHECK.</w:t>
+      </w:r>
+    </w:p>
+    <w:p>
+      <w:r>
+        <w:rPr>
+          <w:b w:val="0"/>
+        </w:rPr>
+        <w:t>• Б. Лимиты в конфигурации сервиса и в приложении, CHECK в БД широкий (2…50, как в API заявки).</w:t>
+      </w:r>
+    </w:p>
+    <w:p>
+      <w:r>
+        <w:rPr>
+          <w:b w:val="0"/>
+        </w:rPr>
+        <w:t>• В. Уменьшить максимум (например, до 8), оставив запас на точки диспетчерской.</w:t>
+      </w:r>
+    </w:p>
+    <w:p>
+      <w:r>
+        <w:rPr>
+          <w:b/>
+        </w:rPr>
+        <w:t xml:space="preserve">Лучший вариант (предложение). </w:t>
+      </w:r>
+      <w:r>
+        <w:t>Б, пока интеграторы не подтвердят, что именно считается в 10 точках.</w:t>
+      </w:r>
+    </w:p>
+    <w:p>
+      <w:r>
+        <w:rPr>
+          <w:b/>
+        </w:rPr>
+        <w:t xml:space="preserve">Что нужно узнать. </w:t>
+      </w:r>
+      <w:r>
+        <w:t>Интеграторы: что считается в лимите диспетчерской; заказчик: минимум 2 или 3.</w:t>
+      </w:r>
+    </w:p>
+    <w:p>
+      <w:r>
+        <w:rPr>
+          <w:b/>
+          <w:sz w:val="24"/>
+        </w:rPr>
+        <w:t>В. Архитектору / по коду</w:t>
+      </w:r>
+    </w:p>
+    <w:p>
+      <w:r>
+        <w:rPr>
+          <w:b/>
+        </w:rPr>
+        <w:t>П15. История: правила текстового представления значений (важность: Средний; кому: Архитектор)</w:t>
+      </w:r>
+    </w:p>
+    <w:p>
+      <w:r>
+        <w:rPr>
+          <w:b/>
+        </w:rPr>
+        <w:t xml:space="preserve">Что в v1.8. </w:t>
+      </w:r>
+      <w:r>
+        <w:t>Раздел 3, favorite_route_history: old_value и new_value — text; для waypoints — JSON целиком; раздел 5 о null.</w:t>
+      </w:r>
+    </w:p>
+    <w:p>
+      <w:r>
+        <w:rPr>
+          <w:b/>
+        </w:rPr>
+        <w:t xml:space="preserve">Проблема / что установлено. </w:t>
+      </w:r>
+      <w:r>
+        <w:t>Правила записи в text не заданы: boolean, дата, numeric (масштаб 12.3 или 12.300), uuid, NULL и пустая строка, каноническая форма jsonb (порядок ключей). От этого зависит, как определять «значение изменилось» и как восстанавливать условия заявки на дату. UNIQUE по (маршрут, поле, версия) корректен.</w:t>
+      </w:r>
+    </w:p>
+    <w:p>
+      <w:r>
+        <w:rPr>
+          <w:b/>
+        </w:rPr>
+        <w:t xml:space="preserve">Источник. </w:t>
+      </w:r>
+      <w:r>
+        <w:t>`[КОД]` DDL v1.8 (favorite_route_history), раздел 5.</w:t>
+      </w:r>
+    </w:p>
+    <w:p>
+      <w:r>
+        <w:rPr>
+          <w:b/>
+        </w:rPr>
+        <w:t>Варианты:</w:t>
+      </w:r>
+    </w:p>
+    <w:p>
+      <w:r>
+        <w:rPr>
+          <w:b w:val="0"/>
+        </w:rPr>
+        <w:t>• А. Значения приводятся к тексту средствами PostgreSQL (`::text`): для jsonb это каноническая форма.</w:t>
+      </w:r>
+    </w:p>
+    <w:p>
+      <w:r>
+        <w:rPr>
+          <w:b w:val="0"/>
+        </w:rPr>
+        <w:t>• Б. Явные правила в приложении: NULL → SQL NULL; boolean → true/false; date → ISO-8601; numeric → со значащими цифрами; uuid → нижний регистр; waypoints → jsonb::text после сохранения.</w:t>
+      </w:r>
+    </w:p>
+    <w:p>
+      <w:r>
+        <w:rPr>
+          <w:b/>
+        </w:rPr>
+        <w:t xml:space="preserve">Лучший вариант (предложение). </w:t>
+      </w:r>
+      <w:r>
+        <w:t>Б с проверкой «изменилось ли поле» по типизированным значениям, а не по тексту.</w:t>
+      </w:r>
+    </w:p>
+    <w:p>
+      <w:r>
+        <w:rPr>
+          <w:b/>
+        </w:rPr>
+        <w:t xml:space="preserve">Что нужно узнать. </w:t>
+      </w:r>
+      <w:r>
+        <w:t>Архитектор.</w:t>
+      </w:r>
+    </w:p>
+    <w:p>
+      <w:r>
+        <w:rPr>
+          <w:b/>
+        </w:rPr>
+        <w:t>П16. @Version вместе с UUID, который генерирует приложение (важность: Низкий; кому: Разработчик T01.2)</w:t>
+      </w:r>
+    </w:p>
+    <w:p>
+      <w:r>
+        <w:rPr>
+          <w:b/>
+        </w:rPr>
+        <w:t xml:space="preserve">Что в v1.8. </w:t>
+      </w:r>
+      <w:r>
+        <w:t>Раздел 3: id генерирует приложение; version int4 DEFAULT 0; JPA @Version.</w:t>
+      </w:r>
+    </w:p>
+    <w:p>
+      <w:r>
+        <w:rPr>
+          <w:b/>
+        </w:rPr>
+        <w:t xml:space="preserve">Проблема / что установлено. </w:t>
+      </w:r>
+      <w:r>
+        <w:t>`[ПРЕДПОЛОЖЕНИЕ]` по известному поведению Spring Data/Hibernate (на стенде не проверялось): при заданном заранее id и примитивном int version = 0 метод save() не считает сущность новой, выполняет merge с лишним SELECT и может падать с ошибкой устаревшего состояния. В платформе @Version нигде не используется, готового образца нет.</w:t>
+      </w:r>
+    </w:p>
+    <w:p>
+      <w:r>
+        <w:rPr>
+          <w:b/>
+        </w:rPr>
+        <w:t xml:space="preserve">Источник. </w:t>
+      </w:r>
+      <w:r>
+        <w:t>`[КОД]` @Version в пассажирских сервисах отсутствует (раздел 8 v1.8); поведение Hibernate — не запускалось.</w:t>
+      </w:r>
+    </w:p>
+    <w:p>
+      <w:r>
+        <w:rPr>
+          <w:b/>
+        </w:rPr>
+        <w:t>Варианты:</w:t>
+      </w:r>
+    </w:p>
+    <w:p>
+      <w:r>
+        <w:rPr>
+          <w:b w:val="0"/>
+        </w:rPr>
+        <w:t>• А. Поле version типа Integer, null у новой записи (JPA проставит 0).</w:t>
+      </w:r>
+    </w:p>
+    <w:p>
+      <w:r>
+        <w:rPr>
+          <w:b w:val="0"/>
+        </w:rPr>
+        <w:t>• Б. Реализовать Persistable&lt;UUID&gt; и явно определять «новую» запись.</w:t>
+      </w:r>
+    </w:p>
+    <w:p>
+      <w:r>
+        <w:rPr>
+          <w:b/>
+        </w:rPr>
+        <w:t xml:space="preserve">Лучший вариант (предложение). </w:t>
+      </w:r>
+      <w:r>
+        <w:t>А + Б; проверить интеграционным тестом создание, изменение и конфликт версий.</w:t>
+      </w:r>
+    </w:p>
+    <w:p>
+      <w:r>
+        <w:rPr>
+          <w:b/>
+        </w:rPr>
+        <w:t xml:space="preserve">Что нужно узнать. </w:t>
+      </w:r>
+      <w:r>
+        <w:t>Разработчик.</w:t>
+      </w:r>
+    </w:p>
+    <w:p>
+      <w:r>
+        <w:rPr>
+          <w:b/>
+        </w:rPr>
+        <w:t>П17. Строка адреса для диспетчерской и название точки; building/structure (важность: Низкий; кому: Заказчик + разработчик)</w:t>
+      </w:r>
+    </w:p>
+    <w:p>
+      <w:r>
+        <w:rPr>
+          <w:b/>
+        </w:rPr>
+        <w:t xml:space="preserve">Что в v1.8. </w:t>
+      </w:r>
+      <w:r>
+        <w:t>Раздел 4: название точки формируется из адреса; building и structure передаются по имени поля.</w:t>
+      </w:r>
+    </w:p>
+    <w:p>
+      <w:r>
+        <w:rPr>
+          <w:b/>
+        </w:rPr>
+        <w:t xml:space="preserve">Проблема / что установлено. </w:t>
+      </w:r>
+      <w:r>
+        <w:t>Согласен с решением «по имени»: платформа сама переносит поля по имени. Диспетчерской уходит строка Address.toStringTrimmed() — части через запятую в порядке «страна, регион, город, улица, дом, building, structure» без подписей «корп.»/«стр.»; null-части пропускаются. Если название точки в списке избранного будет формироваться иначе, пользователь и диспетчер увидят разные строки. Расхождение «корпус/строение» касается только текстовых описаний полей, но какое значение адресный сервис кладёт в building для «корпус 2», нужно один раз проверить на стенде.</w:t>
+      </w:r>
+    </w:p>
+    <w:p>
+      <w:r>
+        <w:rPr>
+          <w:b/>
+        </w:rPr>
+        <w:t xml:space="preserve">Источник. </w:t>
+      </w:r>
+      <w:r>
+        <w:t>`[КОД]` passenger_request-main/.../model/Address.java:116-137; OutContractorTaxiTripMessageMapperImpl.java:313-317 (name = address.toStringTrimmed()).</w:t>
+      </w:r>
+    </w:p>
+    <w:p>
+      <w:r>
+        <w:rPr>
+          <w:b/>
+        </w:rPr>
+        <w:t>Варианты:</w:t>
+      </w:r>
+    </w:p>
+    <w:p>
+      <w:r>
+        <w:rPr>
+          <w:b w:val="0"/>
+        </w:rPr>
+        <w:t>• А. Для названия точки использовать ту же склейку, что у диспетчерской.</w:t>
+      </w:r>
+    </w:p>
+    <w:p>
+      <w:r>
+        <w:rPr>
+          <w:b w:val="0"/>
+        </w:rPr>
+        <w:t>• Б. Для интерфейса формировать строку с подписями («д. 1, корп. 2»), для диспетчерской оставить как есть.</w:t>
+      </w:r>
+    </w:p>
+    <w:p>
+      <w:r>
+        <w:rPr>
+          <w:b/>
+        </w:rPr>
+        <w:t xml:space="preserve">Лучший вариант (предложение). </w:t>
+      </w:r>
+      <w:r>
+        <w:t>Б: понятнее пользователю, при этом диспетчерская получает то, что получает сейчас; подтвердить заказчиком.</w:t>
+      </w:r>
+    </w:p>
+    <w:p>
+      <w:r>
+        <w:rPr>
+          <w:b/>
+        </w:rPr>
+        <w:t xml:space="preserve">Что нужно узнать. </w:t>
+      </w:r>
+      <w:r>
+        <w:t>Заказчик; проверка [СТЕНД].</w:t>
+      </w:r>
+    </w:p>
+    <w:p>
+      <w:r>
+        <w:rPr>
+          <w:b/>
+        </w:rPr>
+        <w:t>П18. Единицы ожидания при вызове тарифа: неявная зависимость от Jackson (важность: Средний; кому: Разработчик T01.4)</w:t>
+      </w:r>
+    </w:p>
+    <w:p>
+      <w:r>
+        <w:rPr>
+          <w:b/>
+        </w:rPr>
+        <w:t xml:space="preserve">Что в v1.8. </w:t>
+      </w:r>
+      <w:r>
+        <w:t>Раздел 4: «при создании заявки единицы не преобразуются»; T01.4 — контракт расчёта.</w:t>
+      </w:r>
+    </w:p>
+    <w:p>
+      <w:r>
+        <w:rPr>
+          <w:b/>
+        </w:rPr>
+        <w:t xml:space="preserve">Проблема / что установлено. </w:t>
+      </w:r>
+      <w:r>
+        <w:t>Сервис тарифов принимает waitTime как Duration, берёт секунды и делит их на 1000, затем переводит в минуты. Это даёт верный результат только если число в JSON (миллисекунды) читается как секунды, то есть по умолчанию Jackson для Duration. Это неявное допущение. Если контракт T01.4 передаст ожидание иначе (секунды, строка ISO-8601 или значение через другой преобразователь), стоимость ожидания обнулится или исказится без ошибки. Для заявки (WaypointDTO + MillisDurationConverter) всё корректно.</w:t>
+      </w:r>
+    </w:p>
+    <w:p>
+      <w:r>
+        <w:rPr>
+          <w:b/>
+        </w:rPr>
+        <w:t xml:space="preserve">Источник. </w:t>
+      </w:r>
+      <w:r>
+        <w:t>`[КОД]` tariff-main (2)/.../CalculateServiceImpl.java:130-134, 877-882, 1027-1030; `[ПРЕДПОЛОЖЕНИЕ]` десериализация в контракте тарифа не запускалась.</w:t>
+      </w:r>
+    </w:p>
+    <w:p>
+      <w:r>
+        <w:rPr>
+          <w:b/>
+        </w:rPr>
+        <w:t>Варианты:</w:t>
+      </w:r>
+    </w:p>
+    <w:p>
+      <w:r>
+        <w:rPr>
+          <w:b w:val="0"/>
+        </w:rPr>
+        <w:t>• А. Тест в T01.4: ожидание 120 минут (7 200 000 мс), сравнить recommended_cost с ручным расчётом по тарифу.</w:t>
+      </w:r>
+    </w:p>
+    <w:p>
+      <w:r>
+        <w:rPr>
+          <w:b w:val="0"/>
+        </w:rPr>
+        <w:t>• Б. Контрактный тест на преобразование единиц на границе избранное → тариф.</w:t>
+      </w:r>
+    </w:p>
+    <w:p>
+      <w:r>
+        <w:rPr>
+          <w:b/>
+        </w:rPr>
+        <w:t xml:space="preserve">Лучший вариант (предложение). </w:t>
+      </w:r>
+      <w:r>
+        <w:t>А + Б.</w:t>
+      </w:r>
+    </w:p>
+    <w:p>
+      <w:r>
+        <w:rPr>
+          <w:b/>
+        </w:rPr>
+        <w:t xml:space="preserve">Что нужно узнать. </w:t>
+      </w:r>
+      <w:r>
+        <w:t>Разработчик T01.4.</w:t>
+      </w:r>
+    </w:p>
+    <w:p>
+      <w:r>
+        <w:rPr>
+          <w:b/>
+        </w:rPr>
+        <w:t>П19. Ограничения в DDL: неотрицательность и согласованность расчётных полей (важность: Низкий; кому: Архитектор)</w:t>
+      </w:r>
+    </w:p>
+    <w:p>
+      <w:r>
+        <w:rPr>
+          <w:b/>
+        </w:rPr>
+        <w:t xml:space="preserve">Что в v1.8. </w:t>
+      </w:r>
+      <w:r>
+        <w:t>DDL v1.8: CHECK только на fixed_cost &gt; 0, число точек и период.</w:t>
+      </w:r>
+    </w:p>
+    <w:p>
+      <w:r>
+        <w:rPr>
+          <w:b/>
+        </w:rPr>
+        <w:t xml:space="preserve">Проблема / что установлено. </w:t>
+      </w:r>
+      <w:r>
+        <w:t>Нет ограничений: recommended_cost ≥ 0, total_km ≥ 0, travel_time ≥ 0, total_time ≥ travel_time, route_name не пустой (после trim), transport_type из двух допустимых значений. Совместимость service_class и transport_type остаётся на приложении (список классов меняется).</w:t>
+      </w:r>
+    </w:p>
+    <w:p>
+      <w:r>
+        <w:rPr>
+          <w:b/>
+        </w:rPr>
+        <w:t xml:space="preserve">Источник. </w:t>
+      </w:r>
+      <w:r>
+        <w:t>`[КОД]` DDL v1.8, раздел 6.</w:t>
+      </w:r>
+    </w:p>
+    <w:p>
+      <w:r>
+        <w:rPr>
+          <w:b/>
+        </w:rPr>
+        <w:t>Варианты:</w:t>
+      </w:r>
+    </w:p>
+    <w:p>
+      <w:r>
+        <w:rPr>
+          <w:b w:val="0"/>
+        </w:rPr>
+        <w:t>• А. Добавить перечисленные CHECK (кроме service_class).</w:t>
+      </w:r>
+    </w:p>
+    <w:p>
+      <w:r>
+        <w:rPr>
+          <w:b w:val="0"/>
+        </w:rPr>
+        <w:t>• Б. Оставить всё на приложении, как в v1.8.</w:t>
+      </w:r>
+    </w:p>
+    <w:p>
+      <w:r>
+        <w:rPr>
+          <w:b/>
+        </w:rPr>
+        <w:t xml:space="preserve">Лучший вариант (предложение). </w:t>
+      </w:r>
+      <w:r>
+        <w:t>А: стабильные правила дёшево закрепить в БД.</w:t>
+      </w:r>
+    </w:p>
+    <w:p>
+      <w:r>
+        <w:rPr>
+          <w:b/>
+        </w:rPr>
+        <w:t xml:space="preserve">Что нужно узнать. </w:t>
+      </w:r>
+      <w:r>
+        <w:t>Архитектор.</w:t>
       </w:r>
     </w:p>
     <w:sectPr>

--- a/Вопрос ответ.docx
+++ b/Вопрос ответ.docx
@@ -13709,7 +13709,7 @@
         <w:t xml:space="preserve">Проблема / что установлено. </w:t>
       </w:r>
       <w:r>
-        <w:t>В расчёте такси бесплатный лимит вычитается только из ожидания на первой точке, а ожидание на промежуточных точках оплачивается по ставке waitCostPerMinIntermediate без вычета. Раз у избранного маршрута на первой точке (база) ожидания нет, бесплатное ожидание по тарифу такси к остановкам маршрута не применяется. В трансфере лимит вычитается на каждой точке отдельно. Показ значения тарифа «бесплатное ожидание N мин» для такси вводит в заблуждение; для трансфера нужно уточнить, что лимит на каждой точке. В v1.8 это отмечено как проверка T01.4, но вывод для виджетов не сделан.</w:t>
+        <w:t>В расчёте такси бесплатный лимит вычитается только из отдельного входного поля TripDto.waitingTime («время ожидания в первой точке подачи», по умолчанию 0), а не из waypoints[].waitTime. Ожидание из waypoints суммируется по всем точкам и оплачивается по ставке waitCostPerMinIntermediate без вычета. В доступном коде клиента, заявок и SRM поле waitingTime при расчёте не заполняется (поиск по коду), так что по умолчанию лимит для такси не применяется вовсе. Раз у избранного маршрута на первой точке (база) ожидания нет, бесплатное ожидание по тарифу такси к остановкам маршрута не применяется. В трансфере лимит вычитается на каждой точке отдельно. Показ значения тарифа «бесплатное ожидание N мин» для такси вводит в заблуждение; для трансфера нужно уточнить, что лимит на каждой точке. В v1.8 это отмечено как проверка T01.4, но вывод для виджетов не сделан.</w:t>
       </w:r>
     </w:p>
     <w:p>
@@ -13720,7 +13720,7 @@
         <w:t xml:space="preserve">Источник. </w:t>
       </w:r>
       <w:r>
-        <w:t>`[КОД]` tariff-main (2)/.../CalculateServiceImpl.java:1016-1033 (такси: `max(0, waitingTime − freeWaitingTime) × waitCostPerMin + waitCostPerMinIntermediate × сумма ожиданий`), :877-882 (трансфер: вычитание на каждой точке); правило «первая точка» установлено в разделе D отчёта НАХОДКИ.</w:t>
+        <w:t>`[КОД]` tariff-main (2)/.../CalculateServiceImpl.java:1016-1033 (такси: `max(0, waitingTime − freeWaitingTime) × waitCostPerMin + waitCostPerMinIntermediate × сумма ожиданий`), :877-882 (трансфер: вычитание на каждой точке); TripDto.java:56-61 (waitingTime — «время ожидания в первой точке подачи», Duration.ZERO); уточнено 02.10.2026: ранее формулировалось как «вычитается из ожидания на первой точке».</w:t>
       </w:r>
     </w:p>
     <w:p>

--- a/Вопрос ответ.docx
+++ b/Вопрос ответ.docx
@@ -13709,7 +13709,7 @@
         <w:t xml:space="preserve">Проблема / что установлено. </w:t>
       </w:r>
       <w:r>
-        <w:t>В расчёте такси бесплатный лимит вычитается только из отдельного входного поля TripDto.waitingTime («время ожидания в первой точке подачи», по умолчанию 0), а не из waypoints[].waitTime. Ожидание из waypoints суммируется по всем точкам и оплачивается по ставке waitCostPerMinIntermediate без вычета. В доступном коде клиента, заявок и SRM поле waitingTime при расчёте не заполняется (поиск по коду), так что по умолчанию лимит для такси не применяется вовсе. Раз у избранного маршрута на первой точке (база) ожидания нет, бесплатное ожидание по тарифу такси к остановкам маршрута не применяется. В трансфере лимит вычитается на каждой точке отдельно. Показ значения тарифа «бесплатное ожидание N мин» для такси вводит в заблуждение; для трансфера нужно уточнить, что лимит на каждой точке. В v1.8 это отмечено как проверка T01.4, но вывод для виджетов не сделан.</w:t>
+        <w:t>В расчёте такси бесплатный лимит вычитается только из отдельного входного поля TripDto.waitingTime («время ожидания в первой точке подачи», по умолчанию 0), а не из waypoints[].waitTime. Ожидание из waypoints суммируется по всем точкам и оплачивается по ставке waitCostPerMinIntermediate без вычета. Веб-клиент передаёт этому полю значение ожидания первой точки (waitingTime = waypoints[0].waitTime, useCreateTripRequest.ts:514, GroupTransferChoosingBookingInterval.tsx:74), но в интерфейсе у первой точки ожидания нет, поэтому значение 0 и лимит для такси на практике не применяется (исправлено 02.10.2026: ранее здесь было сказано, что клиент это поле не заполняет, это неверно). Мобильное приложение не изучалось. Раз у избранного маршрута на первой точке (база) ожидания нет, бесплатное ожидание по тарифу такси к остановкам маршрута не применяется. В трансфере лимит вычитается на каждой точке отдельно. Показ значения тарифа «бесплатное ожидание N мин» для такси вводит в заблуждение; для трансфера нужно уточнить, что лимит на каждой точке. В v1.8 это отмечено как проверка T01.4, но вывод для виджетов не сделан.</w:t>
       </w:r>
     </w:p>
     <w:p>
